--- a/01-电源电路/03-整流滤波电路/全波整流电路/全波整流电路.docx
+++ b/01-电源电路/03-整流滤波电路/全波整流电路/全波整流电路.docx
@@ -2280,6 +2280,20 @@
     </w:p>
     <w:bookmarkEnd w:id="26"/>
     <w:bookmarkEnd w:id="27"/>
+    <w:p>
+      <w:pPr>
+        <w:spacing w:before="360"/>
+        <w:jc w:val="center"/>
+      </w:pPr>
+      <w:r>
+        <w:rPr>
+          <w:rFonts w:ascii="Times New Roman" w:hAnsi="Times New Roman"/>
+          <w:color w:val="555555"/>
+          <w:sz w:val="21"/>
+        </w:rPr>
+        <w:t>材料收集者：杜文杰</w:t>
+      </w:r>
+    </w:p>
     <w:sectPr>
       <w:headerReference r:id="rId9" w:type="default"/>
       <w:footerReference r:id="rId10" w:type="default"/>

--- a/01-电源电路/03-整流滤波电路/全波整流电路/全波整流电路.docx
+++ b/01-电源电路/03-整流滤波电路/全波整流电路/全波整流电路.docx
@@ -1,6 +1,6 @@
 
 <file path=word/document.xml><?xml version="1.0" encoding="utf-8"?>
-<w:document xmlns:w="http://schemas.openxmlformats.org/wordprocessingml/2006/main" xmlns:m="http://schemas.openxmlformats.org/officeDocument/2006/math" xmlns:r="http://schemas.openxmlformats.org/officeDocument/2006/relationships" xmlns:o="urn:schemas-microsoft-com:office:office" xmlns:v="urn:schemas-microsoft-com:vml" xmlns:w10="urn:schemas-microsoft-com:office:word" xmlns:a="http://schemas.openxmlformats.org/drawingml/2006/main" xmlns:pic="http://schemas.openxmlformats.org/drawingml/2006/picture" xmlns:wp="http://schemas.openxmlformats.org/drawingml/2006/wordprocessingDrawing">
+<w:document xmlns:m="http://schemas.openxmlformats.org/officeDocument/2006/math" xmlns:r="http://schemas.openxmlformats.org/officeDocument/2006/relationships" xmlns:w="http://schemas.openxmlformats.org/wordprocessingml/2006/main" xmlns:o="urn:schemas-microsoft-com:office:office" xmlns:v="urn:schemas-microsoft-com:vml" xmlns:w10="urn:schemas-microsoft-com:office:word" xmlns:a="http://schemas.openxmlformats.org/drawingml/2006/main" xmlns:pic="http://schemas.openxmlformats.org/drawingml/2006/picture" xmlns:wp="http://schemas.openxmlformats.org/drawingml/2006/wordprocessingDrawing">
   <w:body>
     <w:bookmarkStart w:id="27" w:name="全波整流电路"/>
     <w:p>
@@ -9,7 +9,7 @@
       </w:pPr>
       <w:r>
         <w:rPr>
-          <w:rFonts w:hint="eastAsia"/>
+          <w:rFonts w:hint="eastAsia" w:eastAsia="黑体"/>
         </w:rPr>
         <w:t xml:space="preserve">全波整流电路</w:t>
       </w:r>
@@ -21,7 +21,7 @@
       </w:pPr>
       <w:r>
         <w:rPr>
-          <w:rFonts w:hint="eastAsia"/>
+          <w:rFonts w:hint="eastAsia" w:eastAsia="黑体"/>
         </w:rPr>
         <w:t xml:space="preserve">拓扑描述</w:t>
       </w:r>
@@ -32,20 +32,26 @@
       </w:pPr>
       <w:r>
         <w:rPr>
-          <w:rFonts w:hint="eastAsia"/>
+          <w:rFonts w:hint="eastAsia" w:eastAsia="黑体"/>
         </w:rPr>
         <w:t xml:space="preserve">由带中心抽头的变压器</w:t>
       </w:r>
       <w:r>
+        <w:rPr>
+          <w:rFonts w:eastAsia="黑体"/>
+        </w:rPr>
         <w:t xml:space="preserve"> </w:t>
       </w:r>
       <w:r>
         <w:rPr>
-          <w:rFonts w:hint="eastAsia"/>
+          <w:rFonts w:hint="eastAsia" w:eastAsia="黑体"/>
         </w:rPr>
         <w:t xml:space="preserve">T、两只整流二极管</w:t>
       </w:r>
       <w:r>
+        <w:rPr>
+          <w:rFonts w:eastAsia="黑体"/>
+        </w:rPr>
         <w:t xml:space="preserve"> </w:t>
       </w:r>
       <m:oMath>
@@ -63,6 +69,9 @@
         </m:sSub>
       </m:oMath>
       <w:r>
+        <w:rPr>
+          <w:rFonts w:eastAsia="黑体"/>
+        </w:rPr>
         <w:t xml:space="preserve">、</w:t>
       </w:r>
       <m:oMath>
@@ -80,15 +89,21 @@
         </m:sSub>
       </m:oMath>
       <w:r>
+        <w:rPr>
+          <w:rFonts w:eastAsia="黑体"/>
+        </w:rPr>
         <w:t xml:space="preserve"> </w:t>
       </w:r>
       <w:r>
         <w:rPr>
-          <w:rFonts w:hint="eastAsia"/>
+          <w:rFonts w:hint="eastAsia" w:eastAsia="黑体"/>
         </w:rPr>
         <w:t xml:space="preserve">与负载电阻</w:t>
       </w:r>
       <w:r>
+        <w:rPr>
+          <w:rFonts w:eastAsia="黑体"/>
+        </w:rPr>
         <w:t xml:space="preserve"> </w:t>
       </w:r>
       <m:oMath>
@@ -106,26 +121,32 @@
         </m:sSub>
       </m:oMath>
       <w:r>
+        <w:rPr>
+          <w:rFonts w:eastAsia="黑体"/>
+        </w:rPr>
         <w:t xml:space="preserve"> </w:t>
       </w:r>
       <w:r>
         <w:rPr>
-          <w:rFonts w:hint="eastAsia"/>
+          <w:rFonts w:hint="eastAsia" w:eastAsia="黑体"/>
         </w:rPr>
         <w:t xml:space="preserve">组成。电路共有</w:t>
       </w:r>
       <w:r>
+        <w:rPr>
+          <w:rFonts w:eastAsia="黑体"/>
+        </w:rPr>
         <w:t xml:space="preserve"> 5 </w:t>
       </w:r>
       <w:r>
         <w:rPr>
-          <w:rFonts w:hint="eastAsia"/>
+          <w:rFonts w:hint="eastAsia" w:eastAsia="黑体"/>
         </w:rPr>
         <w:t xml:space="preserve">个关键节点：</w:t>
       </w:r>
       <w:r>
         <w:rPr>
-          <w:rFonts w:hint="eastAsia"/>
+          <w:rFonts w:hint="eastAsia" w:eastAsia="黑体"/>
           <w:b/>
           <w:bCs/>
         </w:rPr>
@@ -133,6 +154,7 @@
       </w:r>
       <w:r>
         <w:rPr>
+          <w:rFonts w:eastAsia="黑体"/>
           <w:b/>
           <w:bCs/>
         </w:rPr>
@@ -140,7 +162,7 @@
       </w:r>
       <w:r>
         <w:rPr>
-          <w:rFonts w:hint="eastAsia"/>
+          <w:rFonts w:hint="eastAsia" w:eastAsia="黑体"/>
           <w:b/>
           <w:bCs/>
         </w:rPr>
@@ -148,11 +170,14 @@
       </w:r>
       <w:r>
         <w:rPr>
-          <w:rFonts w:hint="eastAsia"/>
+          <w:rFonts w:hint="eastAsia" w:eastAsia="黑体"/>
         </w:rPr>
         <w:t xml:space="preserve">（信号源</w:t>
       </w:r>
       <w:r>
+        <w:rPr>
+          <w:rFonts w:eastAsia="黑体"/>
+        </w:rPr>
         <w:t xml:space="preserve"> </w:t>
       </w:r>
       <m:oMath>
@@ -173,26 +198,32 @@
         </m:sSub>
       </m:oMath>
       <w:r>
+        <w:rPr>
+          <w:rFonts w:eastAsia="黑体"/>
+        </w:rPr>
         <w:t xml:space="preserve"> </w:t>
       </w:r>
       <w:r>
         <w:rPr>
-          <w:rFonts w:hint="eastAsia"/>
+          <w:rFonts w:hint="eastAsia" w:eastAsia="黑体"/>
         </w:rPr>
         <w:t xml:space="preserve">接</w:t>
       </w:r>
       <w:r>
+        <w:rPr>
+          <w:rFonts w:eastAsia="黑体"/>
+        </w:rPr>
         <w:t xml:space="preserve"> T </w:t>
       </w:r>
       <w:r>
         <w:rPr>
-          <w:rFonts w:hint="eastAsia"/>
+          <w:rFonts w:hint="eastAsia" w:eastAsia="黑体"/>
         </w:rPr>
         <w:t xml:space="preserve">初级两端）；</w:t>
       </w:r>
       <w:r>
         <w:rPr>
-          <w:rFonts w:hint="eastAsia"/>
+          <w:rFonts w:hint="eastAsia" w:eastAsia="黑体"/>
           <w:b/>
           <w:bCs/>
         </w:rPr>
@@ -200,6 +231,7 @@
       </w:r>
       <w:r>
         <w:rPr>
+          <w:rFonts w:eastAsia="黑体"/>
           <w:b/>
           <w:bCs/>
         </w:rPr>
@@ -207,7 +239,7 @@
       </w:r>
       <w:r>
         <w:rPr>
-          <w:rFonts w:hint="eastAsia"/>
+          <w:rFonts w:hint="eastAsia" w:eastAsia="黑体"/>
           <w:b/>
           <w:bCs/>
         </w:rPr>
@@ -215,20 +247,26 @@
       </w:r>
       <w:r>
         <w:rPr>
-          <w:rFonts w:hint="eastAsia"/>
+          <w:rFonts w:hint="eastAsia" w:eastAsia="黑体"/>
         </w:rPr>
         <w:t xml:space="preserve">（T</w:t>
       </w:r>
       <w:r>
+        <w:rPr>
+          <w:rFonts w:eastAsia="黑体"/>
+        </w:rPr>
         <w:t xml:space="preserve"> </w:t>
       </w:r>
       <w:r>
         <w:rPr>
-          <w:rFonts w:hint="eastAsia"/>
+          <w:rFonts w:hint="eastAsia" w:eastAsia="黑体"/>
         </w:rPr>
         <w:t xml:space="preserve">次级上端与</w:t>
       </w:r>
       <w:r>
+        <w:rPr>
+          <w:rFonts w:eastAsia="黑体"/>
+        </w:rPr>
         <w:t xml:space="preserve"> </w:t>
       </w:r>
       <m:oMath>
@@ -246,17 +284,20 @@
         </m:sSub>
       </m:oMath>
       <w:r>
+        <w:rPr>
+          <w:rFonts w:eastAsia="黑体"/>
+        </w:rPr>
         <w:t xml:space="preserve"> </w:t>
       </w:r>
       <w:r>
         <w:rPr>
-          <w:rFonts w:hint="eastAsia"/>
+          <w:rFonts w:hint="eastAsia" w:eastAsia="黑体"/>
         </w:rPr>
         <w:t xml:space="preserve">阳极相连）；</w:t>
       </w:r>
       <w:r>
         <w:rPr>
-          <w:rFonts w:hint="eastAsia"/>
+          <w:rFonts w:hint="eastAsia" w:eastAsia="黑体"/>
           <w:b/>
           <w:bCs/>
         </w:rPr>
@@ -264,6 +305,7 @@
       </w:r>
       <w:r>
         <w:rPr>
+          <w:rFonts w:eastAsia="黑体"/>
           <w:b/>
           <w:bCs/>
         </w:rPr>
@@ -271,7 +313,7 @@
       </w:r>
       <w:r>
         <w:rPr>
-          <w:rFonts w:hint="eastAsia"/>
+          <w:rFonts w:hint="eastAsia" w:eastAsia="黑体"/>
           <w:b/>
           <w:bCs/>
         </w:rPr>
@@ -279,20 +321,26 @@
       </w:r>
       <w:r>
         <w:rPr>
-          <w:rFonts w:hint="eastAsia"/>
+          <w:rFonts w:hint="eastAsia" w:eastAsia="黑体"/>
         </w:rPr>
         <w:t xml:space="preserve">（T</w:t>
       </w:r>
       <w:r>
+        <w:rPr>
+          <w:rFonts w:eastAsia="黑体"/>
+        </w:rPr>
         <w:t xml:space="preserve"> </w:t>
       </w:r>
       <w:r>
         <w:rPr>
-          <w:rFonts w:hint="eastAsia"/>
+          <w:rFonts w:hint="eastAsia" w:eastAsia="黑体"/>
         </w:rPr>
         <w:t xml:space="preserve">次级下端与</w:t>
       </w:r>
       <w:r>
+        <w:rPr>
+          <w:rFonts w:eastAsia="黑体"/>
+        </w:rPr>
         <w:t xml:space="preserve"> </w:t>
       </w:r>
       <m:oMath>
@@ -310,17 +358,20 @@
         </m:sSub>
       </m:oMath>
       <w:r>
+        <w:rPr>
+          <w:rFonts w:eastAsia="黑体"/>
+        </w:rPr>
         <w:t xml:space="preserve"> </w:t>
       </w:r>
       <w:r>
         <w:rPr>
-          <w:rFonts w:hint="eastAsia"/>
+          <w:rFonts w:hint="eastAsia" w:eastAsia="黑体"/>
         </w:rPr>
         <w:t xml:space="preserve">阳极相连）；</w:t>
       </w:r>
       <w:r>
         <w:rPr>
-          <w:rFonts w:hint="eastAsia"/>
+          <w:rFonts w:hint="eastAsia" w:eastAsia="黑体"/>
           <w:b/>
           <w:bCs/>
         </w:rPr>
@@ -328,6 +379,7 @@
       </w:r>
       <w:r>
         <w:rPr>
+          <w:rFonts w:eastAsia="黑体"/>
           <w:b/>
           <w:bCs/>
         </w:rPr>
@@ -335,7 +387,7 @@
       </w:r>
       <w:r>
         <w:rPr>
-          <w:rFonts w:hint="eastAsia"/>
+          <w:rFonts w:hint="eastAsia" w:eastAsia="黑体"/>
           <w:b/>
           <w:bCs/>
         </w:rPr>
@@ -343,20 +395,26 @@
       </w:r>
       <w:r>
         <w:rPr>
-          <w:rFonts w:hint="eastAsia"/>
+          <w:rFonts w:hint="eastAsia" w:eastAsia="黑体"/>
         </w:rPr>
         <w:t xml:space="preserve">（T</w:t>
       </w:r>
       <w:r>
+        <w:rPr>
+          <w:rFonts w:eastAsia="黑体"/>
+        </w:rPr>
         <w:t xml:space="preserve"> </w:t>
       </w:r>
       <w:r>
         <w:rPr>
-          <w:rFonts w:hint="eastAsia"/>
+          <w:rFonts w:hint="eastAsia" w:eastAsia="黑体"/>
         </w:rPr>
         <w:t xml:space="preserve">中心抽头与</w:t>
       </w:r>
       <w:r>
+        <w:rPr>
+          <w:rFonts w:eastAsia="黑体"/>
+        </w:rPr>
         <w:t xml:space="preserve"> </w:t>
       </w:r>
       <m:oMath>
@@ -374,17 +432,20 @@
         </m:sSub>
       </m:oMath>
       <w:r>
+        <w:rPr>
+          <w:rFonts w:eastAsia="黑体"/>
+        </w:rPr>
         <w:t xml:space="preserve"> </w:t>
       </w:r>
       <w:r>
         <w:rPr>
-          <w:rFonts w:hint="eastAsia"/>
+          <w:rFonts w:hint="eastAsia" w:eastAsia="黑体"/>
         </w:rPr>
         <w:t xml:space="preserve">一端相连并作为输出参考地）；</w:t>
       </w:r>
       <w:r>
         <w:rPr>
-          <w:rFonts w:hint="eastAsia"/>
+          <w:rFonts w:hint="eastAsia" w:eastAsia="黑体"/>
           <w:b/>
           <w:bCs/>
         </w:rPr>
@@ -392,6 +453,7 @@
       </w:r>
       <w:r>
         <w:rPr>
+          <w:rFonts w:eastAsia="黑体"/>
           <w:b/>
           <w:bCs/>
         </w:rPr>
@@ -399,7 +461,7 @@
       </w:r>
       <w:r>
         <w:rPr>
-          <w:rFonts w:hint="eastAsia"/>
+          <w:rFonts w:hint="eastAsia" w:eastAsia="黑体"/>
           <w:b/>
           <w:bCs/>
         </w:rPr>
@@ -407,7 +469,7 @@
       </w:r>
       <w:r>
         <w:rPr>
-          <w:rFonts w:hint="eastAsia"/>
+          <w:rFonts w:hint="eastAsia" w:eastAsia="黑体"/>
         </w:rPr>
         <w:t xml:space="preserve">（</w:t>
       </w:r>
@@ -426,11 +488,14 @@
         </m:sSub>
       </m:oMath>
       <w:r>
+        <w:rPr>
+          <w:rFonts w:eastAsia="黑体"/>
+        </w:rPr>
         <w:t xml:space="preserve"> </w:t>
       </w:r>
       <w:r>
         <w:rPr>
-          <w:rFonts w:hint="eastAsia"/>
+          <w:rFonts w:hint="eastAsia" w:eastAsia="黑体"/>
         </w:rPr>
         <w:t xml:space="preserve">阴极、</w:t>
       </w:r>
@@ -449,15 +514,21 @@
         </m:sSub>
       </m:oMath>
       <w:r>
+        <w:rPr>
+          <w:rFonts w:eastAsia="黑体"/>
+        </w:rPr>
         <w:t xml:space="preserve"> </w:t>
       </w:r>
       <w:r>
         <w:rPr>
-          <w:rFonts w:hint="eastAsia"/>
+          <w:rFonts w:hint="eastAsia" w:eastAsia="黑体"/>
         </w:rPr>
         <w:t xml:space="preserve">阴极与</w:t>
       </w:r>
       <w:r>
+        <w:rPr>
+          <w:rFonts w:eastAsia="黑体"/>
+        </w:rPr>
         <w:t xml:space="preserve"> </w:t>
       </w:r>
       <m:oMath>
@@ -475,15 +546,21 @@
         </m:sSub>
       </m:oMath>
       <w:r>
+        <w:rPr>
+          <w:rFonts w:eastAsia="黑体"/>
+        </w:rPr>
         <w:t xml:space="preserve"> </w:t>
       </w:r>
       <w:r>
         <w:rPr>
-          <w:rFonts w:hint="eastAsia"/>
+          <w:rFonts w:hint="eastAsia" w:eastAsia="黑体"/>
         </w:rPr>
         <w:t xml:space="preserve">另一端相连，作为输出电压</w:t>
       </w:r>
       <w:r>
+        <w:rPr>
+          <w:rFonts w:eastAsia="黑体"/>
+        </w:rPr>
         <w:t xml:space="preserve"> </w:t>
       </w:r>
       <m:oMath>
@@ -507,11 +584,14 @@
         </m:sSub>
       </m:oMath>
       <w:r>
+        <w:rPr>
+          <w:rFonts w:eastAsia="黑体"/>
+        </w:rPr>
         <w:t xml:space="preserve"> </w:t>
       </w:r>
       <w:r>
         <w:rPr>
-          <w:rFonts w:hint="eastAsia"/>
+          <w:rFonts w:hint="eastAsia" w:eastAsia="黑体"/>
         </w:rPr>
         <w:t xml:space="preserve">的正端）。</w:t>
       </w:r>
@@ -520,23 +600,27 @@
       <w:pPr/>
       <w:r>
         <w:rPr>
-          <w:rFonts w:hint="eastAsia"/>
+          <w:rFonts w:hint="eastAsia" w:eastAsia="黑体"/>
         </w:rPr>
         <w:t xml:space="preserve">各元件管脚连接：</w:t>
       </w:r>
       <w:r>
         <w:rPr>
+          <w:rFonts w:eastAsia="黑体"/>
           <w:b/>
           <w:bCs/>
         </w:rPr>
         <w:t xml:space="preserve">T</w:t>
       </w:r>
       <w:r>
+        <w:rPr>
+          <w:rFonts w:eastAsia="黑体"/>
+        </w:rPr>
         <w:t xml:space="preserve"> </w:t>
       </w:r>
       <w:r>
         <w:rPr>
-          <w:rFonts w:hint="eastAsia"/>
+          <w:rFonts w:hint="eastAsia" w:eastAsia="黑体"/>
         </w:rPr>
         <w:t xml:space="preserve">的初级两端接交流输入节点，次级上端接次级上端节点、次级下端接次级下端节点、中心抽头接中心抽头节点（接地）；</w:t>
       </w:r>
@@ -555,11 +639,14 @@
         </m:sSub>
       </m:oMath>
       <w:r>
+        <w:rPr>
+          <w:rFonts w:eastAsia="黑体"/>
+        </w:rPr>
         <w:t xml:space="preserve"> </w:t>
       </w:r>
       <w:r>
         <w:rPr>
-          <w:rFonts w:hint="eastAsia"/>
+          <w:rFonts w:hint="eastAsia" w:eastAsia="黑体"/>
         </w:rPr>
         <w:t xml:space="preserve">阳极接次级上端节点、阴极接输出节点；</w:t>
       </w:r>
@@ -578,11 +665,14 @@
         </m:sSub>
       </m:oMath>
       <w:r>
+        <w:rPr>
+          <w:rFonts w:eastAsia="黑体"/>
+        </w:rPr>
         <w:t xml:space="preserve"> </w:t>
       </w:r>
       <w:r>
         <w:rPr>
-          <w:rFonts w:hint="eastAsia"/>
+          <w:rFonts w:hint="eastAsia" w:eastAsia="黑体"/>
         </w:rPr>
         <w:t xml:space="preserve">阳极接次级下端节点、阴极接输出节点；</w:t>
       </w:r>
@@ -601,11 +691,14 @@
         </m:sSub>
       </m:oMath>
       <w:r>
+        <w:rPr>
+          <w:rFonts w:eastAsia="黑体"/>
+        </w:rPr>
         <w:t xml:space="preserve"> </w:t>
       </w:r>
       <w:r>
         <w:rPr>
-          <w:rFonts w:hint="eastAsia"/>
+          <w:rFonts w:hint="eastAsia" w:eastAsia="黑体"/>
         </w:rPr>
         <w:t xml:space="preserve">一端接输出节点、另一端接中心抽头节点。</w:t>
       </w:r>
@@ -614,11 +707,14 @@
       <w:pPr/>
       <w:r>
         <w:rPr>
-          <w:rFonts w:hint="eastAsia"/>
+          <w:rFonts w:hint="eastAsia" w:eastAsia="黑体"/>
         </w:rPr>
         <w:t xml:space="preserve">由此构成”变压器副边中心抽头、两二极管分别接副边两端且阴极共接、负载接于输出与中心抽头之间”的中心抽头全波整流组态；正半周</w:t>
       </w:r>
       <w:r>
+        <w:rPr>
+          <w:rFonts w:eastAsia="黑体"/>
+        </w:rPr>
         <w:t xml:space="preserve"> </w:t>
       </w:r>
       <m:oMath>
@@ -636,15 +732,21 @@
         </m:sSub>
       </m:oMath>
       <w:r>
+        <w:rPr>
+          <w:rFonts w:eastAsia="黑体"/>
+        </w:rPr>
         <w:t xml:space="preserve"> </w:t>
       </w:r>
       <w:r>
         <w:rPr>
-          <w:rFonts w:hint="eastAsia"/>
+          <w:rFonts w:hint="eastAsia" w:eastAsia="黑体"/>
         </w:rPr>
         <w:t xml:space="preserve">导通、负半周</w:t>
       </w:r>
       <w:r>
+        <w:rPr>
+          <w:rFonts w:eastAsia="黑体"/>
+        </w:rPr>
         <w:t xml:space="preserve"> </w:t>
       </w:r>
       <m:oMath>
@@ -662,15 +764,21 @@
         </m:sSub>
       </m:oMath>
       <w:r>
+        <w:rPr>
+          <w:rFonts w:eastAsia="黑体"/>
+        </w:rPr>
         <w:t xml:space="preserve"> </w:t>
       </w:r>
       <w:r>
         <w:rPr>
-          <w:rFonts w:hint="eastAsia"/>
+          <w:rFonts w:hint="eastAsia" w:eastAsia="黑体"/>
         </w:rPr>
         <w:t xml:space="preserve">导通，两个半周均向负载送同一方向电流，输出直流平均值约为峰值电压的</w:t>
       </w:r>
       <w:r>
+        <w:rPr>
+          <w:rFonts w:eastAsia="黑体"/>
+        </w:rPr>
         <w:t xml:space="preserve"> </w:t>
       </w:r>
       <m:oMath>
@@ -688,11 +796,14 @@
         </m:r>
       </m:oMath>
       <w:r>
+        <w:rPr>
+          <w:rFonts w:eastAsia="黑体"/>
+        </w:rPr>
         <w:t xml:space="preserve"> </w:t>
       </w:r>
       <w:r>
         <w:rPr>
-          <w:rFonts w:hint="eastAsia"/>
+          <w:rFonts w:hint="eastAsia" w:eastAsia="黑体"/>
         </w:rPr>
         <w:t xml:space="preserve">倍。</w:t>
       </w:r>
@@ -705,7 +816,7 @@
       </w:pPr>
       <w:r>
         <w:rPr>
-          <w:rFonts w:hint="eastAsia"/>
+          <w:rFonts w:hint="eastAsia" w:eastAsia="黑体"/>
         </w:rPr>
         <w:t xml:space="preserve">工作原理</w:t>
       </w:r>
@@ -716,11 +827,14 @@
       </w:pPr>
       <w:r>
         <w:rPr>
-          <w:rFonts w:hint="eastAsia"/>
+          <w:rFonts w:hint="eastAsia" w:eastAsia="黑体"/>
         </w:rPr>
         <w:t xml:space="preserve">正半周时上半个绕组感应的电压使</w:t>
       </w:r>
       <w:r>
+        <w:rPr>
+          <w:rFonts w:eastAsia="黑体"/>
+        </w:rPr>
         <w:t xml:space="preserve"> </w:t>
       </w:r>
       <m:oMath>
@@ -738,11 +852,14 @@
         </m:sSub>
       </m:oMath>
       <w:r>
+        <w:rPr>
+          <w:rFonts w:eastAsia="黑体"/>
+        </w:rPr>
         <w:t xml:space="preserve"> </w:t>
       </w:r>
       <w:r>
         <w:rPr>
-          <w:rFonts w:hint="eastAsia"/>
+          <w:rFonts w:hint="eastAsia" w:eastAsia="黑体"/>
         </w:rPr>
         <w:t xml:space="preserve">导通、</w:t>
       </w:r>
@@ -761,15 +878,21 @@
         </m:sSub>
       </m:oMath>
       <w:r>
+        <w:rPr>
+          <w:rFonts w:eastAsia="黑体"/>
+        </w:rPr>
         <w:t xml:space="preserve"> </w:t>
       </w:r>
       <w:r>
         <w:rPr>
-          <w:rFonts w:hint="eastAsia"/>
+          <w:rFonts w:hint="eastAsia" w:eastAsia="黑体"/>
         </w:rPr>
         <w:t xml:space="preserve">截止；负半周时</w:t>
       </w:r>
       <w:r>
+        <w:rPr>
+          <w:rFonts w:eastAsia="黑体"/>
+        </w:rPr>
         <w:t xml:space="preserve"> </w:t>
       </w:r>
       <m:oMath>
@@ -787,11 +910,14 @@
         </m:sSub>
       </m:oMath>
       <w:r>
+        <w:rPr>
+          <w:rFonts w:eastAsia="黑体"/>
+        </w:rPr>
         <w:t xml:space="preserve"> </w:t>
       </w:r>
       <w:r>
         <w:rPr>
-          <w:rFonts w:hint="eastAsia"/>
+          <w:rFonts w:hint="eastAsia" w:eastAsia="黑体"/>
         </w:rPr>
         <w:t xml:space="preserve">导通、</w:t>
       </w:r>
@@ -810,11 +936,14 @@
         </m:sSub>
       </m:oMath>
       <w:r>
+        <w:rPr>
+          <w:rFonts w:eastAsia="黑体"/>
+        </w:rPr>
         <w:t xml:space="preserve"> </w:t>
       </w:r>
       <w:r>
         <w:rPr>
-          <w:rFonts w:hint="eastAsia"/>
+          <w:rFonts w:hint="eastAsia" w:eastAsia="黑体"/>
         </w:rPr>
         <w:t xml:space="preserve">截止。两半绕组交替工作，使负载在正负半周都得到同一方向的脉动电流，实现全波整流。</w:t>
       </w:r>
@@ -827,7 +956,7 @@
       </w:pPr>
       <w:r>
         <w:rPr>
-          <w:rFonts w:hint="eastAsia"/>
+          <w:rFonts w:hint="eastAsia" w:eastAsia="黑体"/>
         </w:rPr>
         <w:t xml:space="preserve">关键计算公式</w:t>
       </w:r>
@@ -841,7 +970,7 @@
       </w:pPr>
       <w:r>
         <w:rPr>
-          <w:rFonts w:hint="eastAsia"/>
+          <w:rFonts w:hint="eastAsia" w:eastAsia="黑体"/>
         </w:rPr>
         <w:t xml:space="preserve">输出平均（直流）电压：</w:t>
       </w:r>
@@ -940,7 +1069,7 @@
       </w:pPr>
       <w:r>
         <w:rPr>
-          <w:rFonts w:hint="eastAsia"/>
+          <w:rFonts w:hint="eastAsia" w:eastAsia="黑体"/>
         </w:rPr>
         <w:t xml:space="preserve">输出平均电流：</w:t>
       </w:r>
@@ -1027,7 +1156,7 @@
       </w:pPr>
       <w:r>
         <w:rPr>
-          <w:rFonts w:hint="eastAsia"/>
+          <w:rFonts w:hint="eastAsia" w:eastAsia="黑体"/>
         </w:rPr>
         <w:t xml:space="preserve">输出有效值：</w:t>
       </w:r>
@@ -1110,7 +1239,7 @@
       </w:pPr>
       <w:r>
         <w:rPr>
-          <w:rFonts w:hint="eastAsia"/>
+          <w:rFonts w:hint="eastAsia" w:eastAsia="黑体"/>
         </w:rPr>
         <w:t xml:space="preserve">纹波因数：</w:t>
       </w:r>
@@ -1149,7 +1278,7 @@
       </w:pPr>
       <w:r>
         <w:rPr>
-          <w:rFonts w:hint="eastAsia"/>
+          <w:rFonts w:hint="eastAsia" w:eastAsia="黑体"/>
         </w:rPr>
         <w:t xml:space="preserve">二极管反向峰值电压：</w:t>
       </w:r>
@@ -1228,7 +1357,7 @@
             </w:pPr>
             <w:r>
               <w:rPr>
-                <w:rFonts w:hint="eastAsia"/>
+                <w:rFonts w:hint="eastAsia" w:eastAsia="黑体"/>
               </w:rPr>
               <w:t xml:space="preserve">符号</w:t>
             </w:r>
@@ -1242,7 +1371,7 @@
             </w:pPr>
             <w:r>
               <w:rPr>
-                <w:rFonts w:hint="eastAsia"/>
+                <w:rFonts w:hint="eastAsia" w:eastAsia="黑体"/>
               </w:rPr>
               <w:t xml:space="preserve">含义</w:t>
             </w:r>
@@ -1256,7 +1385,7 @@
             </w:pPr>
             <w:r>
               <w:rPr>
-                <w:rFonts w:hint="eastAsia"/>
+                <w:rFonts w:hint="eastAsia" w:eastAsia="黑体"/>
               </w:rPr>
               <w:t xml:space="preserve">单位</w:t>
             </w:r>
@@ -1285,6 +1414,9 @@
               </m:sSub>
             </m:oMath>
             <w:r>
+              <w:rPr>
+                <w:rFonts w:eastAsia="黑体"/>
+              </w:rPr>
               <w:t xml:space="preserve">​</w:t>
             </w:r>
           </w:p>
@@ -1297,7 +1429,7 @@
             </w:pPr>
             <w:r>
               <w:rPr>
-                <w:rFonts w:hint="eastAsia"/>
+                <w:rFonts w:hint="eastAsia" w:eastAsia="黑体"/>
               </w:rPr>
               <w:t xml:space="preserve">副边半绕组峰值电压</w:t>
             </w:r>
@@ -1310,6 +1442,9 @@
               <w:pStyle w:val="Compact"/>
             </w:pPr>
             <w:r>
+              <w:rPr>
+                <w:rFonts w:eastAsia="黑体"/>
+              </w:rPr>
               <w:t xml:space="preserve">V</w:t>
             </w:r>
           </w:p>
@@ -1340,6 +1475,9 @@
               </m:sSub>
             </m:oMath>
             <w:r>
+              <w:rPr>
+                <w:rFonts w:eastAsia="黑体"/>
+              </w:rPr>
               <w:t xml:space="preserve">​</w:t>
             </w:r>
           </w:p>
@@ -1352,7 +1490,7 @@
             </w:pPr>
             <w:r>
               <w:rPr>
-                <w:rFonts w:hint="eastAsia"/>
+                <w:rFonts w:hint="eastAsia" w:eastAsia="黑体"/>
               </w:rPr>
               <w:t xml:space="preserve">输出直流平均电压</w:t>
             </w:r>
@@ -1365,6 +1503,9 @@
               <w:pStyle w:val="Compact"/>
             </w:pPr>
             <w:r>
+              <w:rPr>
+                <w:rFonts w:eastAsia="黑体"/>
+              </w:rPr>
               <w:t xml:space="preserve">V</w:t>
             </w:r>
           </w:p>
@@ -1392,6 +1533,9 @@
               </m:sSub>
             </m:oMath>
             <w:r>
+              <w:rPr>
+                <w:rFonts w:eastAsia="黑体"/>
+              </w:rPr>
               <w:t xml:space="preserve">​</w:t>
             </w:r>
           </w:p>
@@ -1404,7 +1548,7 @@
             </w:pPr>
             <w:r>
               <w:rPr>
-                <w:rFonts w:hint="eastAsia"/>
+                <w:rFonts w:hint="eastAsia" w:eastAsia="黑体"/>
               </w:rPr>
               <w:t xml:space="preserve">负载电阻</w:t>
             </w:r>
@@ -1417,6 +1561,9 @@
               <w:pStyle w:val="Compact"/>
             </w:pPr>
             <w:r>
+              <w:rPr>
+                <w:rFonts w:eastAsia="黑体"/>
+              </w:rPr>
               <w:t xml:space="preserve">Ω</w:t>
             </w:r>
           </w:p>
@@ -1435,6 +1582,9 @@
               </m:r>
             </m:oMath>
             <w:r>
+              <w:rPr>
+                <w:rFonts w:eastAsia="黑体"/>
+              </w:rPr>
               <w:t xml:space="preserve">​</w:t>
             </w:r>
           </w:p>
@@ -1447,7 +1597,7 @@
             </w:pPr>
             <w:r>
               <w:rPr>
-                <w:rFonts w:hint="eastAsia"/>
+                <w:rFonts w:hint="eastAsia" w:eastAsia="黑体"/>
               </w:rPr>
               <w:t xml:space="preserve">纹波因数</w:t>
             </w:r>
@@ -1460,6 +1610,9 @@
               <w:pStyle w:val="Compact"/>
             </w:pPr>
             <w:r>
+              <w:rPr>
+                <w:rFonts w:eastAsia="黑体"/>
+              </w:rPr>
               <w:t xml:space="preserve">—</w:t>
             </w:r>
           </w:p>
@@ -1484,6 +1637,9 @@
               </m:r>
             </m:oMath>
             <w:r>
+              <w:rPr>
+                <w:rFonts w:eastAsia="黑体"/>
+              </w:rPr>
               <w:t xml:space="preserve">​</w:t>
             </w:r>
           </w:p>
@@ -1496,7 +1652,7 @@
             </w:pPr>
             <w:r>
               <w:rPr>
-                <w:rFonts w:hint="eastAsia"/>
+                <w:rFonts w:hint="eastAsia" w:eastAsia="黑体"/>
               </w:rPr>
               <w:t xml:space="preserve">反向峰值电压</w:t>
             </w:r>
@@ -1509,6 +1665,9 @@
               <w:pStyle w:val="Compact"/>
             </w:pPr>
             <w:r>
+              <w:rPr>
+                <w:rFonts w:eastAsia="黑体"/>
+              </w:rPr>
               <w:t xml:space="preserve">V</w:t>
             </w:r>
           </w:p>
@@ -1523,7 +1682,7 @@
       </w:pPr>
       <w:r>
         <w:rPr>
-          <w:rFonts w:hint="eastAsia"/>
+          <w:rFonts w:hint="eastAsia" w:eastAsia="黑体"/>
         </w:rPr>
         <w:t xml:space="preserve">元件调整影响</w:t>
       </w:r>
@@ -1552,6 +1711,7 @@
       </m:oMath>
       <w:r>
         <w:rPr>
+          <w:rFonts w:eastAsia="黑体"/>
           <w:b/>
           <w:bCs/>
         </w:rPr>
@@ -1559,21 +1719,27 @@
       </w:r>
       <w:r>
         <w:rPr>
-          <w:rFonts w:hint="eastAsia"/>
+          <w:rFonts w:hint="eastAsia" w:eastAsia="黑体"/>
           <w:b/>
           <w:bCs/>
         </w:rPr>
         <w:t xml:space="preserve">增大</w:t>
       </w:r>
       <w:r>
+        <w:rPr>
+          <w:rFonts w:eastAsia="黑体"/>
+        </w:rPr>
         <w:t xml:space="preserve"> </w:t>
       </w:r>
       <w:r>
+        <w:rPr>
+          <w:rFonts w:eastAsia="黑体"/>
+        </w:rPr>
         <w:t xml:space="preserve">→ </w:t>
       </w:r>
       <w:r>
         <w:rPr>
-          <w:rFonts w:hint="eastAsia"/>
+          <w:rFonts w:hint="eastAsia" w:eastAsia="黑体"/>
         </w:rPr>
         <w:t xml:space="preserve">输出电流减小，直流平均值基本不变。</w:t>
       </w:r>
@@ -1588,7 +1754,7 @@
       </w:pPr>
       <w:r>
         <w:rPr>
-          <w:rFonts w:hint="eastAsia"/>
+          <w:rFonts w:hint="eastAsia" w:eastAsia="黑体"/>
           <w:b/>
           <w:bCs/>
         </w:rPr>
@@ -1596,6 +1762,7 @@
       </w:r>
       <w:r>
         <w:rPr>
+          <w:rFonts w:eastAsia="黑体"/>
           <w:b/>
           <w:bCs/>
         </w:rPr>
@@ -1617,6 +1784,7 @@
       </m:oMath>
       <w:r>
         <w:rPr>
+          <w:rFonts w:eastAsia="黑体"/>
           <w:b/>
           <w:bCs/>
         </w:rPr>
@@ -1624,19 +1792,28 @@
       </w:r>
       <w:r>
         <w:rPr>
-          <w:rFonts w:hint="eastAsia"/>
+          <w:rFonts w:hint="eastAsia" w:eastAsia="黑体"/>
           <w:b/>
           <w:bCs/>
         </w:rPr>
         <w:t xml:space="preserve">增大</w:t>
       </w:r>
       <w:r>
+        <w:rPr>
+          <w:rFonts w:eastAsia="黑体"/>
+        </w:rPr>
         <w:t xml:space="preserve"> </w:t>
       </w:r>
       <w:r>
+        <w:rPr>
+          <w:rFonts w:eastAsia="黑体"/>
+        </w:rPr>
         <w:t xml:space="preserve">→</w:t>
       </w:r>
       <w:r>
+        <w:rPr>
+          <w:rFonts w:eastAsia="黑体"/>
+        </w:rPr>
         <w:t xml:space="preserve"> </w:t>
       </w:r>
       <m:oMath>
@@ -1657,6 +1834,9 @@
         </m:sSub>
       </m:oMath>
       <w:r>
+        <w:rPr>
+          <w:rFonts w:eastAsia="黑体"/>
+        </w:rPr>
         <w:t xml:space="preserve">、</w:t>
       </w:r>
       <m:oMath>
@@ -1677,11 +1857,14 @@
         </m:sSub>
       </m:oMath>
       <w:r>
+        <w:rPr>
+          <w:rFonts w:eastAsia="黑体"/>
+        </w:rPr>
         <w:t xml:space="preserve">、PIV </w:t>
       </w:r>
       <w:r>
         <w:rPr>
-          <w:rFonts w:hint="eastAsia"/>
+          <w:rFonts w:hint="eastAsia" w:eastAsia="黑体"/>
         </w:rPr>
         <w:t xml:space="preserve">成比例增大。</w:t>
       </w:r>
@@ -1695,15 +1878,21 @@
         </w:numPr>
       </w:pPr>
       <w:r>
+        <w:rPr>
+          <w:rFonts w:eastAsia="黑体"/>
+        </w:rPr>
         <w:t xml:space="preserve">PIV </w:t>
       </w:r>
       <w:r>
         <w:rPr>
-          <w:rFonts w:hint="eastAsia"/>
+          <w:rFonts w:hint="eastAsia" w:eastAsia="黑体"/>
         </w:rPr>
         <w:t xml:space="preserve">为</w:t>
       </w:r>
       <w:r>
+        <w:rPr>
+          <w:rFonts w:eastAsia="黑体"/>
+        </w:rPr>
         <w:t xml:space="preserve"> </w:t>
       </w:r>
       <m:oMath>
@@ -1725,7 +1914,7 @@
       </m:oMath>
       <w:r>
         <w:rPr>
-          <w:rFonts w:hint="eastAsia"/>
+          <w:rFonts w:hint="eastAsia" w:eastAsia="黑体"/>
         </w:rPr>
         <w:t xml:space="preserve">，是桥式（</w:t>
       </w:r>
@@ -1745,7 +1934,7 @@
       </m:oMath>
       <w:r>
         <w:rPr>
-          <w:rFonts w:hint="eastAsia"/>
+          <w:rFonts w:hint="eastAsia" w:eastAsia="黑体"/>
         </w:rPr>
         <w:t xml:space="preserve">）的两倍，二极管耐压要求更高。</w:t>
       </w:r>
@@ -1760,7 +1949,7 @@
       </w:pPr>
       <w:r>
         <w:rPr>
-          <w:rFonts w:hint="eastAsia"/>
+          <w:rFonts w:hint="eastAsia" w:eastAsia="黑体"/>
         </w:rPr>
         <w:t xml:space="preserve">变压器副边需中心抽头，两半绕组严格对称以抑制纹波。</w:t>
       </w:r>
@@ -1773,7 +1962,7 @@
       </w:pPr>
       <w:r>
         <w:rPr>
-          <w:rFonts w:hint="eastAsia"/>
+          <w:rFonts w:hint="eastAsia" w:eastAsia="黑体"/>
         </w:rPr>
         <w:t xml:space="preserve">典型参数示例</w:t>
       </w:r>
@@ -1788,11 +1977,14 @@
       </w:pPr>
       <w:r>
         <w:rPr>
-          <w:rFonts w:hint="eastAsia"/>
+          <w:rFonts w:hint="eastAsia" w:eastAsia="黑体"/>
         </w:rPr>
         <w:t xml:space="preserve">取</w:t>
       </w:r>
       <w:r>
+        <w:rPr>
+          <w:rFonts w:eastAsia="黑体"/>
+        </w:rPr>
         <w:t xml:space="preserve"> </w:t>
       </w:r>
       <m:oMath>
@@ -1830,7 +2022,7 @@
       </m:oMath>
       <w:r>
         <w:rPr>
-          <w:rFonts w:hint="eastAsia"/>
+          <w:rFonts w:hint="eastAsia" w:eastAsia="黑体"/>
         </w:rPr>
         <w:t xml:space="preserve">（半绕组峰值）、</w:t>
       </w:r>
@@ -1869,7 +2061,7 @@
       </m:oMath>
       <w:r>
         <w:rPr>
-          <w:rFonts w:hint="eastAsia"/>
+          <w:rFonts w:hint="eastAsia" w:eastAsia="黑体"/>
         </w:rPr>
         <w:t xml:space="preserve">：</w:t>
       </w:r>
@@ -1938,7 +2130,7 @@
       </m:oMath>
       <w:r>
         <w:rPr>
-          <w:rFonts w:hint="eastAsia"/>
+          <w:rFonts w:hint="eastAsia" w:eastAsia="黑体"/>
         </w:rPr>
         <w:t xml:space="preserve">，</w:t>
       </w:r>
@@ -1979,6 +2171,9 @@
         </m:r>
       </m:oMath>
       <w:r>
+        <w:rPr>
+          <w:rFonts w:eastAsia="黑体"/>
+        </w:rPr>
         <w:t xml:space="preserve">。</w:t>
       </w:r>
     </w:p>
@@ -1992,11 +2187,14 @@
       </w:pPr>
       <w:r>
         <w:rPr>
-          <w:rFonts w:hint="eastAsia"/>
+          <w:rFonts w:hint="eastAsia" w:eastAsia="黑体"/>
         </w:rPr>
         <w:t xml:space="preserve">取</w:t>
       </w:r>
       <w:r>
+        <w:rPr>
+          <w:rFonts w:eastAsia="黑体"/>
+        </w:rPr>
         <w:t xml:space="preserve"> </w:t>
       </w:r>
       <m:oMath>
@@ -2034,25 +2232,31 @@
       </m:oMath>
       <w:r>
         <w:rPr>
-          <w:rFonts w:hint="eastAsia"/>
+          <w:rFonts w:hint="eastAsia" w:eastAsia="黑体"/>
         </w:rPr>
         <w:t xml:space="preserve">：二极管</w:t>
       </w:r>
       <w:r>
+        <w:rPr>
+          <w:rFonts w:eastAsia="黑体"/>
+        </w:rPr>
         <w:t xml:space="preserve"> PIV = 34 </w:t>
       </w:r>
       <w:r>
         <w:rPr>
-          <w:rFonts w:hint="eastAsia"/>
+          <w:rFonts w:hint="eastAsia" w:eastAsia="黑体"/>
         </w:rPr>
         <w:t xml:space="preserve">V，选反向耐压</w:t>
       </w:r>
       <w:r>
+        <w:rPr>
+          <w:rFonts w:eastAsia="黑体"/>
+        </w:rPr>
         <w:t xml:space="preserve"> ≥ 100 V </w:t>
       </w:r>
       <w:r>
         <w:rPr>
-          <w:rFonts w:hint="eastAsia"/>
+          <w:rFonts w:hint="eastAsia" w:eastAsia="黑体"/>
         </w:rPr>
         <w:t xml:space="preserve">的二极管。</w:t>
       </w:r>
@@ -2065,7 +2269,7 @@
       </w:pPr>
       <w:r>
         <w:rPr>
-          <w:rFonts w:hint="eastAsia"/>
+          <w:rFonts w:hint="eastAsia" w:eastAsia="黑体"/>
         </w:rPr>
         <w:t xml:space="preserve">常见器件型号</w:t>
       </w:r>
@@ -2080,25 +2284,31 @@
       </w:pPr>
       <w:r>
         <w:rPr>
-          <w:rFonts w:hint="eastAsia"/>
+          <w:rFonts w:hint="eastAsia" w:eastAsia="黑体"/>
         </w:rPr>
         <w:t xml:space="preserve">二极管：1N4007、1N5408、MUR</w:t>
       </w:r>
       <w:r>
+        <w:rPr>
+          <w:rFonts w:eastAsia="黑体"/>
+        </w:rPr>
         <w:t xml:space="preserve"> </w:t>
       </w:r>
       <w:r>
         <w:rPr>
-          <w:rFonts w:hint="eastAsia"/>
+          <w:rFonts w:hint="eastAsia" w:eastAsia="黑体"/>
         </w:rPr>
         <w:t xml:space="preserve">系列、共阴极双二极管</w:t>
       </w:r>
       <w:r>
+        <w:rPr>
+          <w:rFonts w:eastAsia="黑体"/>
+        </w:rPr>
         <w:t xml:space="preserve"> MBR </w:t>
       </w:r>
       <w:r>
         <w:rPr>
-          <w:rFonts w:hint="eastAsia"/>
+          <w:rFonts w:hint="eastAsia" w:eastAsia="黑体"/>
         </w:rPr>
         <w:t xml:space="preserve">系列。</w:t>
       </w:r>
@@ -2113,7 +2323,7 @@
       </w:pPr>
       <w:r>
         <w:rPr>
-          <w:rFonts w:hint="eastAsia"/>
+          <w:rFonts w:hint="eastAsia" w:eastAsia="黑体"/>
         </w:rPr>
         <w:t xml:space="preserve">变压器：带中心抽头的工频变压器（定制或标准品）。</w:t>
       </w:r>
@@ -2128,7 +2338,7 @@
       </w:pPr>
       <w:r>
         <w:rPr>
-          <w:rFonts w:hint="eastAsia"/>
+          <w:rFonts w:hint="eastAsia" w:eastAsia="黑体"/>
         </w:rPr>
         <w:t xml:space="preserve">常用：按需选型。</w:t>
       </w:r>
@@ -2141,7 +2351,7 @@
       </w:pPr>
       <w:r>
         <w:rPr>
-          <w:rFonts w:hint="eastAsia"/>
+          <w:rFonts w:hint="eastAsia" w:eastAsia="黑体"/>
         </w:rPr>
         <w:t xml:space="preserve">注意事项</w:t>
       </w:r>
@@ -2156,14 +2366,20 @@
       </w:pPr>
       <w:r>
         <w:rPr>
-          <w:rFonts w:hint="eastAsia"/>
+          <w:rFonts w:hint="eastAsia" w:eastAsia="黑体"/>
         </w:rPr>
         <w:t xml:space="preserve">二极管反向耐压须</w:t>
       </w:r>
       <w:r>
+        <w:rPr>
+          <w:rFonts w:eastAsia="黑体"/>
+        </w:rPr>
         <w:t xml:space="preserve"> ≥</w:t>
       </w:r>
       <w:r>
+        <w:rPr>
+          <w:rFonts w:eastAsia="黑体"/>
+        </w:rPr>
         <w:t xml:space="preserve"> </w:t>
       </w:r>
       <m:oMath>
@@ -2184,11 +2400,14 @@
         </m:sSub>
       </m:oMath>
       <w:r>
+        <w:rPr>
+          <w:rFonts w:eastAsia="黑体"/>
+        </w:rPr>
         <w:t xml:space="preserve"> </w:t>
       </w:r>
       <w:r>
         <w:rPr>
-          <w:rFonts w:hint="eastAsia"/>
+          <w:rFonts w:hint="eastAsia" w:eastAsia="黑体"/>
         </w:rPr>
         <w:t xml:space="preserve">并留裕量。</w:t>
       </w:r>
@@ -2203,7 +2422,7 @@
       </w:pPr>
       <w:r>
         <w:rPr>
-          <w:rFonts w:hint="eastAsia"/>
+          <w:rFonts w:hint="eastAsia" w:eastAsia="黑体"/>
         </w:rPr>
         <w:t xml:space="preserve">变压器副边中心抽头两绕组需对称，否则输出含不平衡纹波。</w:t>
       </w:r>
@@ -2218,7 +2437,7 @@
       </w:pPr>
       <w:r>
         <w:rPr>
-          <w:rFonts w:hint="eastAsia"/>
+          <w:rFonts w:hint="eastAsia" w:eastAsia="黑体"/>
         </w:rPr>
         <w:t xml:space="preserve">每个二极管只承受半个周期电流，利用率低于独立全波。</w:t>
       </w:r>
@@ -2233,7 +2452,7 @@
       </w:pPr>
       <w:r>
         <w:rPr>
-          <w:rFonts w:hint="eastAsia"/>
+          <w:rFonts w:hint="eastAsia" w:eastAsia="黑体"/>
         </w:rPr>
         <w:t xml:space="preserve">相比桥式，少两个二极管、压降更小，但变压器更复杂。</w:t>
       </w:r>
@@ -2246,7 +2465,7 @@
       </w:pPr>
       <w:r>
         <w:rPr>
-          <w:rFonts w:hint="eastAsia"/>
+          <w:rFonts w:hint="eastAsia" w:eastAsia="黑体"/>
         </w:rPr>
         <w:t xml:space="preserve">参考资料</w:t>
       </w:r>
@@ -2260,6 +2479,9 @@
         </w:numPr>
       </w:pPr>
       <w:r>
+        <w:rPr>
+          <w:rFonts w:eastAsia="黑体"/>
+        </w:rPr>
         <w:t xml:space="preserve">Wikipedia: Rectifier / Full-wave rectifier。</w:t>
       </w:r>
     </w:p>
@@ -2273,7 +2495,7 @@
       </w:pPr>
       <w:r>
         <w:rPr>
-          <w:rFonts w:hint="eastAsia"/>
+          <w:rFonts w:hint="eastAsia" w:eastAsia="黑体"/>
         </w:rPr>
         <w:t xml:space="preserve">《模拟电子技术基础》（童诗白、华成英）。</w:t>
       </w:r>
@@ -2287,11 +2509,11 @@
       </w:pPr>
       <w:r>
         <w:rPr>
-          <w:rFonts w:ascii="Times New Roman" w:hAnsi="Times New Roman"/>
+          <w:rFonts w:ascii="Times New Roman" w:hAnsi="Times New Roman" w:eastAsia="黑体"/>
           <w:color w:val="555555"/>
           <w:sz w:val="21"/>
         </w:rPr>
-        <w:t>材料收集者：杜文杰</w:t>
+        <w:t>材料收集者：杜文杰，WX手机：19519196569，QQ:3478827729</w:t>
       </w:r>
     </w:p>
     <w:sectPr>
@@ -2311,7 +2533,7 @@
 </file>
 
 <file path=word/footer1.xml><?xml version="1.0" encoding="utf-8"?>
-<w:ftr xmlns:m="http://schemas.openxmlformats.org/officeDocument/2006/math" xmlns:mc="http://schemas.openxmlformats.org/markup-compatibility/2006" xmlns:mo="http://schemas.microsoft.com/office/mac/office/2008/main" xmlns:mv="urn:schemas-microsoft-com:mac:vml" xmlns:o="urn:schemas-microsoft-com:office:office" xmlns:r="http://schemas.openxmlformats.org/officeDocument/2006/relationships" xmlns:v="urn:schemas-microsoft-com:vml" xmlns:w10="urn:schemas-microsoft-com:office:word" xmlns:w14="http://schemas.microsoft.com/office/word/2010/wordml" xmlns:w="http://schemas.openxmlformats.org/wordprocessingml/2006/main" xmlns:wne="http://schemas.microsoft.com/office/word/2006/wordml" xmlns:wp14="http://schemas.microsoft.com/office/word/2010/wordprocessingDrawing" xmlns:wp="http://schemas.openxmlformats.org/drawingml/2006/wordprocessingDrawing" xmlns:wpc="http://schemas.microsoft.com/office/word/2010/wordprocessingCanvas" xmlns:wpg="http://schemas.microsoft.com/office/word/2010/wordprocessingGroup" xmlns:wpi="http://schemas.microsoft.com/office/word/2010/wordprocessingInk" xmlns:wps="http://schemas.microsoft.com/office/word/2010/wordprocessingShape" mc:Ignorable="w14 wp14">
+<w:ftr xmlns:mc="http://schemas.openxmlformats.org/markup-compatibility/2006" xmlns:w="http://schemas.openxmlformats.org/wordprocessingml/2006/main" xmlns:m="http://schemas.openxmlformats.org/officeDocument/2006/math" xmlns:mo="http://schemas.microsoft.com/office/mac/office/2008/main" xmlns:mv="urn:schemas-microsoft-com:mac:vml" xmlns:o="urn:schemas-microsoft-com:office:office" xmlns:r="http://schemas.openxmlformats.org/officeDocument/2006/relationships" xmlns:v="urn:schemas-microsoft-com:vml" xmlns:w10="urn:schemas-microsoft-com:office:word" xmlns:w14="http://schemas.microsoft.com/office/word/2010/wordml" xmlns:wne="http://schemas.microsoft.com/office/word/2006/wordml" xmlns:wp14="http://schemas.microsoft.com/office/word/2010/wordprocessingDrawing" xmlns:wp="http://schemas.openxmlformats.org/drawingml/2006/wordprocessingDrawing" xmlns:wpc="http://schemas.microsoft.com/office/word/2010/wordprocessingCanvas" xmlns:wpg="http://schemas.microsoft.com/office/word/2010/wordprocessingGroup" xmlns:wpi="http://schemas.microsoft.com/office/word/2010/wordprocessingInk" xmlns:wps="http://schemas.microsoft.com/office/word/2010/wordprocessingShape" mc:Ignorable="w14 wp14">
   <w:p>
     <w:pPr>
       <w:pStyle w:val="Footer"/>
@@ -2319,12 +2541,14 @@
     </w:pPr>
     <w:r>
       <w:rPr>
+        <w:rFonts w:eastAsia="黑体"/>
         <w:sz w:val="18"/>
       </w:rPr>
       <w:t xml:space="preserve">第 </w:t>
     </w:r>
     <w:r>
       <w:rPr>
+        <w:rFonts w:eastAsia="黑体"/>
         <w:sz w:val="18"/>
       </w:rPr>
       <w:fldChar w:fldCharType="begin"/>
@@ -2333,6 +2557,7 @@
     </w:r>
     <w:r>
       <w:rPr>
+        <w:rFonts w:eastAsia="黑体"/>
         <w:sz w:val="18"/>
       </w:rPr>
       <w:t xml:space="preserve"> 页</w:t>
@@ -2346,6 +2571,9 @@
   <w:footnote w:type="continuationSeparator" w:id="0">
     <w:p>
       <w:r>
+        <w:rPr>
+          <w:rFonts w:eastAsia="黑体"/>
+        </w:rPr>
         <w:continuationSeparator/>
       </w:r>
     </w:p>
@@ -2353,6 +2581,9 @@
   <w:footnote w:type="separator" w:id="-1">
     <w:p>
       <w:r>
+        <w:rPr>
+          <w:rFonts w:eastAsia="黑体"/>
+        </w:rPr>
         <w:separator/>
       </w:r>
     </w:p>
@@ -2361,7 +2592,7 @@
 </file>
 
 <file path=word/header1.xml><?xml version="1.0" encoding="utf-8"?>
-<w:hdr xmlns:m="http://schemas.openxmlformats.org/officeDocument/2006/math" xmlns:mc="http://schemas.openxmlformats.org/markup-compatibility/2006" xmlns:mo="http://schemas.microsoft.com/office/mac/office/2008/main" xmlns:mv="urn:schemas-microsoft-com:mac:vml" xmlns:o="urn:schemas-microsoft-com:office:office" xmlns:r="http://schemas.openxmlformats.org/officeDocument/2006/relationships" xmlns:v="urn:schemas-microsoft-com:vml" xmlns:w10="urn:schemas-microsoft-com:office:word" xmlns:w14="http://schemas.microsoft.com/office/word/2010/wordml" xmlns:w="http://schemas.openxmlformats.org/wordprocessingml/2006/main" xmlns:wne="http://schemas.microsoft.com/office/word/2006/wordml" xmlns:wp14="http://schemas.microsoft.com/office/word/2010/wordprocessingDrawing" xmlns:wp="http://schemas.openxmlformats.org/drawingml/2006/wordprocessingDrawing" xmlns:wpc="http://schemas.microsoft.com/office/word/2010/wordprocessingCanvas" xmlns:wpg="http://schemas.microsoft.com/office/word/2010/wordprocessingGroup" xmlns:wpi="http://schemas.microsoft.com/office/word/2010/wordprocessingInk" xmlns:wps="http://schemas.microsoft.com/office/word/2010/wordprocessingShape" mc:Ignorable="w14 wp14">
+<w:hdr xmlns:mc="http://schemas.openxmlformats.org/markup-compatibility/2006" xmlns:w="http://schemas.openxmlformats.org/wordprocessingml/2006/main" xmlns:m="http://schemas.openxmlformats.org/officeDocument/2006/math" xmlns:mo="http://schemas.microsoft.com/office/mac/office/2008/main" xmlns:mv="urn:schemas-microsoft-com:mac:vml" xmlns:o="urn:schemas-microsoft-com:office:office" xmlns:r="http://schemas.openxmlformats.org/officeDocument/2006/relationships" xmlns:v="urn:schemas-microsoft-com:vml" xmlns:w10="urn:schemas-microsoft-com:office:word" xmlns:w14="http://schemas.microsoft.com/office/word/2010/wordml" xmlns:wne="http://schemas.microsoft.com/office/word/2006/wordml" xmlns:wp14="http://schemas.microsoft.com/office/word/2010/wordprocessingDrawing" xmlns:wp="http://schemas.openxmlformats.org/drawingml/2006/wordprocessingDrawing" xmlns:wpc="http://schemas.microsoft.com/office/word/2010/wordprocessingCanvas" xmlns:wpg="http://schemas.microsoft.com/office/word/2010/wordprocessingGroup" xmlns:wpi="http://schemas.microsoft.com/office/word/2010/wordprocessingInk" xmlns:wps="http://schemas.microsoft.com/office/word/2010/wordprocessingShape" mc:Ignorable="w14 wp14">
   <w:p>
     <w:pPr>
       <w:pStyle w:val="Header"/>
@@ -2369,7 +2600,7 @@
     </w:pPr>
     <w:r>
       <w:rPr>
-        <w:rFonts w:ascii="Times New Roman" w:hAnsi="Times New Roman"/>
+        <w:rFonts w:ascii="Times New Roman" w:hAnsi="Times New Roman" w:eastAsia="黑体"/>
         <w:sz w:val="18"/>
         <w:rFonts w:eastAsia="黑体"/>
         <w:rFonts w:eastAsia="黑体"/>
@@ -2381,7 +2612,7 @@
 </file>
 
 <file path=word/numbering.xml><?xml version="1.0" encoding="utf-8"?>
-<w:numbering xmlns:m="http://schemas.openxmlformats.org/officeDocument/2006/math" xmlns:mc="http://schemas.openxmlformats.org/markup-compatibility/2006" xmlns:mo="http://schemas.microsoft.com/office/mac/office/2008/main" xmlns:mv="urn:schemas-microsoft-com:mac:vml" xmlns:o="urn:schemas-microsoft-com:office:office" xmlns:r="http://schemas.openxmlformats.org/officeDocument/2006/relationships" xmlns:v="urn:schemas-microsoft-com:vml" xmlns:w="http://schemas.openxmlformats.org/wordprocessingml/2006/main" xmlns:w10="urn:schemas-microsoft-com:office:word" xmlns:w14="http://schemas.microsoft.com/office/word/2010/wordml" xmlns:wne="http://schemas.microsoft.com/office/word/2006/wordml" xmlns:wp="http://schemas.openxmlformats.org/drawingml/2006/wordprocessingDrawing" xmlns:wp14="http://schemas.microsoft.com/office/word/2010/wordprocessingDrawing" xmlns:wpc="http://schemas.microsoft.com/office/word/2010/wordprocessingCanvas" xmlns:wpg="http://schemas.microsoft.com/office/word/2010/wordprocessingGroup" xmlns:wpi="http://schemas.microsoft.com/office/word/2010/wordprocessingInk" xmlns:wps="http://schemas.microsoft.com/office/word/2010/wordprocessingShape" mc:Ignorable="w14 wp14">
+<w:numbering xmlns:mc="http://schemas.openxmlformats.org/markup-compatibility/2006" xmlns:w="http://schemas.openxmlformats.org/wordprocessingml/2006/main" xmlns:m="http://schemas.openxmlformats.org/officeDocument/2006/math" xmlns:mo="http://schemas.microsoft.com/office/mac/office/2008/main" xmlns:mv="urn:schemas-microsoft-com:mac:vml" xmlns:o="urn:schemas-microsoft-com:office:office" xmlns:r="http://schemas.openxmlformats.org/officeDocument/2006/relationships" xmlns:v="urn:schemas-microsoft-com:vml" xmlns:w10="urn:schemas-microsoft-com:office:word" xmlns:w14="http://schemas.microsoft.com/office/word/2010/wordml" xmlns:wne="http://schemas.microsoft.com/office/word/2006/wordml" xmlns:wp="http://schemas.openxmlformats.org/drawingml/2006/wordprocessingDrawing" xmlns:wp14="http://schemas.microsoft.com/office/word/2010/wordprocessingDrawing" xmlns:wpc="http://schemas.microsoft.com/office/word/2010/wordprocessingCanvas" xmlns:wpg="http://schemas.microsoft.com/office/word/2010/wordprocessingGroup" xmlns:wpi="http://schemas.microsoft.com/office/word/2010/wordprocessingInk" xmlns:wps="http://schemas.microsoft.com/office/word/2010/wordprocessingShape" mc:Ignorable="w14 wp14">
   <w:abstractNum w:abstractNumId="0">
     <w:nsid w:val="FFFFFF7C"/>
     <w:multiLevelType w:val="singleLevel"/>
@@ -2468,7 +2699,7 @@
         <w:ind w:hanging="360" w:left="1440"/>
       </w:pPr>
       <w:rPr>
-        <w:rFonts w:ascii="Symbol" w:hAnsi="Symbol" w:hint="default"/>
+        <w:rFonts w:ascii="Symbol" w:hAnsi="Symbol" w:hint="default" w:eastAsia="黑体"/>
       </w:rPr>
     </w:lvl>
   </w:abstractNum>
@@ -2489,7 +2720,7 @@
         <w:ind w:hanging="360" w:left="1080"/>
       </w:pPr>
       <w:rPr>
-        <w:rFonts w:ascii="Symbol" w:hAnsi="Symbol" w:hint="default"/>
+        <w:rFonts w:ascii="Symbol" w:hAnsi="Symbol" w:hint="default" w:eastAsia="黑体"/>
       </w:rPr>
     </w:lvl>
   </w:abstractNum>
@@ -2510,7 +2741,7 @@
         <w:ind w:hanging="360" w:left="720"/>
       </w:pPr>
       <w:rPr>
-        <w:rFonts w:ascii="Symbol" w:hAnsi="Symbol" w:hint="default"/>
+        <w:rFonts w:ascii="Symbol" w:hAnsi="Symbol" w:hint="default" w:eastAsia="黑体"/>
       </w:rPr>
     </w:lvl>
   </w:abstractNum>
@@ -2549,7 +2780,7 @@
         <w:ind w:hanging="360" w:left="360"/>
       </w:pPr>
       <w:rPr>
-        <w:rFonts w:ascii="Symbol" w:hAnsi="Symbol" w:hint="default"/>
+        <w:rFonts w:ascii="Symbol" w:hAnsi="Symbol" w:hint="default" w:eastAsia="黑体"/>
       </w:rPr>
     </w:lvl>
   </w:abstractNum>
@@ -2640,7 +2871,7 @@
         <w:ind w:left="720" w:hanging="360"/>
       </w:pPr>
       <w:rPr>
-        <w:rFonts w:ascii="Symbol" w:hAnsi="Symbol" w:cs="Symbol" w:hint="default"/>
+        <w:rFonts w:ascii="Symbol" w:hAnsi="Symbol" w:cs="Symbol" w:hint="default" w:eastAsia="黑体"/>
       </w:rPr>
     </w:lvl>
     <w:lvl w:ilvl="1">
@@ -2651,7 +2882,7 @@
         <w:ind w:left="1440" w:hanging="360"/>
       </w:pPr>
       <w:rPr>
-        <w:rFonts w:ascii="Courier New" w:hAnsi="Courier New" w:cs="Courier New" w:hint="default"/>
+        <w:rFonts w:ascii="Courier New" w:hAnsi="Courier New" w:cs="Courier New" w:hint="default" w:eastAsia="黑体"/>
       </w:rPr>
     </w:lvl>
     <w:lvl w:ilvl="2">
@@ -2662,7 +2893,7 @@
         <w:ind w:left="2160" w:hanging="360"/>
       </w:pPr>
       <w:rPr>
-        <w:rFonts w:ascii="Wingdings" w:hAnsi="Wingdings" w:cs="Wingdings" w:hint="default"/>
+        <w:rFonts w:ascii="Wingdings" w:hAnsi="Wingdings" w:cs="Wingdings" w:hint="default" w:eastAsia="黑体"/>
       </w:rPr>
     </w:lvl>
     <w:lvl w:ilvl="3">
@@ -2673,7 +2904,7 @@
         <w:ind w:left="2880" w:hanging="360"/>
       </w:pPr>
       <w:rPr>
-        <w:rFonts w:ascii="Symbol" w:hAnsi="Symbol" w:cs="Symbol" w:hint="default"/>
+        <w:rFonts w:ascii="Symbol" w:hAnsi="Symbol" w:cs="Symbol" w:hint="default" w:eastAsia="黑体"/>
       </w:rPr>
     </w:lvl>
     <w:lvl w:ilvl="4">
@@ -2684,7 +2915,7 @@
         <w:ind w:left="3600" w:hanging="360"/>
       </w:pPr>
       <w:rPr>
-        <w:rFonts w:ascii="Courier New" w:hAnsi="Courier New" w:cs="Courier New" w:hint="default"/>
+        <w:rFonts w:ascii="Courier New" w:hAnsi="Courier New" w:cs="Courier New" w:hint="default" w:eastAsia="黑体"/>
       </w:rPr>
     </w:lvl>
     <w:lvl w:ilvl="5">
@@ -2695,7 +2926,7 @@
         <w:ind w:left="4320" w:hanging="360"/>
       </w:pPr>
       <w:rPr>
-        <w:rFonts w:ascii="Wingdings" w:hAnsi="Wingdings" w:cs="Wingdings" w:hint="default"/>
+        <w:rFonts w:ascii="Wingdings" w:hAnsi="Wingdings" w:cs="Wingdings" w:hint="default" w:eastAsia="黑体"/>
       </w:rPr>
     </w:lvl>
     <w:lvl w:ilvl="6">
@@ -2706,7 +2937,7 @@
         <w:ind w:left="5040" w:hanging="360"/>
       </w:pPr>
       <w:rPr>
-        <w:rFonts w:ascii="Symbol" w:hAnsi="Symbol" w:cs="Symbol" w:hint="default"/>
+        <w:rFonts w:ascii="Symbol" w:hAnsi="Symbol" w:cs="Symbol" w:hint="default" w:eastAsia="黑体"/>
       </w:rPr>
     </w:lvl>
     <w:lvl w:ilvl="7">
@@ -2717,7 +2948,7 @@
         <w:ind w:left="5760" w:hanging="360"/>
       </w:pPr>
       <w:rPr>
-        <w:rFonts w:ascii="Courier New" w:hAnsi="Courier New" w:cs="Courier New" w:hint="default"/>
+        <w:rFonts w:ascii="Courier New" w:hAnsi="Courier New" w:cs="Courier New" w:hint="default" w:eastAsia="黑体"/>
       </w:rPr>
     </w:lvl>
     <w:lvl w:ilvl="8">
@@ -2728,7 +2959,7 @@
         <w:ind w:left="6480" w:hanging="360"/>
       </w:pPr>
       <w:rPr>
-        <w:rFonts w:ascii="Wingdings" w:hAnsi="Wingdings" w:cs="Wingdings" w:hint="default"/>
+        <w:rFonts w:ascii="Wingdings" w:hAnsi="Wingdings" w:cs="Wingdings" w:hint="default" w:eastAsia="黑体"/>
       </w:rPr>
     </w:lvl>
   </w:abstractNum>
@@ -2784,11 +3015,11 @@
 </file>
 
 <file path=word/styles.xml><?xml version="1.0" encoding="utf-8"?>
-<w:styles xmlns:mc="http://schemas.openxmlformats.org/markup-compatibility/2006" xmlns:r="http://schemas.openxmlformats.org/officeDocument/2006/relationships" xmlns:w="http://schemas.openxmlformats.org/wordprocessingml/2006/main" xmlns:w14="http://schemas.microsoft.com/office/word/2010/wordml" mc:Ignorable="w14">
+<w:styles xmlns:mc="http://schemas.openxmlformats.org/markup-compatibility/2006" xmlns:w="http://schemas.openxmlformats.org/wordprocessingml/2006/main" xmlns:r="http://schemas.openxmlformats.org/officeDocument/2006/relationships" xmlns:w14="http://schemas.microsoft.com/office/word/2010/wordml" mc:Ignorable="w14">
   <w:docDefaults>
     <w:rPrDefault>
       <w:rPr>
-        <w:rFonts w:asciiTheme="minorHAnsi" w:cstheme="minorBidi" w:eastAsiaTheme="minorEastAsia" w:hAnsiTheme="minorHAnsi"/>
+        <w:rFonts w:asciiTheme="minorHAnsi" w:cstheme="minorBidi" w:hAnsiTheme="minorHAnsi" w:eastAsia="黑体"/>
         <w:sz w:val="22"/>
         <w:szCs w:val="22"/>
         <w:lang w:bidi="ar-SA" w:eastAsia="en-US" w:val="en-US"/>
@@ -3010,7 +3241,7 @@
       <w:outlineLvl w:val="0"/>
     </w:pPr>
     <w:rPr>
-      <w:rFonts w:ascii="Times New Roman" w:asciiTheme="majorHAnsi" w:cstheme="majorBidi" w:eastAsia="黑体" w:eastAsiaTheme="majorEastAsia" w:hAnsi="Times New Roman" w:hAnsiTheme="majorHAnsi"/>
+      <w:rFonts w:ascii="Times New Roman" w:asciiTheme="majorHAnsi" w:cstheme="majorBidi" w:eastAsia="黑体" w:hAnsi="Times New Roman" w:hAnsiTheme="majorHAnsi"/>
       <w:b/>
       <w:bCs/>
       <w:color w:val="1F3864"/>
@@ -3034,7 +3265,7 @@
       <w:outlineLvl w:val="1"/>
     </w:pPr>
     <w:rPr>
-      <w:rFonts w:ascii="Times New Roman" w:asciiTheme="majorHAnsi" w:cstheme="majorBidi" w:eastAsia="黑体" w:eastAsiaTheme="majorEastAsia" w:hAnsi="Times New Roman" w:hAnsiTheme="majorHAnsi"/>
+      <w:rFonts w:ascii="Times New Roman" w:asciiTheme="majorHAnsi" w:cstheme="majorBidi" w:eastAsia="黑体" w:hAnsi="Times New Roman" w:hAnsiTheme="majorHAnsi"/>
       <w:b/>
       <w:bCs/>
       <w:color w:val="2E4E7E"/>
@@ -3058,7 +3289,7 @@
       <w:outlineLvl w:val="2"/>
     </w:pPr>
     <w:rPr>
-      <w:rFonts w:ascii="Times New Roman" w:asciiTheme="majorHAnsi" w:cstheme="majorBidi" w:eastAsia="黑体" w:eastAsiaTheme="majorEastAsia" w:hAnsi="Times New Roman" w:hAnsiTheme="majorHAnsi"/>
+      <w:rFonts w:ascii="Times New Roman" w:asciiTheme="majorHAnsi" w:cstheme="majorBidi" w:eastAsia="黑体" w:hAnsi="Times New Roman" w:hAnsiTheme="majorHAnsi"/>
       <w:b/>
       <w:bCs/>
       <w:color w:val="2E4E7E"/>
@@ -3082,7 +3313,7 @@
       <w:outlineLvl w:val="3"/>
     </w:pPr>
     <w:rPr>
-      <w:rFonts w:ascii="Times New Roman" w:asciiTheme="majorHAnsi" w:cstheme="majorBidi" w:eastAsia="黑体" w:eastAsiaTheme="majorEastAsia" w:hAnsi="Times New Roman" w:hAnsiTheme="majorHAnsi"/>
+      <w:rFonts w:ascii="Times New Roman" w:asciiTheme="majorHAnsi" w:cstheme="majorBidi" w:eastAsia="黑体" w:hAnsi="Times New Roman" w:hAnsiTheme="majorHAnsi"/>
       <w:b/>
       <w:bCs/>
       <w:i/>
@@ -3108,7 +3339,7 @@
       <w:outlineLvl w:val="4"/>
     </w:pPr>
     <w:rPr>
-      <w:rFonts w:ascii="Times New Roman" w:asciiTheme="majorHAnsi" w:cstheme="majorBidi" w:eastAsia="黑体" w:eastAsiaTheme="majorEastAsia" w:hAnsi="Times New Roman" w:hAnsiTheme="majorHAnsi"/>
+      <w:rFonts w:ascii="Times New Roman" w:asciiTheme="majorHAnsi" w:cstheme="majorBidi" w:eastAsia="黑体" w:hAnsi="Times New Roman" w:hAnsiTheme="majorHAnsi"/>
       <w:b/>
       <w:color w:val="333333"/>
       <w:sz w:val="22"/>
@@ -3131,7 +3362,7 @@
       <w:outlineLvl w:val="5"/>
     </w:pPr>
     <w:rPr>
-      <w:rFonts w:asciiTheme="majorHAnsi" w:cstheme="majorBidi" w:eastAsiaTheme="majorEastAsia" w:hAnsiTheme="majorHAnsi"/>
+      <w:rFonts w:asciiTheme="majorHAnsi" w:cstheme="majorBidi" w:hAnsiTheme="majorHAnsi" w:eastAsia="黑体"/>
       <w:i/>
       <w:iCs/>
       <w:color w:themeColor="accent1" w:themeShade="7F" w:val="243F60"/>
@@ -3154,7 +3385,7 @@
       <w:outlineLvl w:val="6"/>
     </w:pPr>
     <w:rPr>
-      <w:rFonts w:asciiTheme="majorHAnsi" w:cstheme="majorBidi" w:eastAsiaTheme="majorEastAsia" w:hAnsiTheme="majorHAnsi"/>
+      <w:rFonts w:asciiTheme="majorHAnsi" w:cstheme="majorBidi" w:hAnsiTheme="majorHAnsi" w:eastAsia="黑体"/>
       <w:i/>
       <w:iCs/>
       <w:color w:themeColor="text1" w:themeTint="BF" w:val="404040"/>
@@ -3177,7 +3408,7 @@
       <w:outlineLvl w:val="7"/>
     </w:pPr>
     <w:rPr>
-      <w:rFonts w:asciiTheme="majorHAnsi" w:cstheme="majorBidi" w:eastAsiaTheme="majorEastAsia" w:hAnsiTheme="majorHAnsi"/>
+      <w:rFonts w:asciiTheme="majorHAnsi" w:cstheme="majorBidi" w:hAnsiTheme="majorHAnsi" w:eastAsia="黑体"/>
       <w:color w:themeColor="accent1" w:val="4F81BD"/>
       <w:sz w:val="20"/>
       <w:szCs w:val="20"/>
@@ -3200,7 +3431,7 @@
       <w:outlineLvl w:val="8"/>
     </w:pPr>
     <w:rPr>
-      <w:rFonts w:asciiTheme="majorHAnsi" w:cstheme="majorBidi" w:eastAsiaTheme="majorEastAsia" w:hAnsiTheme="majorHAnsi"/>
+      <w:rFonts w:asciiTheme="majorHAnsi" w:cstheme="majorBidi" w:hAnsiTheme="majorHAnsi" w:eastAsia="黑体"/>
       <w:i/>
       <w:iCs/>
       <w:color w:themeColor="text1" w:themeTint="BF" w:val="404040"/>
@@ -3251,7 +3482,7 @@
     <w:uiPriority w:val="9"/>
     <w:rsid w:val="00FC693F"/>
     <w:rPr>
-      <w:rFonts w:asciiTheme="majorHAnsi" w:cstheme="majorBidi" w:eastAsiaTheme="majorEastAsia" w:hAnsiTheme="majorHAnsi"/>
+      <w:rFonts w:asciiTheme="majorHAnsi" w:cstheme="majorBidi" w:hAnsiTheme="majorHAnsi" w:eastAsia="黑体"/>
       <w:b/>
       <w:bCs/>
       <w:color w:themeColor="accent1" w:themeShade="BF" w:val="365F91"/>
@@ -3266,7 +3497,7 @@
     <w:uiPriority w:val="9"/>
     <w:rsid w:val="00FC693F"/>
     <w:rPr>
-      <w:rFonts w:asciiTheme="majorHAnsi" w:cstheme="majorBidi" w:eastAsiaTheme="majorEastAsia" w:hAnsiTheme="majorHAnsi"/>
+      <w:rFonts w:asciiTheme="majorHAnsi" w:cstheme="majorBidi" w:hAnsiTheme="majorHAnsi" w:eastAsia="黑体"/>
       <w:b/>
       <w:bCs/>
       <w:color w:themeColor="accent1" w:val="4F81BD"/>
@@ -3281,7 +3512,7 @@
     <w:uiPriority w:val="9"/>
     <w:rsid w:val="00FC693F"/>
     <w:rPr>
-      <w:rFonts w:asciiTheme="majorHAnsi" w:cstheme="majorBidi" w:eastAsiaTheme="majorEastAsia" w:hAnsiTheme="majorHAnsi"/>
+      <w:rFonts w:asciiTheme="majorHAnsi" w:cstheme="majorBidi" w:hAnsiTheme="majorHAnsi" w:eastAsia="黑体"/>
       <w:b/>
       <w:bCs/>
       <w:color w:themeColor="accent1" w:val="4F81BD"/>
@@ -3304,7 +3535,7 @@
       <w:contextualSpacing/>
     </w:pPr>
     <w:rPr>
-      <w:rFonts w:ascii="Times New Roman" w:asciiTheme="majorHAnsi" w:cstheme="majorBidi" w:eastAsia="黑体" w:eastAsiaTheme="majorEastAsia" w:hAnsi="Times New Roman" w:hAnsiTheme="majorHAnsi"/>
+      <w:rFonts w:ascii="Times New Roman" w:asciiTheme="majorHAnsi" w:cstheme="majorBidi" w:eastAsia="黑体" w:hAnsi="Times New Roman" w:hAnsiTheme="majorHAnsi"/>
       <w:b/>
       <w:color w:val="1F3864"/>
       <w:spacing w:val="5"/>
@@ -3320,7 +3551,7 @@
     <w:uiPriority w:val="10"/>
     <w:rsid w:val="00FC693F"/>
     <w:rPr>
-      <w:rFonts w:asciiTheme="majorHAnsi" w:cstheme="majorBidi" w:eastAsiaTheme="majorEastAsia" w:hAnsiTheme="majorHAnsi"/>
+      <w:rFonts w:asciiTheme="majorHAnsi" w:cstheme="majorBidi" w:hAnsiTheme="majorHAnsi" w:eastAsia="黑体"/>
       <w:color w:themeColor="text2" w:themeShade="BF" w:val="17365D"/>
       <w:spacing w:val="5"/>
       <w:kern w:val="28"/>
@@ -3342,7 +3573,7 @@
       </w:numPr>
     </w:pPr>
     <w:rPr>
-      <w:rFonts w:asciiTheme="majorHAnsi" w:cstheme="majorBidi" w:eastAsiaTheme="majorEastAsia" w:hAnsiTheme="majorHAnsi"/>
+      <w:rFonts w:asciiTheme="majorHAnsi" w:cstheme="majorBidi" w:hAnsiTheme="majorHAnsi" w:eastAsia="黑体"/>
       <w:i/>
       <w:iCs/>
       <w:color w:themeColor="accent1" w:val="4F81BD"/>
@@ -3358,7 +3589,7 @@
     <w:uiPriority w:val="11"/>
     <w:rsid w:val="00FC693F"/>
     <w:rPr>
-      <w:rFonts w:asciiTheme="majorHAnsi" w:cstheme="majorBidi" w:eastAsiaTheme="majorEastAsia" w:hAnsiTheme="majorHAnsi"/>
+      <w:rFonts w:asciiTheme="majorHAnsi" w:cstheme="majorBidi" w:hAnsiTheme="majorHAnsi" w:eastAsia="黑体"/>
       <w:i/>
       <w:iCs/>
       <w:color w:themeColor="accent1" w:val="4F81BD"/>
@@ -3425,6 +3656,7 @@
       <w:spacing w:after="120"/>
     </w:pPr>
     <w:rPr>
+      <w:rFonts w:eastAsia="黑体"/>
       <w:sz w:val="16"/>
       <w:szCs w:val="16"/>
     </w:rPr>
@@ -3436,6 +3668,7 @@
     <w:uiPriority w:val="99"/>
     <w:rsid w:val="00AA1D8D"/>
     <w:rPr>
+      <w:rFonts w:eastAsia="黑体"/>
       <w:sz w:val="16"/>
       <w:szCs w:val="16"/>
     </w:rPr>
@@ -3605,7 +3838,7 @@
       </w:tabs>
     </w:pPr>
     <w:rPr>
-      <w:rFonts w:ascii="Courier" w:hAnsi="Courier"/>
+      <w:rFonts w:ascii="Courier" w:hAnsi="Courier" w:eastAsia="黑体"/>
       <w:sz w:val="20"/>
       <w:szCs w:val="20"/>
     </w:rPr>
@@ -3617,7 +3850,7 @@
     <w:uiPriority w:val="99"/>
     <w:rsid w:val="0029639D"/>
     <w:rPr>
-      <w:rFonts w:ascii="Courier" w:hAnsi="Courier"/>
+      <w:rFonts w:ascii="Courier" w:hAnsi="Courier" w:eastAsia="黑体"/>
       <w:sz w:val="20"/>
       <w:szCs w:val="20"/>
     </w:rPr>
@@ -3653,6 +3886,7 @@
     <w:uiPriority w:val="29"/>
     <w:rsid w:val="00FC693F"/>
     <w:rPr>
+      <w:rFonts w:eastAsia="黑体"/>
       <w:i/>
       <w:iCs/>
       <w:color w:themeColor="text1" w:val="000000"/>
@@ -3666,7 +3900,7 @@
     <w:semiHidden/>
     <w:rsid w:val="00FC693F"/>
     <w:rPr>
-      <w:rFonts w:asciiTheme="majorHAnsi" w:cstheme="majorBidi" w:eastAsiaTheme="majorEastAsia" w:hAnsiTheme="majorHAnsi"/>
+      <w:rFonts w:asciiTheme="majorHAnsi" w:cstheme="majorBidi" w:hAnsiTheme="majorHAnsi" w:eastAsia="黑体"/>
       <w:b/>
       <w:bCs/>
       <w:i/>
@@ -3682,7 +3916,7 @@
     <w:semiHidden/>
     <w:rsid w:val="00FC693F"/>
     <w:rPr>
-      <w:rFonts w:asciiTheme="majorHAnsi" w:cstheme="majorBidi" w:eastAsiaTheme="majorEastAsia" w:hAnsiTheme="majorHAnsi"/>
+      <w:rFonts w:asciiTheme="majorHAnsi" w:cstheme="majorBidi" w:hAnsiTheme="majorHAnsi" w:eastAsia="黑体"/>
       <w:color w:themeColor="accent1" w:themeShade="7F" w:val="243F60"/>
     </w:rPr>
   </w:style>
@@ -3694,7 +3928,7 @@
     <w:semiHidden/>
     <w:rsid w:val="00FC693F"/>
     <w:rPr>
-      <w:rFonts w:asciiTheme="majorHAnsi" w:cstheme="majorBidi" w:eastAsiaTheme="majorEastAsia" w:hAnsiTheme="majorHAnsi"/>
+      <w:rFonts w:asciiTheme="majorHAnsi" w:cstheme="majorBidi" w:hAnsiTheme="majorHAnsi" w:eastAsia="黑体"/>
       <w:i/>
       <w:iCs/>
       <w:color w:themeColor="accent1" w:themeShade="7F" w:val="243F60"/>
@@ -3708,7 +3942,7 @@
     <w:semiHidden/>
     <w:rsid w:val="00FC693F"/>
     <w:rPr>
-      <w:rFonts w:asciiTheme="majorHAnsi" w:cstheme="majorBidi" w:eastAsiaTheme="majorEastAsia" w:hAnsiTheme="majorHAnsi"/>
+      <w:rFonts w:asciiTheme="majorHAnsi" w:cstheme="majorBidi" w:hAnsiTheme="majorHAnsi" w:eastAsia="黑体"/>
       <w:i/>
       <w:iCs/>
       <w:color w:themeColor="text1" w:themeTint="BF" w:val="404040"/>
@@ -3722,7 +3956,7 @@
     <w:semiHidden/>
     <w:rsid w:val="00FC693F"/>
     <w:rPr>
-      <w:rFonts w:asciiTheme="majorHAnsi" w:cstheme="majorBidi" w:eastAsiaTheme="majorEastAsia" w:hAnsiTheme="majorHAnsi"/>
+      <w:rFonts w:asciiTheme="majorHAnsi" w:cstheme="majorBidi" w:hAnsiTheme="majorHAnsi" w:eastAsia="黑体"/>
       <w:color w:themeColor="accent1" w:val="4F81BD"/>
       <w:sz w:val="20"/>
       <w:szCs w:val="20"/>
@@ -3736,7 +3970,7 @@
     <w:semiHidden/>
     <w:rsid w:val="00FC693F"/>
     <w:rPr>
-      <w:rFonts w:asciiTheme="majorHAnsi" w:cstheme="majorBidi" w:eastAsiaTheme="majorEastAsia" w:hAnsiTheme="majorHAnsi"/>
+      <w:rFonts w:asciiTheme="majorHAnsi" w:cstheme="majorBidi" w:hAnsiTheme="majorHAnsi" w:eastAsia="黑体"/>
       <w:i/>
       <w:iCs/>
       <w:color w:themeColor="text1" w:themeTint="BF" w:val="404040"/>
@@ -3757,6 +3991,7 @@
       <w:spacing w:line="240" w:lineRule="auto"/>
     </w:pPr>
     <w:rPr>
+      <w:rFonts w:eastAsia="黑体"/>
       <w:b/>
       <w:bCs/>
       <w:color w:themeColor="accent1" w:val="4F81BD"/>
@@ -3771,6 +4006,7 @@
     <w:qFormat/>
     <w:rsid w:val="00FC693F"/>
     <w:rPr>
+      <w:rFonts w:eastAsia="黑体"/>
       <w:b/>
       <w:bCs/>
     </w:rPr>
@@ -3782,6 +4018,7 @@
     <w:qFormat/>
     <w:rsid w:val="00FC693F"/>
     <w:rPr>
+      <w:rFonts w:eastAsia="黑体"/>
       <w:i/>
       <w:iCs/>
     </w:rPr>
@@ -3802,6 +4039,7 @@
       <w:ind w:left="936" w:right="936"/>
     </w:pPr>
     <w:rPr>
+      <w:rFonts w:eastAsia="黑体"/>
       <w:b/>
       <w:bCs/>
       <w:i/>
@@ -3816,6 +4054,7 @@
     <w:uiPriority w:val="30"/>
     <w:rsid w:val="00FC693F"/>
     <w:rPr>
+      <w:rFonts w:eastAsia="黑体"/>
       <w:b/>
       <w:bCs/>
       <w:i/>
@@ -3830,6 +4069,7 @@
     <w:qFormat/>
     <w:rsid w:val="00FC693F"/>
     <w:rPr>
+      <w:rFonts w:eastAsia="黑体"/>
       <w:i/>
       <w:iCs/>
       <w:color w:themeColor="text1" w:themeTint="7F" w:val="808080"/>
@@ -3842,6 +4082,7 @@
     <w:qFormat/>
     <w:rsid w:val="00FC693F"/>
     <w:rPr>
+      <w:rFonts w:eastAsia="黑体"/>
       <w:b/>
       <w:bCs/>
       <w:i/>
@@ -3856,6 +4097,7 @@
     <w:qFormat/>
     <w:rsid w:val="00FC693F"/>
     <w:rPr>
+      <w:rFonts w:eastAsia="黑体"/>
       <w:smallCaps/>
       <w:color w:themeColor="accent2" w:val="C0504D"/>
       <w:u w:val="single"/>
@@ -3868,6 +4110,7 @@
     <w:qFormat/>
     <w:rsid w:val="00FC693F"/>
     <w:rPr>
+      <w:rFonts w:eastAsia="黑体"/>
       <w:b/>
       <w:bCs/>
       <w:smallCaps/>
@@ -3883,6 +4126,7 @@
     <w:qFormat/>
     <w:rsid w:val="00FC693F"/>
     <w:rPr>
+      <w:rFonts w:eastAsia="黑体"/>
       <w:b/>
       <w:bCs/>
       <w:smallCaps/>
@@ -3937,6 +4181,7 @@
       <w:spacing w:after="0" w:line="240" w:lineRule="auto"/>
     </w:pPr>
     <w:rPr>
+      <w:rFonts w:eastAsia="黑体"/>
       <w:color w:themeColor="text1" w:themeShade="BF" w:val="000000"/>
     </w:rPr>
     <w:tblPr>
@@ -3959,6 +4204,7 @@
         <w:spacing w:after="0" w:before="0" w:line="240" w:lineRule="auto"/>
       </w:pPr>
       <w:rPr>
+        <w:rFonts w:eastAsia="黑体"/>
         <w:b/>
         <w:bCs/>
       </w:rPr>
@@ -3979,6 +4225,7 @@
         <w:spacing w:after="0" w:before="0" w:line="240" w:lineRule="auto"/>
       </w:pPr>
       <w:rPr>
+        <w:rFonts w:eastAsia="黑体"/>
         <w:b/>
         <w:bCs/>
       </w:rPr>
@@ -3996,12 +4243,14 @@
     </w:tblStylePr>
     <w:tblStylePr w:type="firstCol">
       <w:rPr>
+        <w:rFonts w:eastAsia="黑体"/>
         <w:b/>
         <w:bCs/>
       </w:rPr>
     </w:tblStylePr>
     <w:tblStylePr w:type="lastCol">
       <w:rPr>
+        <w:rFonts w:eastAsia="黑体"/>
         <w:b/>
         <w:bCs/>
       </w:rPr>
@@ -4040,6 +4289,7 @@
       <w:spacing w:after="0" w:line="240" w:lineRule="auto"/>
     </w:pPr>
     <w:rPr>
+      <w:rFonts w:eastAsia="黑体"/>
       <w:color w:themeColor="accent1" w:themeShade="BF" w:val="365F91"/>
     </w:rPr>
     <w:tblPr>
@@ -4062,6 +4312,7 @@
         <w:spacing w:after="0" w:before="0" w:line="240" w:lineRule="auto"/>
       </w:pPr>
       <w:rPr>
+        <w:rFonts w:eastAsia="黑体"/>
         <w:b/>
         <w:bCs/>
       </w:rPr>
@@ -4082,6 +4333,7 @@
         <w:spacing w:after="0" w:before="0" w:line="240" w:lineRule="auto"/>
       </w:pPr>
       <w:rPr>
+        <w:rFonts w:eastAsia="黑体"/>
         <w:b/>
         <w:bCs/>
       </w:rPr>
@@ -4099,12 +4351,14 @@
     </w:tblStylePr>
     <w:tblStylePr w:type="firstCol">
       <w:rPr>
+        <w:rFonts w:eastAsia="黑体"/>
         <w:b/>
         <w:bCs/>
       </w:rPr>
     </w:tblStylePr>
     <w:tblStylePr w:type="lastCol">
       <w:rPr>
+        <w:rFonts w:eastAsia="黑体"/>
         <w:b/>
         <w:bCs/>
       </w:rPr>
@@ -4143,6 +4397,7 @@
       <w:spacing w:after="0" w:line="240" w:lineRule="auto"/>
     </w:pPr>
     <w:rPr>
+      <w:rFonts w:eastAsia="黑体"/>
       <w:color w:themeColor="accent2" w:themeShade="BF" w:val="943634"/>
     </w:rPr>
     <w:tblPr>
@@ -4165,6 +4420,7 @@
         <w:spacing w:after="0" w:before="0" w:line="240" w:lineRule="auto"/>
       </w:pPr>
       <w:rPr>
+        <w:rFonts w:eastAsia="黑体"/>
         <w:b/>
         <w:bCs/>
       </w:rPr>
@@ -4185,6 +4441,7 @@
         <w:spacing w:after="0" w:before="0" w:line="240" w:lineRule="auto"/>
       </w:pPr>
       <w:rPr>
+        <w:rFonts w:eastAsia="黑体"/>
         <w:b/>
         <w:bCs/>
       </w:rPr>
@@ -4202,12 +4459,14 @@
     </w:tblStylePr>
     <w:tblStylePr w:type="firstCol">
       <w:rPr>
+        <w:rFonts w:eastAsia="黑体"/>
         <w:b/>
         <w:bCs/>
       </w:rPr>
     </w:tblStylePr>
     <w:tblStylePr w:type="lastCol">
       <w:rPr>
+        <w:rFonts w:eastAsia="黑体"/>
         <w:b/>
         <w:bCs/>
       </w:rPr>
@@ -4246,6 +4505,7 @@
       <w:spacing w:after="0" w:line="240" w:lineRule="auto"/>
     </w:pPr>
     <w:rPr>
+      <w:rFonts w:eastAsia="黑体"/>
       <w:color w:themeColor="accent3" w:themeShade="BF" w:val="76923C"/>
     </w:rPr>
     <w:tblPr>
@@ -4268,6 +4528,7 @@
         <w:spacing w:after="0" w:before="0" w:line="240" w:lineRule="auto"/>
       </w:pPr>
       <w:rPr>
+        <w:rFonts w:eastAsia="黑体"/>
         <w:b/>
         <w:bCs/>
       </w:rPr>
@@ -4288,6 +4549,7 @@
         <w:spacing w:after="0" w:before="0" w:line="240" w:lineRule="auto"/>
       </w:pPr>
       <w:rPr>
+        <w:rFonts w:eastAsia="黑体"/>
         <w:b/>
         <w:bCs/>
       </w:rPr>
@@ -4305,12 +4567,14 @@
     </w:tblStylePr>
     <w:tblStylePr w:type="firstCol">
       <w:rPr>
+        <w:rFonts w:eastAsia="黑体"/>
         <w:b/>
         <w:bCs/>
       </w:rPr>
     </w:tblStylePr>
     <w:tblStylePr w:type="lastCol">
       <w:rPr>
+        <w:rFonts w:eastAsia="黑体"/>
         <w:b/>
         <w:bCs/>
       </w:rPr>
@@ -4349,6 +4613,7 @@
       <w:spacing w:after="0" w:line="240" w:lineRule="auto"/>
     </w:pPr>
     <w:rPr>
+      <w:rFonts w:eastAsia="黑体"/>
       <w:color w:themeColor="accent4" w:themeShade="BF" w:val="5F497A"/>
     </w:rPr>
     <w:tblPr>
@@ -4371,6 +4636,7 @@
         <w:spacing w:after="0" w:before="0" w:line="240" w:lineRule="auto"/>
       </w:pPr>
       <w:rPr>
+        <w:rFonts w:eastAsia="黑体"/>
         <w:b/>
         <w:bCs/>
       </w:rPr>
@@ -4391,6 +4657,7 @@
         <w:spacing w:after="0" w:before="0" w:line="240" w:lineRule="auto"/>
       </w:pPr>
       <w:rPr>
+        <w:rFonts w:eastAsia="黑体"/>
         <w:b/>
         <w:bCs/>
       </w:rPr>
@@ -4408,12 +4675,14 @@
     </w:tblStylePr>
     <w:tblStylePr w:type="firstCol">
       <w:rPr>
+        <w:rFonts w:eastAsia="黑体"/>
         <w:b/>
         <w:bCs/>
       </w:rPr>
     </w:tblStylePr>
     <w:tblStylePr w:type="lastCol">
       <w:rPr>
+        <w:rFonts w:eastAsia="黑体"/>
         <w:b/>
         <w:bCs/>
       </w:rPr>
@@ -4452,6 +4721,7 @@
       <w:spacing w:after="0" w:line="240" w:lineRule="auto"/>
     </w:pPr>
     <w:rPr>
+      <w:rFonts w:eastAsia="黑体"/>
       <w:color w:themeColor="accent5" w:themeShade="BF" w:val="31849B"/>
     </w:rPr>
     <w:tblPr>
@@ -4474,6 +4744,7 @@
         <w:spacing w:after="0" w:before="0" w:line="240" w:lineRule="auto"/>
       </w:pPr>
       <w:rPr>
+        <w:rFonts w:eastAsia="黑体"/>
         <w:b/>
         <w:bCs/>
       </w:rPr>
@@ -4494,6 +4765,7 @@
         <w:spacing w:after="0" w:before="0" w:line="240" w:lineRule="auto"/>
       </w:pPr>
       <w:rPr>
+        <w:rFonts w:eastAsia="黑体"/>
         <w:b/>
         <w:bCs/>
       </w:rPr>
@@ -4511,12 +4783,14 @@
     </w:tblStylePr>
     <w:tblStylePr w:type="firstCol">
       <w:rPr>
+        <w:rFonts w:eastAsia="黑体"/>
         <w:b/>
         <w:bCs/>
       </w:rPr>
     </w:tblStylePr>
     <w:tblStylePr w:type="lastCol">
       <w:rPr>
+        <w:rFonts w:eastAsia="黑体"/>
         <w:b/>
         <w:bCs/>
       </w:rPr>
@@ -4555,6 +4829,7 @@
       <w:spacing w:after="0" w:line="240" w:lineRule="auto"/>
     </w:pPr>
     <w:rPr>
+      <w:rFonts w:eastAsia="黑体"/>
       <w:color w:themeColor="accent6" w:themeShade="BF" w:val="E36C0A"/>
     </w:rPr>
     <w:tblPr>
@@ -4577,6 +4852,7 @@
         <w:spacing w:after="0" w:before="0" w:line="240" w:lineRule="auto"/>
       </w:pPr>
       <w:rPr>
+        <w:rFonts w:eastAsia="黑体"/>
         <w:b/>
         <w:bCs/>
       </w:rPr>
@@ -4597,6 +4873,7 @@
         <w:spacing w:after="0" w:before="0" w:line="240" w:lineRule="auto"/>
       </w:pPr>
       <w:rPr>
+        <w:rFonts w:eastAsia="黑体"/>
         <w:b/>
         <w:bCs/>
       </w:rPr>
@@ -4614,12 +4891,14 @@
     </w:tblStylePr>
     <w:tblStylePr w:type="firstCol">
       <w:rPr>
+        <w:rFonts w:eastAsia="黑体"/>
         <w:b/>
         <w:bCs/>
       </w:rPr>
     </w:tblStylePr>
     <w:tblStylePr w:type="lastCol">
       <w:rPr>
+        <w:rFonts w:eastAsia="黑体"/>
         <w:b/>
         <w:bCs/>
       </w:rPr>
@@ -4679,6 +4958,7 @@
         <w:spacing w:after="0" w:before="0" w:line="240" w:lineRule="auto"/>
       </w:pPr>
       <w:rPr>
+        <w:rFonts w:eastAsia="黑体"/>
         <w:b/>
         <w:bCs/>
         <w:color w:themeColor="background1" w:val="FFFFFF"/>
@@ -4693,6 +4973,7 @@
         <w:spacing w:after="0" w:before="0" w:line="240" w:lineRule="auto"/>
       </w:pPr>
       <w:rPr>
+        <w:rFonts w:eastAsia="黑体"/>
         <w:b/>
         <w:bCs/>
       </w:rPr>
@@ -4708,12 +4989,14 @@
     </w:tblStylePr>
     <w:tblStylePr w:type="firstCol">
       <w:rPr>
+        <w:rFonts w:eastAsia="黑体"/>
         <w:b/>
         <w:bCs/>
       </w:rPr>
     </w:tblStylePr>
     <w:tblStylePr w:type="lastCol">
       <w:rPr>
+        <w:rFonts w:eastAsia="黑体"/>
         <w:b/>
         <w:bCs/>
       </w:rPr>
@@ -4771,6 +5054,7 @@
         <w:spacing w:after="0" w:before="0" w:line="240" w:lineRule="auto"/>
       </w:pPr>
       <w:rPr>
+        <w:rFonts w:eastAsia="黑体"/>
         <w:b/>
         <w:bCs/>
         <w:color w:themeColor="background1" w:val="FFFFFF"/>
@@ -4785,6 +5069,7 @@
         <w:spacing w:after="0" w:before="0" w:line="240" w:lineRule="auto"/>
       </w:pPr>
       <w:rPr>
+        <w:rFonts w:eastAsia="黑体"/>
         <w:b/>
         <w:bCs/>
       </w:rPr>
@@ -4800,12 +5085,14 @@
     </w:tblStylePr>
     <w:tblStylePr w:type="firstCol">
       <w:rPr>
+        <w:rFonts w:eastAsia="黑体"/>
         <w:b/>
         <w:bCs/>
       </w:rPr>
     </w:tblStylePr>
     <w:tblStylePr w:type="lastCol">
       <w:rPr>
+        <w:rFonts w:eastAsia="黑体"/>
         <w:b/>
         <w:bCs/>
       </w:rPr>
@@ -4863,6 +5150,7 @@
         <w:spacing w:after="0" w:before="0" w:line="240" w:lineRule="auto"/>
       </w:pPr>
       <w:rPr>
+        <w:rFonts w:eastAsia="黑体"/>
         <w:b/>
         <w:bCs/>
         <w:color w:themeColor="background1" w:val="FFFFFF"/>
@@ -4877,6 +5165,7 @@
         <w:spacing w:after="0" w:before="0" w:line="240" w:lineRule="auto"/>
       </w:pPr>
       <w:rPr>
+        <w:rFonts w:eastAsia="黑体"/>
         <w:b/>
         <w:bCs/>
       </w:rPr>
@@ -4892,12 +5181,14 @@
     </w:tblStylePr>
     <w:tblStylePr w:type="firstCol">
       <w:rPr>
+        <w:rFonts w:eastAsia="黑体"/>
         <w:b/>
         <w:bCs/>
       </w:rPr>
     </w:tblStylePr>
     <w:tblStylePr w:type="lastCol">
       <w:rPr>
+        <w:rFonts w:eastAsia="黑体"/>
         <w:b/>
         <w:bCs/>
       </w:rPr>
@@ -4955,6 +5246,7 @@
         <w:spacing w:after="0" w:before="0" w:line="240" w:lineRule="auto"/>
       </w:pPr>
       <w:rPr>
+        <w:rFonts w:eastAsia="黑体"/>
         <w:b/>
         <w:bCs/>
         <w:color w:themeColor="background1" w:val="FFFFFF"/>
@@ -4969,6 +5261,7 @@
         <w:spacing w:after="0" w:before="0" w:line="240" w:lineRule="auto"/>
       </w:pPr>
       <w:rPr>
+        <w:rFonts w:eastAsia="黑体"/>
         <w:b/>
         <w:bCs/>
       </w:rPr>
@@ -4984,12 +5277,14 @@
     </w:tblStylePr>
     <w:tblStylePr w:type="firstCol">
       <w:rPr>
+        <w:rFonts w:eastAsia="黑体"/>
         <w:b/>
         <w:bCs/>
       </w:rPr>
     </w:tblStylePr>
     <w:tblStylePr w:type="lastCol">
       <w:rPr>
+        <w:rFonts w:eastAsia="黑体"/>
         <w:b/>
         <w:bCs/>
       </w:rPr>
@@ -5047,6 +5342,7 @@
         <w:spacing w:after="0" w:before="0" w:line="240" w:lineRule="auto"/>
       </w:pPr>
       <w:rPr>
+        <w:rFonts w:eastAsia="黑体"/>
         <w:b/>
         <w:bCs/>
         <w:color w:themeColor="background1" w:val="FFFFFF"/>
@@ -5061,6 +5357,7 @@
         <w:spacing w:after="0" w:before="0" w:line="240" w:lineRule="auto"/>
       </w:pPr>
       <w:rPr>
+        <w:rFonts w:eastAsia="黑体"/>
         <w:b/>
         <w:bCs/>
       </w:rPr>
@@ -5076,12 +5373,14 @@
     </w:tblStylePr>
     <w:tblStylePr w:type="firstCol">
       <w:rPr>
+        <w:rFonts w:eastAsia="黑体"/>
         <w:b/>
         <w:bCs/>
       </w:rPr>
     </w:tblStylePr>
     <w:tblStylePr w:type="lastCol">
       <w:rPr>
+        <w:rFonts w:eastAsia="黑体"/>
         <w:b/>
         <w:bCs/>
       </w:rPr>
@@ -5139,6 +5438,7 @@
         <w:spacing w:after="0" w:before="0" w:line="240" w:lineRule="auto"/>
       </w:pPr>
       <w:rPr>
+        <w:rFonts w:eastAsia="黑体"/>
         <w:b/>
         <w:bCs/>
         <w:color w:themeColor="background1" w:val="FFFFFF"/>
@@ -5153,6 +5453,7 @@
         <w:spacing w:after="0" w:before="0" w:line="240" w:lineRule="auto"/>
       </w:pPr>
       <w:rPr>
+        <w:rFonts w:eastAsia="黑体"/>
         <w:b/>
         <w:bCs/>
       </w:rPr>
@@ -5168,12 +5469,14 @@
     </w:tblStylePr>
     <w:tblStylePr w:type="firstCol">
       <w:rPr>
+        <w:rFonts w:eastAsia="黑体"/>
         <w:b/>
         <w:bCs/>
       </w:rPr>
     </w:tblStylePr>
     <w:tblStylePr w:type="lastCol">
       <w:rPr>
+        <w:rFonts w:eastAsia="黑体"/>
         <w:b/>
         <w:bCs/>
       </w:rPr>
@@ -5231,6 +5534,7 @@
         <w:spacing w:after="0" w:before="0" w:line="240" w:lineRule="auto"/>
       </w:pPr>
       <w:rPr>
+        <w:rFonts w:eastAsia="黑体"/>
         <w:b/>
         <w:bCs/>
         <w:color w:themeColor="background1" w:val="FFFFFF"/>
@@ -5245,6 +5549,7 @@
         <w:spacing w:after="0" w:before="0" w:line="240" w:lineRule="auto"/>
       </w:pPr>
       <w:rPr>
+        <w:rFonts w:eastAsia="黑体"/>
         <w:b/>
         <w:bCs/>
       </w:rPr>
@@ -5260,12 +5565,14 @@
     </w:tblStylePr>
     <w:tblStylePr w:type="firstCol">
       <w:rPr>
+        <w:rFonts w:eastAsia="黑体"/>
         <w:b/>
         <w:bCs/>
       </w:rPr>
     </w:tblStylePr>
     <w:tblStylePr w:type="lastCol">
       <w:rPr>
+        <w:rFonts w:eastAsia="黑体"/>
         <w:b/>
         <w:bCs/>
       </w:rPr>
@@ -5325,7 +5632,7 @@
         <w:spacing w:after="0" w:before="0" w:line="240" w:lineRule="auto"/>
       </w:pPr>
       <w:rPr>
-        <w:rFonts w:asciiTheme="majorHAnsi" w:cstheme="majorBidi" w:eastAsiaTheme="majorEastAsia" w:hAnsiTheme="majorHAnsi"/>
+        <w:rFonts w:asciiTheme="majorHAnsi" w:cstheme="majorBidi" w:hAnsiTheme="majorHAnsi" w:eastAsia="黑体"/>
         <w:b/>
         <w:bCs/>
       </w:rPr>
@@ -5346,7 +5653,7 @@
         <w:spacing w:after="0" w:before="0" w:line="240" w:lineRule="auto"/>
       </w:pPr>
       <w:rPr>
-        <w:rFonts w:asciiTheme="majorHAnsi" w:cstheme="majorBidi" w:eastAsiaTheme="majorEastAsia" w:hAnsiTheme="majorHAnsi"/>
+        <w:rFonts w:asciiTheme="majorHAnsi" w:cstheme="majorBidi" w:hAnsiTheme="majorHAnsi" w:eastAsia="黑体"/>
         <w:b/>
         <w:bCs/>
       </w:rPr>
@@ -5364,14 +5671,14 @@
     </w:tblStylePr>
     <w:tblStylePr w:type="firstCol">
       <w:rPr>
-        <w:rFonts w:asciiTheme="majorHAnsi" w:cstheme="majorBidi" w:eastAsiaTheme="majorEastAsia" w:hAnsiTheme="majorHAnsi"/>
+        <w:rFonts w:asciiTheme="majorHAnsi" w:cstheme="majorBidi" w:hAnsiTheme="majorHAnsi" w:eastAsia="黑体"/>
         <w:b/>
         <w:bCs/>
       </w:rPr>
     </w:tblStylePr>
     <w:tblStylePr w:type="lastCol">
       <w:rPr>
-        <w:rFonts w:asciiTheme="majorHAnsi" w:cstheme="majorBidi" w:eastAsiaTheme="majorEastAsia" w:hAnsiTheme="majorHAnsi"/>
+        <w:rFonts w:asciiTheme="majorHAnsi" w:cstheme="majorBidi" w:hAnsiTheme="majorHAnsi" w:eastAsia="黑体"/>
         <w:b/>
         <w:bCs/>
       </w:rPr>
@@ -5455,7 +5762,7 @@
         <w:spacing w:after="0" w:before="0" w:line="240" w:lineRule="auto"/>
       </w:pPr>
       <w:rPr>
-        <w:rFonts w:asciiTheme="majorHAnsi" w:cstheme="majorBidi" w:eastAsiaTheme="majorEastAsia" w:hAnsiTheme="majorHAnsi"/>
+        <w:rFonts w:asciiTheme="majorHAnsi" w:cstheme="majorBidi" w:hAnsiTheme="majorHAnsi" w:eastAsia="黑体"/>
         <w:b/>
         <w:bCs/>
       </w:rPr>
@@ -5476,7 +5783,7 @@
         <w:spacing w:after="0" w:before="0" w:line="240" w:lineRule="auto"/>
       </w:pPr>
       <w:rPr>
-        <w:rFonts w:asciiTheme="majorHAnsi" w:cstheme="majorBidi" w:eastAsiaTheme="majorEastAsia" w:hAnsiTheme="majorHAnsi"/>
+        <w:rFonts w:asciiTheme="majorHAnsi" w:cstheme="majorBidi" w:hAnsiTheme="majorHAnsi" w:eastAsia="黑体"/>
         <w:b/>
         <w:bCs/>
       </w:rPr>
@@ -5494,14 +5801,14 @@
     </w:tblStylePr>
     <w:tblStylePr w:type="firstCol">
       <w:rPr>
-        <w:rFonts w:asciiTheme="majorHAnsi" w:cstheme="majorBidi" w:eastAsiaTheme="majorEastAsia" w:hAnsiTheme="majorHAnsi"/>
+        <w:rFonts w:asciiTheme="majorHAnsi" w:cstheme="majorBidi" w:hAnsiTheme="majorHAnsi" w:eastAsia="黑体"/>
         <w:b/>
         <w:bCs/>
       </w:rPr>
     </w:tblStylePr>
     <w:tblStylePr w:type="lastCol">
       <w:rPr>
-        <w:rFonts w:asciiTheme="majorHAnsi" w:cstheme="majorBidi" w:eastAsiaTheme="majorEastAsia" w:hAnsiTheme="majorHAnsi"/>
+        <w:rFonts w:asciiTheme="majorHAnsi" w:cstheme="majorBidi" w:hAnsiTheme="majorHAnsi" w:eastAsia="黑体"/>
         <w:b/>
         <w:bCs/>
       </w:rPr>
@@ -5585,7 +5892,7 @@
         <w:spacing w:after="0" w:before="0" w:line="240" w:lineRule="auto"/>
       </w:pPr>
       <w:rPr>
-        <w:rFonts w:asciiTheme="majorHAnsi" w:cstheme="majorBidi" w:eastAsiaTheme="majorEastAsia" w:hAnsiTheme="majorHAnsi"/>
+        <w:rFonts w:asciiTheme="majorHAnsi" w:cstheme="majorBidi" w:hAnsiTheme="majorHAnsi" w:eastAsia="黑体"/>
         <w:b/>
         <w:bCs/>
       </w:rPr>
@@ -5606,7 +5913,7 @@
         <w:spacing w:after="0" w:before="0" w:line="240" w:lineRule="auto"/>
       </w:pPr>
       <w:rPr>
-        <w:rFonts w:asciiTheme="majorHAnsi" w:cstheme="majorBidi" w:eastAsiaTheme="majorEastAsia" w:hAnsiTheme="majorHAnsi"/>
+        <w:rFonts w:asciiTheme="majorHAnsi" w:cstheme="majorBidi" w:hAnsiTheme="majorHAnsi" w:eastAsia="黑体"/>
         <w:b/>
         <w:bCs/>
       </w:rPr>
@@ -5624,14 +5931,14 @@
     </w:tblStylePr>
     <w:tblStylePr w:type="firstCol">
       <w:rPr>
-        <w:rFonts w:asciiTheme="majorHAnsi" w:cstheme="majorBidi" w:eastAsiaTheme="majorEastAsia" w:hAnsiTheme="majorHAnsi"/>
+        <w:rFonts w:asciiTheme="majorHAnsi" w:cstheme="majorBidi" w:hAnsiTheme="majorHAnsi" w:eastAsia="黑体"/>
         <w:b/>
         <w:bCs/>
       </w:rPr>
     </w:tblStylePr>
     <w:tblStylePr w:type="lastCol">
       <w:rPr>
-        <w:rFonts w:asciiTheme="majorHAnsi" w:cstheme="majorBidi" w:eastAsiaTheme="majorEastAsia" w:hAnsiTheme="majorHAnsi"/>
+        <w:rFonts w:asciiTheme="majorHAnsi" w:cstheme="majorBidi" w:hAnsiTheme="majorHAnsi" w:eastAsia="黑体"/>
         <w:b/>
         <w:bCs/>
       </w:rPr>
@@ -5715,7 +6022,7 @@
         <w:spacing w:after="0" w:before="0" w:line="240" w:lineRule="auto"/>
       </w:pPr>
       <w:rPr>
-        <w:rFonts w:asciiTheme="majorHAnsi" w:cstheme="majorBidi" w:eastAsiaTheme="majorEastAsia" w:hAnsiTheme="majorHAnsi"/>
+        <w:rFonts w:asciiTheme="majorHAnsi" w:cstheme="majorBidi" w:hAnsiTheme="majorHAnsi" w:eastAsia="黑体"/>
         <w:b/>
         <w:bCs/>
       </w:rPr>
@@ -5736,7 +6043,7 @@
         <w:spacing w:after="0" w:before="0" w:line="240" w:lineRule="auto"/>
       </w:pPr>
       <w:rPr>
-        <w:rFonts w:asciiTheme="majorHAnsi" w:cstheme="majorBidi" w:eastAsiaTheme="majorEastAsia" w:hAnsiTheme="majorHAnsi"/>
+        <w:rFonts w:asciiTheme="majorHAnsi" w:cstheme="majorBidi" w:hAnsiTheme="majorHAnsi" w:eastAsia="黑体"/>
         <w:b/>
         <w:bCs/>
       </w:rPr>
@@ -5754,14 +6061,14 @@
     </w:tblStylePr>
     <w:tblStylePr w:type="firstCol">
       <w:rPr>
-        <w:rFonts w:asciiTheme="majorHAnsi" w:cstheme="majorBidi" w:eastAsiaTheme="majorEastAsia" w:hAnsiTheme="majorHAnsi"/>
+        <w:rFonts w:asciiTheme="majorHAnsi" w:cstheme="majorBidi" w:hAnsiTheme="majorHAnsi" w:eastAsia="黑体"/>
         <w:b/>
         <w:bCs/>
       </w:rPr>
     </w:tblStylePr>
     <w:tblStylePr w:type="lastCol">
       <w:rPr>
-        <w:rFonts w:asciiTheme="majorHAnsi" w:cstheme="majorBidi" w:eastAsiaTheme="majorEastAsia" w:hAnsiTheme="majorHAnsi"/>
+        <w:rFonts w:asciiTheme="majorHAnsi" w:cstheme="majorBidi" w:hAnsiTheme="majorHAnsi" w:eastAsia="黑体"/>
         <w:b/>
         <w:bCs/>
       </w:rPr>
@@ -5845,7 +6152,7 @@
         <w:spacing w:after="0" w:before="0" w:line="240" w:lineRule="auto"/>
       </w:pPr>
       <w:rPr>
-        <w:rFonts w:asciiTheme="majorHAnsi" w:cstheme="majorBidi" w:eastAsiaTheme="majorEastAsia" w:hAnsiTheme="majorHAnsi"/>
+        <w:rFonts w:asciiTheme="majorHAnsi" w:cstheme="majorBidi" w:hAnsiTheme="majorHAnsi" w:eastAsia="黑体"/>
         <w:b/>
         <w:bCs/>
       </w:rPr>
@@ -5866,7 +6173,7 @@
         <w:spacing w:after="0" w:before="0" w:line="240" w:lineRule="auto"/>
       </w:pPr>
       <w:rPr>
-        <w:rFonts w:asciiTheme="majorHAnsi" w:cstheme="majorBidi" w:eastAsiaTheme="majorEastAsia" w:hAnsiTheme="majorHAnsi"/>
+        <w:rFonts w:asciiTheme="majorHAnsi" w:cstheme="majorBidi" w:hAnsiTheme="majorHAnsi" w:eastAsia="黑体"/>
         <w:b/>
         <w:bCs/>
       </w:rPr>
@@ -5884,14 +6191,14 @@
     </w:tblStylePr>
     <w:tblStylePr w:type="firstCol">
       <w:rPr>
-        <w:rFonts w:asciiTheme="majorHAnsi" w:cstheme="majorBidi" w:eastAsiaTheme="majorEastAsia" w:hAnsiTheme="majorHAnsi"/>
+        <w:rFonts w:asciiTheme="majorHAnsi" w:cstheme="majorBidi" w:hAnsiTheme="majorHAnsi" w:eastAsia="黑体"/>
         <w:b/>
         <w:bCs/>
       </w:rPr>
     </w:tblStylePr>
     <w:tblStylePr w:type="lastCol">
       <w:rPr>
-        <w:rFonts w:asciiTheme="majorHAnsi" w:cstheme="majorBidi" w:eastAsiaTheme="majorEastAsia" w:hAnsiTheme="majorHAnsi"/>
+        <w:rFonts w:asciiTheme="majorHAnsi" w:cstheme="majorBidi" w:hAnsiTheme="majorHAnsi" w:eastAsia="黑体"/>
         <w:b/>
         <w:bCs/>
       </w:rPr>
@@ -5975,7 +6282,7 @@
         <w:spacing w:after="0" w:before="0" w:line="240" w:lineRule="auto"/>
       </w:pPr>
       <w:rPr>
-        <w:rFonts w:asciiTheme="majorHAnsi" w:cstheme="majorBidi" w:eastAsiaTheme="majorEastAsia" w:hAnsiTheme="majorHAnsi"/>
+        <w:rFonts w:asciiTheme="majorHAnsi" w:cstheme="majorBidi" w:hAnsiTheme="majorHAnsi" w:eastAsia="黑体"/>
         <w:b/>
         <w:bCs/>
       </w:rPr>
@@ -5996,7 +6303,7 @@
         <w:spacing w:after="0" w:before="0" w:line="240" w:lineRule="auto"/>
       </w:pPr>
       <w:rPr>
-        <w:rFonts w:asciiTheme="majorHAnsi" w:cstheme="majorBidi" w:eastAsiaTheme="majorEastAsia" w:hAnsiTheme="majorHAnsi"/>
+        <w:rFonts w:asciiTheme="majorHAnsi" w:cstheme="majorBidi" w:hAnsiTheme="majorHAnsi" w:eastAsia="黑体"/>
         <w:b/>
         <w:bCs/>
       </w:rPr>
@@ -6014,14 +6321,14 @@
     </w:tblStylePr>
     <w:tblStylePr w:type="firstCol">
       <w:rPr>
-        <w:rFonts w:asciiTheme="majorHAnsi" w:cstheme="majorBidi" w:eastAsiaTheme="majorEastAsia" w:hAnsiTheme="majorHAnsi"/>
+        <w:rFonts w:asciiTheme="majorHAnsi" w:cstheme="majorBidi" w:hAnsiTheme="majorHAnsi" w:eastAsia="黑体"/>
         <w:b/>
         <w:bCs/>
       </w:rPr>
     </w:tblStylePr>
     <w:tblStylePr w:type="lastCol">
       <w:rPr>
-        <w:rFonts w:asciiTheme="majorHAnsi" w:cstheme="majorBidi" w:eastAsiaTheme="majorEastAsia" w:hAnsiTheme="majorHAnsi"/>
+        <w:rFonts w:asciiTheme="majorHAnsi" w:cstheme="majorBidi" w:hAnsiTheme="majorHAnsi" w:eastAsia="黑体"/>
         <w:b/>
         <w:bCs/>
       </w:rPr>
@@ -6105,7 +6412,7 @@
         <w:spacing w:after="0" w:before="0" w:line="240" w:lineRule="auto"/>
       </w:pPr>
       <w:rPr>
-        <w:rFonts w:asciiTheme="majorHAnsi" w:cstheme="majorBidi" w:eastAsiaTheme="majorEastAsia" w:hAnsiTheme="majorHAnsi"/>
+        <w:rFonts w:asciiTheme="majorHAnsi" w:cstheme="majorBidi" w:hAnsiTheme="majorHAnsi" w:eastAsia="黑体"/>
         <w:b/>
         <w:bCs/>
       </w:rPr>
@@ -6126,7 +6433,7 @@
         <w:spacing w:after="0" w:before="0" w:line="240" w:lineRule="auto"/>
       </w:pPr>
       <w:rPr>
-        <w:rFonts w:asciiTheme="majorHAnsi" w:cstheme="majorBidi" w:eastAsiaTheme="majorEastAsia" w:hAnsiTheme="majorHAnsi"/>
+        <w:rFonts w:asciiTheme="majorHAnsi" w:cstheme="majorBidi" w:hAnsiTheme="majorHAnsi" w:eastAsia="黑体"/>
         <w:b/>
         <w:bCs/>
       </w:rPr>
@@ -6144,14 +6451,14 @@
     </w:tblStylePr>
     <w:tblStylePr w:type="firstCol">
       <w:rPr>
-        <w:rFonts w:asciiTheme="majorHAnsi" w:cstheme="majorBidi" w:eastAsiaTheme="majorEastAsia" w:hAnsiTheme="majorHAnsi"/>
+        <w:rFonts w:asciiTheme="majorHAnsi" w:cstheme="majorBidi" w:hAnsiTheme="majorHAnsi" w:eastAsia="黑体"/>
         <w:b/>
         <w:bCs/>
       </w:rPr>
     </w:tblStylePr>
     <w:tblStylePr w:type="lastCol">
       <w:rPr>
-        <w:rFonts w:asciiTheme="majorHAnsi" w:cstheme="majorBidi" w:eastAsiaTheme="majorEastAsia" w:hAnsiTheme="majorHAnsi"/>
+        <w:rFonts w:asciiTheme="majorHAnsi" w:cstheme="majorBidi" w:hAnsiTheme="majorHAnsi" w:eastAsia="黑体"/>
         <w:b/>
         <w:bCs/>
       </w:rPr>
@@ -6234,6 +6541,7 @@
         <w:spacing w:after="0" w:before="0" w:line="240" w:lineRule="auto"/>
       </w:pPr>
       <w:rPr>
+        <w:rFonts w:eastAsia="黑体"/>
         <w:b/>
         <w:bCs/>
         <w:color w:themeColor="background1" w:val="FFFFFF"/>
@@ -6256,6 +6564,7 @@
         <w:spacing w:after="0" w:before="0" w:line="240" w:lineRule="auto"/>
       </w:pPr>
       <w:rPr>
+        <w:rFonts w:eastAsia="黑体"/>
         <w:b/>
         <w:bCs/>
       </w:rPr>
@@ -6273,12 +6582,14 @@
     </w:tblStylePr>
     <w:tblStylePr w:type="firstCol">
       <w:rPr>
+        <w:rFonts w:eastAsia="黑体"/>
         <w:b/>
         <w:bCs/>
       </w:rPr>
     </w:tblStylePr>
     <w:tblStylePr w:type="lastCol">
       <w:rPr>
+        <w:rFonts w:eastAsia="黑体"/>
         <w:b/>
         <w:bCs/>
       </w:rPr>
@@ -6340,6 +6651,7 @@
         <w:spacing w:after="0" w:before="0" w:line="240" w:lineRule="auto"/>
       </w:pPr>
       <w:rPr>
+        <w:rFonts w:eastAsia="黑体"/>
         <w:b/>
         <w:bCs/>
         <w:color w:themeColor="background1" w:val="FFFFFF"/>
@@ -6362,6 +6674,7 @@
         <w:spacing w:after="0" w:before="0" w:line="240" w:lineRule="auto"/>
       </w:pPr>
       <w:rPr>
+        <w:rFonts w:eastAsia="黑体"/>
         <w:b/>
         <w:bCs/>
       </w:rPr>
@@ -6379,12 +6692,14 @@
     </w:tblStylePr>
     <w:tblStylePr w:type="firstCol">
       <w:rPr>
+        <w:rFonts w:eastAsia="黑体"/>
         <w:b/>
         <w:bCs/>
       </w:rPr>
     </w:tblStylePr>
     <w:tblStylePr w:type="lastCol">
       <w:rPr>
+        <w:rFonts w:eastAsia="黑体"/>
         <w:b/>
         <w:bCs/>
       </w:rPr>
@@ -6446,6 +6761,7 @@
         <w:spacing w:after="0" w:before="0" w:line="240" w:lineRule="auto"/>
       </w:pPr>
       <w:rPr>
+        <w:rFonts w:eastAsia="黑体"/>
         <w:b/>
         <w:bCs/>
         <w:color w:themeColor="background1" w:val="FFFFFF"/>
@@ -6468,6 +6784,7 @@
         <w:spacing w:after="0" w:before="0" w:line="240" w:lineRule="auto"/>
       </w:pPr>
       <w:rPr>
+        <w:rFonts w:eastAsia="黑体"/>
         <w:b/>
         <w:bCs/>
       </w:rPr>
@@ -6485,12 +6802,14 @@
     </w:tblStylePr>
     <w:tblStylePr w:type="firstCol">
       <w:rPr>
+        <w:rFonts w:eastAsia="黑体"/>
         <w:b/>
         <w:bCs/>
       </w:rPr>
     </w:tblStylePr>
     <w:tblStylePr w:type="lastCol">
       <w:rPr>
+        <w:rFonts w:eastAsia="黑体"/>
         <w:b/>
         <w:bCs/>
       </w:rPr>
@@ -6552,6 +6871,7 @@
         <w:spacing w:after="0" w:before="0" w:line="240" w:lineRule="auto"/>
       </w:pPr>
       <w:rPr>
+        <w:rFonts w:eastAsia="黑体"/>
         <w:b/>
         <w:bCs/>
         <w:color w:themeColor="background1" w:val="FFFFFF"/>
@@ -6574,6 +6894,7 @@
         <w:spacing w:after="0" w:before="0" w:line="240" w:lineRule="auto"/>
       </w:pPr>
       <w:rPr>
+        <w:rFonts w:eastAsia="黑体"/>
         <w:b/>
         <w:bCs/>
       </w:rPr>
@@ -6591,12 +6912,14 @@
     </w:tblStylePr>
     <w:tblStylePr w:type="firstCol">
       <w:rPr>
+        <w:rFonts w:eastAsia="黑体"/>
         <w:b/>
         <w:bCs/>
       </w:rPr>
     </w:tblStylePr>
     <w:tblStylePr w:type="lastCol">
       <w:rPr>
+        <w:rFonts w:eastAsia="黑体"/>
         <w:b/>
         <w:bCs/>
       </w:rPr>
@@ -6658,6 +6981,7 @@
         <w:spacing w:after="0" w:before="0" w:line="240" w:lineRule="auto"/>
       </w:pPr>
       <w:rPr>
+        <w:rFonts w:eastAsia="黑体"/>
         <w:b/>
         <w:bCs/>
         <w:color w:themeColor="background1" w:val="FFFFFF"/>
@@ -6680,6 +7004,7 @@
         <w:spacing w:after="0" w:before="0" w:line="240" w:lineRule="auto"/>
       </w:pPr>
       <w:rPr>
+        <w:rFonts w:eastAsia="黑体"/>
         <w:b/>
         <w:bCs/>
       </w:rPr>
@@ -6697,12 +7022,14 @@
     </w:tblStylePr>
     <w:tblStylePr w:type="firstCol">
       <w:rPr>
+        <w:rFonts w:eastAsia="黑体"/>
         <w:b/>
         <w:bCs/>
       </w:rPr>
     </w:tblStylePr>
     <w:tblStylePr w:type="lastCol">
       <w:rPr>
+        <w:rFonts w:eastAsia="黑体"/>
         <w:b/>
         <w:bCs/>
       </w:rPr>
@@ -6764,6 +7091,7 @@
         <w:spacing w:after="0" w:before="0" w:line="240" w:lineRule="auto"/>
       </w:pPr>
       <w:rPr>
+        <w:rFonts w:eastAsia="黑体"/>
         <w:b/>
         <w:bCs/>
         <w:color w:themeColor="background1" w:val="FFFFFF"/>
@@ -6786,6 +7114,7 @@
         <w:spacing w:after="0" w:before="0" w:line="240" w:lineRule="auto"/>
       </w:pPr>
       <w:rPr>
+        <w:rFonts w:eastAsia="黑体"/>
         <w:b/>
         <w:bCs/>
       </w:rPr>
@@ -6803,12 +7132,14 @@
     </w:tblStylePr>
     <w:tblStylePr w:type="firstCol">
       <w:rPr>
+        <w:rFonts w:eastAsia="黑体"/>
         <w:b/>
         <w:bCs/>
       </w:rPr>
     </w:tblStylePr>
     <w:tblStylePr w:type="lastCol">
       <w:rPr>
+        <w:rFonts w:eastAsia="黑体"/>
         <w:b/>
         <w:bCs/>
       </w:rPr>
@@ -6870,6 +7201,7 @@
         <w:spacing w:after="0" w:before="0" w:line="240" w:lineRule="auto"/>
       </w:pPr>
       <w:rPr>
+        <w:rFonts w:eastAsia="黑体"/>
         <w:b/>
         <w:bCs/>
         <w:color w:themeColor="background1" w:val="FFFFFF"/>
@@ -6892,6 +7224,7 @@
         <w:spacing w:after="0" w:before="0" w:line="240" w:lineRule="auto"/>
       </w:pPr>
       <w:rPr>
+        <w:rFonts w:eastAsia="黑体"/>
         <w:b/>
         <w:bCs/>
       </w:rPr>
@@ -6909,12 +7242,14 @@
     </w:tblStylePr>
     <w:tblStylePr w:type="firstCol">
       <w:rPr>
+        <w:rFonts w:eastAsia="黑体"/>
         <w:b/>
         <w:bCs/>
       </w:rPr>
     </w:tblStylePr>
     <w:tblStylePr w:type="lastCol">
       <w:rPr>
+        <w:rFonts w:eastAsia="黑体"/>
         <w:b/>
         <w:bCs/>
       </w:rPr>
@@ -6973,6 +7308,7 @@
         <w:spacing w:after="0" w:before="0" w:line="240" w:lineRule="auto"/>
       </w:pPr>
       <w:rPr>
+        <w:rFonts w:eastAsia="黑体"/>
         <w:b/>
         <w:bCs/>
         <w:color w:themeColor="background1" w:val="FFFFFF"/>
@@ -6995,6 +7331,7 @@
         <w:spacing w:after="0" w:before="0" w:line="240" w:lineRule="auto"/>
       </w:pPr>
       <w:rPr>
+        <w:rFonts w:eastAsia="黑体"/>
         <w:color w:val="auto"/>
       </w:rPr>
       <w:tblPr/>
@@ -7012,6 +7349,7 @@
     </w:tblStylePr>
     <w:tblStylePr w:type="firstCol">
       <w:rPr>
+        <w:rFonts w:eastAsia="黑体"/>
         <w:b/>
         <w:bCs/>
         <w:color w:themeColor="background1" w:val="FFFFFF"/>
@@ -7031,6 +7369,7 @@
     </w:tblStylePr>
     <w:tblStylePr w:type="lastCol">
       <w:rPr>
+        <w:rFonts w:eastAsia="黑体"/>
         <w:b/>
         <w:bCs/>
         <w:color w:themeColor="background1" w:val="FFFFFF"/>
@@ -7079,6 +7418,7 @@
     </w:tblStylePr>
     <w:tblStylePr w:type="nwCell">
       <w:rPr>
+        <w:rFonts w:eastAsia="黑体"/>
         <w:color w:themeColor="background1" w:val="FFFFFF"/>
       </w:rPr>
       <w:tblPr/>
@@ -7122,6 +7462,7 @@
         <w:spacing w:after="0" w:before="0" w:line="240" w:lineRule="auto"/>
       </w:pPr>
       <w:rPr>
+        <w:rFonts w:eastAsia="黑体"/>
         <w:b/>
         <w:bCs/>
         <w:color w:themeColor="background1" w:val="FFFFFF"/>
@@ -7144,6 +7485,7 @@
         <w:spacing w:after="0" w:before="0" w:line="240" w:lineRule="auto"/>
       </w:pPr>
       <w:rPr>
+        <w:rFonts w:eastAsia="黑体"/>
         <w:color w:val="auto"/>
       </w:rPr>
       <w:tblPr/>
@@ -7161,6 +7503,7 @@
     </w:tblStylePr>
     <w:tblStylePr w:type="firstCol">
       <w:rPr>
+        <w:rFonts w:eastAsia="黑体"/>
         <w:b/>
         <w:bCs/>
         <w:color w:themeColor="background1" w:val="FFFFFF"/>
@@ -7180,6 +7523,7 @@
     </w:tblStylePr>
     <w:tblStylePr w:type="lastCol">
       <w:rPr>
+        <w:rFonts w:eastAsia="黑体"/>
         <w:b/>
         <w:bCs/>
         <w:color w:themeColor="background1" w:val="FFFFFF"/>
@@ -7228,6 +7572,7 @@
     </w:tblStylePr>
     <w:tblStylePr w:type="nwCell">
       <w:rPr>
+        <w:rFonts w:eastAsia="黑体"/>
         <w:color w:themeColor="background1" w:val="FFFFFF"/>
       </w:rPr>
       <w:tblPr/>
@@ -7271,6 +7616,7 @@
         <w:spacing w:after="0" w:before="0" w:line="240" w:lineRule="auto"/>
       </w:pPr>
       <w:rPr>
+        <w:rFonts w:eastAsia="黑体"/>
         <w:b/>
         <w:bCs/>
         <w:color w:themeColor="background1" w:val="FFFFFF"/>
@@ -7293,6 +7639,7 @@
         <w:spacing w:after="0" w:before="0" w:line="240" w:lineRule="auto"/>
       </w:pPr>
       <w:rPr>
+        <w:rFonts w:eastAsia="黑体"/>
         <w:color w:val="auto"/>
       </w:rPr>
       <w:tblPr/>
@@ -7310,6 +7657,7 @@
     </w:tblStylePr>
     <w:tblStylePr w:type="firstCol">
       <w:rPr>
+        <w:rFonts w:eastAsia="黑体"/>
         <w:b/>
         <w:bCs/>
         <w:color w:themeColor="background1" w:val="FFFFFF"/>
@@ -7329,6 +7677,7 @@
     </w:tblStylePr>
     <w:tblStylePr w:type="lastCol">
       <w:rPr>
+        <w:rFonts w:eastAsia="黑体"/>
         <w:b/>
         <w:bCs/>
         <w:color w:themeColor="background1" w:val="FFFFFF"/>
@@ -7377,6 +7726,7 @@
     </w:tblStylePr>
     <w:tblStylePr w:type="nwCell">
       <w:rPr>
+        <w:rFonts w:eastAsia="黑体"/>
         <w:color w:themeColor="background1" w:val="FFFFFF"/>
       </w:rPr>
       <w:tblPr/>
@@ -7420,6 +7770,7 @@
         <w:spacing w:after="0" w:before="0" w:line="240" w:lineRule="auto"/>
       </w:pPr>
       <w:rPr>
+        <w:rFonts w:eastAsia="黑体"/>
         <w:b/>
         <w:bCs/>
         <w:color w:themeColor="background1" w:val="FFFFFF"/>
@@ -7442,6 +7793,7 @@
         <w:spacing w:after="0" w:before="0" w:line="240" w:lineRule="auto"/>
       </w:pPr>
       <w:rPr>
+        <w:rFonts w:eastAsia="黑体"/>
         <w:color w:val="auto"/>
       </w:rPr>
       <w:tblPr/>
@@ -7459,6 +7811,7 @@
     </w:tblStylePr>
     <w:tblStylePr w:type="firstCol">
       <w:rPr>
+        <w:rFonts w:eastAsia="黑体"/>
         <w:b/>
         <w:bCs/>
         <w:color w:themeColor="background1" w:val="FFFFFF"/>
@@ -7478,6 +7831,7 @@
     </w:tblStylePr>
     <w:tblStylePr w:type="lastCol">
       <w:rPr>
+        <w:rFonts w:eastAsia="黑体"/>
         <w:b/>
         <w:bCs/>
         <w:color w:themeColor="background1" w:val="FFFFFF"/>
@@ -7526,6 +7880,7 @@
     </w:tblStylePr>
     <w:tblStylePr w:type="nwCell">
       <w:rPr>
+        <w:rFonts w:eastAsia="黑体"/>
         <w:color w:themeColor="background1" w:val="FFFFFF"/>
       </w:rPr>
       <w:tblPr/>
@@ -7569,6 +7924,7 @@
         <w:spacing w:after="0" w:before="0" w:line="240" w:lineRule="auto"/>
       </w:pPr>
       <w:rPr>
+        <w:rFonts w:eastAsia="黑体"/>
         <w:b/>
         <w:bCs/>
         <w:color w:themeColor="background1" w:val="FFFFFF"/>
@@ -7591,6 +7947,7 @@
         <w:spacing w:after="0" w:before="0" w:line="240" w:lineRule="auto"/>
       </w:pPr>
       <w:rPr>
+        <w:rFonts w:eastAsia="黑体"/>
         <w:color w:val="auto"/>
       </w:rPr>
       <w:tblPr/>
@@ -7608,6 +7965,7 @@
     </w:tblStylePr>
     <w:tblStylePr w:type="firstCol">
       <w:rPr>
+        <w:rFonts w:eastAsia="黑体"/>
         <w:b/>
         <w:bCs/>
         <w:color w:themeColor="background1" w:val="FFFFFF"/>
@@ -7627,6 +7985,7 @@
     </w:tblStylePr>
     <w:tblStylePr w:type="lastCol">
       <w:rPr>
+        <w:rFonts w:eastAsia="黑体"/>
         <w:b/>
         <w:bCs/>
         <w:color w:themeColor="background1" w:val="FFFFFF"/>
@@ -7675,6 +8034,7 @@
     </w:tblStylePr>
     <w:tblStylePr w:type="nwCell">
       <w:rPr>
+        <w:rFonts w:eastAsia="黑体"/>
         <w:color w:themeColor="background1" w:val="FFFFFF"/>
       </w:rPr>
       <w:tblPr/>
@@ -7718,6 +8078,7 @@
         <w:spacing w:after="0" w:before="0" w:line="240" w:lineRule="auto"/>
       </w:pPr>
       <w:rPr>
+        <w:rFonts w:eastAsia="黑体"/>
         <w:b/>
         <w:bCs/>
         <w:color w:themeColor="background1" w:val="FFFFFF"/>
@@ -7740,6 +8101,7 @@
         <w:spacing w:after="0" w:before="0" w:line="240" w:lineRule="auto"/>
       </w:pPr>
       <w:rPr>
+        <w:rFonts w:eastAsia="黑体"/>
         <w:color w:val="auto"/>
       </w:rPr>
       <w:tblPr/>
@@ -7757,6 +8119,7 @@
     </w:tblStylePr>
     <w:tblStylePr w:type="firstCol">
       <w:rPr>
+        <w:rFonts w:eastAsia="黑体"/>
         <w:b/>
         <w:bCs/>
         <w:color w:themeColor="background1" w:val="FFFFFF"/>
@@ -7776,6 +8139,7 @@
     </w:tblStylePr>
     <w:tblStylePr w:type="lastCol">
       <w:rPr>
+        <w:rFonts w:eastAsia="黑体"/>
         <w:b/>
         <w:bCs/>
         <w:color w:themeColor="background1" w:val="FFFFFF"/>
@@ -7824,6 +8188,7 @@
     </w:tblStylePr>
     <w:tblStylePr w:type="nwCell">
       <w:rPr>
+        <w:rFonts w:eastAsia="黑体"/>
         <w:color w:themeColor="background1" w:val="FFFFFF"/>
       </w:rPr>
       <w:tblPr/>
@@ -7867,6 +8232,7 @@
         <w:spacing w:after="0" w:before="0" w:line="240" w:lineRule="auto"/>
       </w:pPr>
       <w:rPr>
+        <w:rFonts w:eastAsia="黑体"/>
         <w:b/>
         <w:bCs/>
         <w:color w:themeColor="background1" w:val="FFFFFF"/>
@@ -7889,6 +8255,7 @@
         <w:spacing w:after="0" w:before="0" w:line="240" w:lineRule="auto"/>
       </w:pPr>
       <w:rPr>
+        <w:rFonts w:eastAsia="黑体"/>
         <w:color w:val="auto"/>
       </w:rPr>
       <w:tblPr/>
@@ -7906,6 +8273,7 @@
     </w:tblStylePr>
     <w:tblStylePr w:type="firstCol">
       <w:rPr>
+        <w:rFonts w:eastAsia="黑体"/>
         <w:b/>
         <w:bCs/>
         <w:color w:themeColor="background1" w:val="FFFFFF"/>
@@ -7925,6 +8293,7 @@
     </w:tblStylePr>
     <w:tblStylePr w:type="lastCol">
       <w:rPr>
+        <w:rFonts w:eastAsia="黑体"/>
         <w:b/>
         <w:bCs/>
         <w:color w:themeColor="background1" w:val="FFFFFF"/>
@@ -7973,6 +8342,7 @@
     </w:tblStylePr>
     <w:tblStylePr w:type="nwCell">
       <w:rPr>
+        <w:rFonts w:eastAsia="黑体"/>
         <w:color w:themeColor="background1" w:val="FFFFFF"/>
       </w:rPr>
       <w:tblPr/>
@@ -7997,6 +8367,7 @@
       <w:spacing w:after="0" w:line="240" w:lineRule="auto"/>
     </w:pPr>
     <w:rPr>
+      <w:rFonts w:eastAsia="黑体"/>
       <w:color w:themeColor="text1" w:val="000000"/>
     </w:rPr>
     <w:tblPr>
@@ -8016,7 +8387,7 @@
     </w:tblPr>
     <w:tblStylePr w:type="firstRow">
       <w:rPr>
-        <w:rFonts w:asciiTheme="majorHAnsi" w:cstheme="majorBidi" w:eastAsiaTheme="majorEastAsia" w:hAnsiTheme="majorHAnsi"/>
+        <w:rFonts w:asciiTheme="majorHAnsi" w:cstheme="majorBidi" w:hAnsiTheme="majorHAnsi" w:eastAsia="黑体"/>
       </w:rPr>
       <w:tblPr/>
       <w:tcPr>
@@ -8028,6 +8399,7 @@
     </w:tblStylePr>
     <w:tblStylePr w:type="lastRow">
       <w:rPr>
+        <w:rFonts w:eastAsia="黑体"/>
         <w:b/>
         <w:bCs/>
         <w:color w:themeColor="text2" w:val="1F497D"/>
@@ -8042,12 +8414,14 @@
     </w:tblStylePr>
     <w:tblStylePr w:type="firstCol">
       <w:rPr>
+        <w:rFonts w:eastAsia="黑体"/>
         <w:b/>
         <w:bCs/>
       </w:rPr>
     </w:tblStylePr>
     <w:tblStylePr w:type="lastCol">
       <w:rPr>
+        <w:rFonts w:eastAsia="黑体"/>
         <w:b/>
         <w:bCs/>
       </w:rPr>
@@ -8081,6 +8455,7 @@
       <w:spacing w:after="0" w:line="240" w:lineRule="auto"/>
     </w:pPr>
     <w:rPr>
+      <w:rFonts w:eastAsia="黑体"/>
       <w:color w:themeColor="text1" w:val="000000"/>
     </w:rPr>
     <w:tblPr>
@@ -8100,7 +8475,7 @@
     </w:tblPr>
     <w:tblStylePr w:type="firstRow">
       <w:rPr>
-        <w:rFonts w:asciiTheme="majorHAnsi" w:cstheme="majorBidi" w:eastAsiaTheme="majorEastAsia" w:hAnsiTheme="majorHAnsi"/>
+        <w:rFonts w:asciiTheme="majorHAnsi" w:cstheme="majorBidi" w:hAnsiTheme="majorHAnsi" w:eastAsia="黑体"/>
       </w:rPr>
       <w:tblPr/>
       <w:tcPr>
@@ -8112,6 +8487,7 @@
     </w:tblStylePr>
     <w:tblStylePr w:type="lastRow">
       <w:rPr>
+        <w:rFonts w:eastAsia="黑体"/>
         <w:b/>
         <w:bCs/>
         <w:color w:themeColor="text2" w:val="1F497D"/>
@@ -8126,12 +8502,14 @@
     </w:tblStylePr>
     <w:tblStylePr w:type="firstCol">
       <w:rPr>
+        <w:rFonts w:eastAsia="黑体"/>
         <w:b/>
         <w:bCs/>
       </w:rPr>
     </w:tblStylePr>
     <w:tblStylePr w:type="lastCol">
       <w:rPr>
+        <w:rFonts w:eastAsia="黑体"/>
         <w:b/>
         <w:bCs/>
       </w:rPr>
@@ -8165,6 +8543,7 @@
       <w:spacing w:after="0" w:line="240" w:lineRule="auto"/>
     </w:pPr>
     <w:rPr>
+      <w:rFonts w:eastAsia="黑体"/>
       <w:color w:themeColor="text1" w:val="000000"/>
     </w:rPr>
     <w:tblPr>
@@ -8184,7 +8563,7 @@
     </w:tblPr>
     <w:tblStylePr w:type="firstRow">
       <w:rPr>
-        <w:rFonts w:asciiTheme="majorHAnsi" w:cstheme="majorBidi" w:eastAsiaTheme="majorEastAsia" w:hAnsiTheme="majorHAnsi"/>
+        <w:rFonts w:asciiTheme="majorHAnsi" w:cstheme="majorBidi" w:hAnsiTheme="majorHAnsi" w:eastAsia="黑体"/>
       </w:rPr>
       <w:tblPr/>
       <w:tcPr>
@@ -8196,6 +8575,7 @@
     </w:tblStylePr>
     <w:tblStylePr w:type="lastRow">
       <w:rPr>
+        <w:rFonts w:eastAsia="黑体"/>
         <w:b/>
         <w:bCs/>
         <w:color w:themeColor="text2" w:val="1F497D"/>
@@ -8210,12 +8590,14 @@
     </w:tblStylePr>
     <w:tblStylePr w:type="firstCol">
       <w:rPr>
+        <w:rFonts w:eastAsia="黑体"/>
         <w:b/>
         <w:bCs/>
       </w:rPr>
     </w:tblStylePr>
     <w:tblStylePr w:type="lastCol">
       <w:rPr>
+        <w:rFonts w:eastAsia="黑体"/>
         <w:b/>
         <w:bCs/>
       </w:rPr>
@@ -8249,6 +8631,7 @@
       <w:spacing w:after="0" w:line="240" w:lineRule="auto"/>
     </w:pPr>
     <w:rPr>
+      <w:rFonts w:eastAsia="黑体"/>
       <w:color w:themeColor="text1" w:val="000000"/>
     </w:rPr>
     <w:tblPr>
@@ -8268,7 +8651,7 @@
     </w:tblPr>
     <w:tblStylePr w:type="firstRow">
       <w:rPr>
-        <w:rFonts w:asciiTheme="majorHAnsi" w:cstheme="majorBidi" w:eastAsiaTheme="majorEastAsia" w:hAnsiTheme="majorHAnsi"/>
+        <w:rFonts w:asciiTheme="majorHAnsi" w:cstheme="majorBidi" w:hAnsiTheme="majorHAnsi" w:eastAsia="黑体"/>
       </w:rPr>
       <w:tblPr/>
       <w:tcPr>
@@ -8280,6 +8663,7 @@
     </w:tblStylePr>
     <w:tblStylePr w:type="lastRow">
       <w:rPr>
+        <w:rFonts w:eastAsia="黑体"/>
         <w:b/>
         <w:bCs/>
         <w:color w:themeColor="text2" w:val="1F497D"/>
@@ -8294,12 +8678,14 @@
     </w:tblStylePr>
     <w:tblStylePr w:type="firstCol">
       <w:rPr>
+        <w:rFonts w:eastAsia="黑体"/>
         <w:b/>
         <w:bCs/>
       </w:rPr>
     </w:tblStylePr>
     <w:tblStylePr w:type="lastCol">
       <w:rPr>
+        <w:rFonts w:eastAsia="黑体"/>
         <w:b/>
         <w:bCs/>
       </w:rPr>
@@ -8333,6 +8719,7 @@
       <w:spacing w:after="0" w:line="240" w:lineRule="auto"/>
     </w:pPr>
     <w:rPr>
+      <w:rFonts w:eastAsia="黑体"/>
       <w:color w:themeColor="text1" w:val="000000"/>
     </w:rPr>
     <w:tblPr>
@@ -8352,7 +8739,7 @@
     </w:tblPr>
     <w:tblStylePr w:type="firstRow">
       <w:rPr>
-        <w:rFonts w:asciiTheme="majorHAnsi" w:cstheme="majorBidi" w:eastAsiaTheme="majorEastAsia" w:hAnsiTheme="majorHAnsi"/>
+        <w:rFonts w:asciiTheme="majorHAnsi" w:cstheme="majorBidi" w:hAnsiTheme="majorHAnsi" w:eastAsia="黑体"/>
       </w:rPr>
       <w:tblPr/>
       <w:tcPr>
@@ -8364,6 +8751,7 @@
     </w:tblStylePr>
     <w:tblStylePr w:type="lastRow">
       <w:rPr>
+        <w:rFonts w:eastAsia="黑体"/>
         <w:b/>
         <w:bCs/>
         <w:color w:themeColor="text2" w:val="1F497D"/>
@@ -8378,12 +8766,14 @@
     </w:tblStylePr>
     <w:tblStylePr w:type="firstCol">
       <w:rPr>
+        <w:rFonts w:eastAsia="黑体"/>
         <w:b/>
         <w:bCs/>
       </w:rPr>
     </w:tblStylePr>
     <w:tblStylePr w:type="lastCol">
       <w:rPr>
+        <w:rFonts w:eastAsia="黑体"/>
         <w:b/>
         <w:bCs/>
       </w:rPr>
@@ -8417,6 +8807,7 @@
       <w:spacing w:after="0" w:line="240" w:lineRule="auto"/>
     </w:pPr>
     <w:rPr>
+      <w:rFonts w:eastAsia="黑体"/>
       <w:color w:themeColor="text1" w:val="000000"/>
     </w:rPr>
     <w:tblPr>
@@ -8436,7 +8827,7 @@
     </w:tblPr>
     <w:tblStylePr w:type="firstRow">
       <w:rPr>
-        <w:rFonts w:asciiTheme="majorHAnsi" w:cstheme="majorBidi" w:eastAsiaTheme="majorEastAsia" w:hAnsiTheme="majorHAnsi"/>
+        <w:rFonts w:asciiTheme="majorHAnsi" w:cstheme="majorBidi" w:hAnsiTheme="majorHAnsi" w:eastAsia="黑体"/>
       </w:rPr>
       <w:tblPr/>
       <w:tcPr>
@@ -8448,6 +8839,7 @@
     </w:tblStylePr>
     <w:tblStylePr w:type="lastRow">
       <w:rPr>
+        <w:rFonts w:eastAsia="黑体"/>
         <w:b/>
         <w:bCs/>
         <w:color w:themeColor="text2" w:val="1F497D"/>
@@ -8462,12 +8854,14 @@
     </w:tblStylePr>
     <w:tblStylePr w:type="firstCol">
       <w:rPr>
+        <w:rFonts w:eastAsia="黑体"/>
         <w:b/>
         <w:bCs/>
       </w:rPr>
     </w:tblStylePr>
     <w:tblStylePr w:type="lastCol">
       <w:rPr>
+        <w:rFonts w:eastAsia="黑体"/>
         <w:b/>
         <w:bCs/>
       </w:rPr>
@@ -8501,6 +8895,7 @@
       <w:spacing w:after="0" w:line="240" w:lineRule="auto"/>
     </w:pPr>
     <w:rPr>
+      <w:rFonts w:eastAsia="黑体"/>
       <w:color w:themeColor="text1" w:val="000000"/>
     </w:rPr>
     <w:tblPr>
@@ -8520,7 +8915,7 @@
     </w:tblPr>
     <w:tblStylePr w:type="firstRow">
       <w:rPr>
-        <w:rFonts w:asciiTheme="majorHAnsi" w:cstheme="majorBidi" w:eastAsiaTheme="majorEastAsia" w:hAnsiTheme="majorHAnsi"/>
+        <w:rFonts w:asciiTheme="majorHAnsi" w:cstheme="majorBidi" w:hAnsiTheme="majorHAnsi" w:eastAsia="黑体"/>
       </w:rPr>
       <w:tblPr/>
       <w:tcPr>
@@ -8532,6 +8927,7 @@
     </w:tblStylePr>
     <w:tblStylePr w:type="lastRow">
       <w:rPr>
+        <w:rFonts w:eastAsia="黑体"/>
         <w:b/>
         <w:bCs/>
         <w:color w:themeColor="text2" w:val="1F497D"/>
@@ -8546,12 +8942,14 @@
     </w:tblStylePr>
     <w:tblStylePr w:type="firstCol">
       <w:rPr>
+        <w:rFonts w:eastAsia="黑体"/>
         <w:b/>
         <w:bCs/>
       </w:rPr>
     </w:tblStylePr>
     <w:tblStylePr w:type="lastCol">
       <w:rPr>
+        <w:rFonts w:eastAsia="黑体"/>
         <w:b/>
         <w:bCs/>
       </w:rPr>
@@ -8585,7 +8983,7 @@
       <w:spacing w:after="0" w:line="240" w:lineRule="auto"/>
     </w:pPr>
     <w:rPr>
-      <w:rFonts w:asciiTheme="majorHAnsi" w:cstheme="majorBidi" w:eastAsiaTheme="majorEastAsia" w:hAnsiTheme="majorHAnsi"/>
+      <w:rFonts w:asciiTheme="majorHAnsi" w:cstheme="majorBidi" w:hAnsiTheme="majorHAnsi" w:eastAsia="黑体"/>
       <w:color w:themeColor="text1" w:val="000000"/>
     </w:rPr>
     <w:tblPr>
@@ -8607,6 +9005,7 @@
     </w:tblPr>
     <w:tblStylePr w:type="firstRow">
       <w:rPr>
+        <w:rFonts w:eastAsia="黑体"/>
         <w:sz w:val="24"/>
         <w:szCs w:val="24"/>
       </w:rPr>
@@ -8713,7 +9112,7 @@
       <w:spacing w:after="0" w:line="240" w:lineRule="auto"/>
     </w:pPr>
     <w:rPr>
-      <w:rFonts w:asciiTheme="majorHAnsi" w:cstheme="majorBidi" w:eastAsiaTheme="majorEastAsia" w:hAnsiTheme="majorHAnsi"/>
+      <w:rFonts w:asciiTheme="majorHAnsi" w:cstheme="majorBidi" w:hAnsiTheme="majorHAnsi" w:eastAsia="黑体"/>
       <w:color w:themeColor="text1" w:val="000000"/>
     </w:rPr>
     <w:tblPr>
@@ -8735,6 +9134,7 @@
     </w:tblPr>
     <w:tblStylePr w:type="firstRow">
       <w:rPr>
+        <w:rFonts w:eastAsia="黑体"/>
         <w:sz w:val="24"/>
         <w:szCs w:val="24"/>
       </w:rPr>
@@ -8841,7 +9241,7 @@
       <w:spacing w:after="0" w:line="240" w:lineRule="auto"/>
     </w:pPr>
     <w:rPr>
-      <w:rFonts w:asciiTheme="majorHAnsi" w:cstheme="majorBidi" w:eastAsiaTheme="majorEastAsia" w:hAnsiTheme="majorHAnsi"/>
+      <w:rFonts w:asciiTheme="majorHAnsi" w:cstheme="majorBidi" w:hAnsiTheme="majorHAnsi" w:eastAsia="黑体"/>
       <w:color w:themeColor="text1" w:val="000000"/>
     </w:rPr>
     <w:tblPr>
@@ -8863,6 +9263,7 @@
     </w:tblPr>
     <w:tblStylePr w:type="firstRow">
       <w:rPr>
+        <w:rFonts w:eastAsia="黑体"/>
         <w:sz w:val="24"/>
         <w:szCs w:val="24"/>
       </w:rPr>
@@ -8969,7 +9370,7 @@
       <w:spacing w:after="0" w:line="240" w:lineRule="auto"/>
     </w:pPr>
     <w:rPr>
-      <w:rFonts w:asciiTheme="majorHAnsi" w:cstheme="majorBidi" w:eastAsiaTheme="majorEastAsia" w:hAnsiTheme="majorHAnsi"/>
+      <w:rFonts w:asciiTheme="majorHAnsi" w:cstheme="majorBidi" w:hAnsiTheme="majorHAnsi" w:eastAsia="黑体"/>
       <w:color w:themeColor="text1" w:val="000000"/>
     </w:rPr>
     <w:tblPr>
@@ -8991,6 +9392,7 @@
     </w:tblPr>
     <w:tblStylePr w:type="firstRow">
       <w:rPr>
+        <w:rFonts w:eastAsia="黑体"/>
         <w:sz w:val="24"/>
         <w:szCs w:val="24"/>
       </w:rPr>
@@ -9097,7 +9499,7 @@
       <w:spacing w:after="0" w:line="240" w:lineRule="auto"/>
     </w:pPr>
     <w:rPr>
-      <w:rFonts w:asciiTheme="majorHAnsi" w:cstheme="majorBidi" w:eastAsiaTheme="majorEastAsia" w:hAnsiTheme="majorHAnsi"/>
+      <w:rFonts w:asciiTheme="majorHAnsi" w:cstheme="majorBidi" w:hAnsiTheme="majorHAnsi" w:eastAsia="黑体"/>
       <w:color w:themeColor="text1" w:val="000000"/>
     </w:rPr>
     <w:tblPr>
@@ -9119,6 +9521,7 @@
     </w:tblPr>
     <w:tblStylePr w:type="firstRow">
       <w:rPr>
+        <w:rFonts w:eastAsia="黑体"/>
         <w:sz w:val="24"/>
         <w:szCs w:val="24"/>
       </w:rPr>
@@ -9225,7 +9628,7 @@
       <w:spacing w:after="0" w:line="240" w:lineRule="auto"/>
     </w:pPr>
     <w:rPr>
-      <w:rFonts w:asciiTheme="majorHAnsi" w:cstheme="majorBidi" w:eastAsiaTheme="majorEastAsia" w:hAnsiTheme="majorHAnsi"/>
+      <w:rFonts w:asciiTheme="majorHAnsi" w:cstheme="majorBidi" w:hAnsiTheme="majorHAnsi" w:eastAsia="黑体"/>
       <w:color w:themeColor="text1" w:val="000000"/>
     </w:rPr>
     <w:tblPr>
@@ -9247,6 +9650,7 @@
     </w:tblPr>
     <w:tblStylePr w:type="firstRow">
       <w:rPr>
+        <w:rFonts w:eastAsia="黑体"/>
         <w:sz w:val="24"/>
         <w:szCs w:val="24"/>
       </w:rPr>
@@ -9353,7 +9757,7 @@
       <w:spacing w:after="0" w:line="240" w:lineRule="auto"/>
     </w:pPr>
     <w:rPr>
-      <w:rFonts w:asciiTheme="majorHAnsi" w:cstheme="majorBidi" w:eastAsiaTheme="majorEastAsia" w:hAnsiTheme="majorHAnsi"/>
+      <w:rFonts w:asciiTheme="majorHAnsi" w:cstheme="majorBidi" w:hAnsiTheme="majorHAnsi" w:eastAsia="黑体"/>
       <w:color w:themeColor="text1" w:val="000000"/>
     </w:rPr>
     <w:tblPr>
@@ -9375,6 +9779,7 @@
     </w:tblPr>
     <w:tblStylePr w:type="firstRow">
       <w:rPr>
+        <w:rFonts w:eastAsia="黑体"/>
         <w:sz w:val="24"/>
         <w:szCs w:val="24"/>
       </w:rPr>
@@ -9504,12 +9909,14 @@
     </w:tcPr>
     <w:tblStylePr w:type="firstRow">
       <w:rPr>
+        <w:rFonts w:eastAsia="黑体"/>
         <w:b/>
         <w:bCs/>
       </w:rPr>
     </w:tblStylePr>
     <w:tblStylePr w:type="lastRow">
       <w:rPr>
+        <w:rFonts w:eastAsia="黑体"/>
         <w:b/>
         <w:bCs/>
       </w:rPr>
@@ -9522,12 +9929,14 @@
     </w:tblStylePr>
     <w:tblStylePr w:type="firstCol">
       <w:rPr>
+        <w:rFonts w:eastAsia="黑体"/>
         <w:b/>
         <w:bCs/>
       </w:rPr>
     </w:tblStylePr>
     <w:tblStylePr w:type="lastCol">
       <w:rPr>
+        <w:rFonts w:eastAsia="黑体"/>
         <w:b/>
         <w:bCs/>
       </w:rPr>
@@ -9577,12 +9986,14 @@
     </w:tcPr>
     <w:tblStylePr w:type="firstRow">
       <w:rPr>
+        <w:rFonts w:eastAsia="黑体"/>
         <w:b/>
         <w:bCs/>
       </w:rPr>
     </w:tblStylePr>
     <w:tblStylePr w:type="lastRow">
       <w:rPr>
+        <w:rFonts w:eastAsia="黑体"/>
         <w:b/>
         <w:bCs/>
       </w:rPr>
@@ -9595,12 +10006,14 @@
     </w:tblStylePr>
     <w:tblStylePr w:type="firstCol">
       <w:rPr>
+        <w:rFonts w:eastAsia="黑体"/>
         <w:b/>
         <w:bCs/>
       </w:rPr>
     </w:tblStylePr>
     <w:tblStylePr w:type="lastCol">
       <w:rPr>
+        <w:rFonts w:eastAsia="黑体"/>
         <w:b/>
         <w:bCs/>
       </w:rPr>
@@ -9650,12 +10063,14 @@
     </w:tcPr>
     <w:tblStylePr w:type="firstRow">
       <w:rPr>
+        <w:rFonts w:eastAsia="黑体"/>
         <w:b/>
         <w:bCs/>
       </w:rPr>
     </w:tblStylePr>
     <w:tblStylePr w:type="lastRow">
       <w:rPr>
+        <w:rFonts w:eastAsia="黑体"/>
         <w:b/>
         <w:bCs/>
       </w:rPr>
@@ -9668,12 +10083,14 @@
     </w:tblStylePr>
     <w:tblStylePr w:type="firstCol">
       <w:rPr>
+        <w:rFonts w:eastAsia="黑体"/>
         <w:b/>
         <w:bCs/>
       </w:rPr>
     </w:tblStylePr>
     <w:tblStylePr w:type="lastCol">
       <w:rPr>
+        <w:rFonts w:eastAsia="黑体"/>
         <w:b/>
         <w:bCs/>
       </w:rPr>
@@ -9723,12 +10140,14 @@
     </w:tcPr>
     <w:tblStylePr w:type="firstRow">
       <w:rPr>
+        <w:rFonts w:eastAsia="黑体"/>
         <w:b/>
         <w:bCs/>
       </w:rPr>
     </w:tblStylePr>
     <w:tblStylePr w:type="lastRow">
       <w:rPr>
+        <w:rFonts w:eastAsia="黑体"/>
         <w:b/>
         <w:bCs/>
       </w:rPr>
@@ -9741,12 +10160,14 @@
     </w:tblStylePr>
     <w:tblStylePr w:type="firstCol">
       <w:rPr>
+        <w:rFonts w:eastAsia="黑体"/>
         <w:b/>
         <w:bCs/>
       </w:rPr>
     </w:tblStylePr>
     <w:tblStylePr w:type="lastCol">
       <w:rPr>
+        <w:rFonts w:eastAsia="黑体"/>
         <w:b/>
         <w:bCs/>
       </w:rPr>
@@ -9796,12 +10217,14 @@
     </w:tcPr>
     <w:tblStylePr w:type="firstRow">
       <w:rPr>
+        <w:rFonts w:eastAsia="黑体"/>
         <w:b/>
         <w:bCs/>
       </w:rPr>
     </w:tblStylePr>
     <w:tblStylePr w:type="lastRow">
       <w:rPr>
+        <w:rFonts w:eastAsia="黑体"/>
         <w:b/>
         <w:bCs/>
       </w:rPr>
@@ -9814,12 +10237,14 @@
     </w:tblStylePr>
     <w:tblStylePr w:type="firstCol">
       <w:rPr>
+        <w:rFonts w:eastAsia="黑体"/>
         <w:b/>
         <w:bCs/>
       </w:rPr>
     </w:tblStylePr>
     <w:tblStylePr w:type="lastCol">
       <w:rPr>
+        <w:rFonts w:eastAsia="黑体"/>
         <w:b/>
         <w:bCs/>
       </w:rPr>
@@ -9869,12 +10294,14 @@
     </w:tcPr>
     <w:tblStylePr w:type="firstRow">
       <w:rPr>
+        <w:rFonts w:eastAsia="黑体"/>
         <w:b/>
         <w:bCs/>
       </w:rPr>
     </w:tblStylePr>
     <w:tblStylePr w:type="lastRow">
       <w:rPr>
+        <w:rFonts w:eastAsia="黑体"/>
         <w:b/>
         <w:bCs/>
       </w:rPr>
@@ -9887,12 +10314,14 @@
     </w:tblStylePr>
     <w:tblStylePr w:type="firstCol">
       <w:rPr>
+        <w:rFonts w:eastAsia="黑体"/>
         <w:b/>
         <w:bCs/>
       </w:rPr>
     </w:tblStylePr>
     <w:tblStylePr w:type="lastCol">
       <w:rPr>
+        <w:rFonts w:eastAsia="黑体"/>
         <w:b/>
         <w:bCs/>
       </w:rPr>
@@ -9942,12 +10371,14 @@
     </w:tcPr>
     <w:tblStylePr w:type="firstRow">
       <w:rPr>
+        <w:rFonts w:eastAsia="黑体"/>
         <w:b/>
         <w:bCs/>
       </w:rPr>
     </w:tblStylePr>
     <w:tblStylePr w:type="lastRow">
       <w:rPr>
+        <w:rFonts w:eastAsia="黑体"/>
         <w:b/>
         <w:bCs/>
       </w:rPr>
@@ -9960,12 +10391,14 @@
     </w:tblStylePr>
     <w:tblStylePr w:type="firstCol">
       <w:rPr>
+        <w:rFonts w:eastAsia="黑体"/>
         <w:b/>
         <w:bCs/>
       </w:rPr>
     </w:tblStylePr>
     <w:tblStylePr w:type="lastCol">
       <w:rPr>
+        <w:rFonts w:eastAsia="黑体"/>
         <w:b/>
         <w:bCs/>
       </w:rPr>
@@ -9992,7 +10425,7 @@
       <w:spacing w:after="0" w:line="240" w:lineRule="auto"/>
     </w:pPr>
     <w:rPr>
-      <w:rFonts w:asciiTheme="majorHAnsi" w:cstheme="majorBidi" w:eastAsiaTheme="majorEastAsia" w:hAnsiTheme="majorHAnsi"/>
+      <w:rFonts w:asciiTheme="majorHAnsi" w:cstheme="majorBidi" w:hAnsiTheme="majorHAnsi" w:eastAsia="黑体"/>
       <w:color w:themeColor="text1" w:val="000000"/>
     </w:rPr>
     <w:tblPr>
@@ -10019,6 +10452,7 @@
     </w:tcPr>
     <w:tblStylePr w:type="firstRow">
       <w:rPr>
+        <w:rFonts w:eastAsia="黑体"/>
         <w:b/>
         <w:bCs/>
         <w:color w:themeColor="text1" w:val="000000"/>
@@ -10030,6 +10464,7 @@
     </w:tblStylePr>
     <w:tblStylePr w:type="lastRow">
       <w:rPr>
+        <w:rFonts w:eastAsia="黑体"/>
         <w:b/>
         <w:bCs/>
         <w:color w:themeColor="text1" w:val="000000"/>
@@ -10049,6 +10484,7 @@
     </w:tblStylePr>
     <w:tblStylePr w:type="firstCol">
       <w:rPr>
+        <w:rFonts w:eastAsia="黑体"/>
         <w:b/>
         <w:bCs/>
         <w:color w:themeColor="text1" w:val="000000"/>
@@ -10068,6 +10504,7 @@
     </w:tblStylePr>
     <w:tblStylePr w:type="lastCol">
       <w:rPr>
+        <w:rFonts w:eastAsia="黑体"/>
         <w:b w:val="0"/>
         <w:bCs w:val="0"/>
         <w:color w:themeColor="text1" w:val="000000"/>
@@ -10117,7 +10554,7 @@
       <w:spacing w:after="0" w:line="240" w:lineRule="auto"/>
     </w:pPr>
     <w:rPr>
-      <w:rFonts w:asciiTheme="majorHAnsi" w:cstheme="majorBidi" w:eastAsiaTheme="majorEastAsia" w:hAnsiTheme="majorHAnsi"/>
+      <w:rFonts w:asciiTheme="majorHAnsi" w:cstheme="majorBidi" w:hAnsiTheme="majorHAnsi" w:eastAsia="黑体"/>
       <w:color w:themeColor="text1" w:val="000000"/>
     </w:rPr>
     <w:tblPr>
@@ -10144,6 +10581,7 @@
     </w:tcPr>
     <w:tblStylePr w:type="firstRow">
       <w:rPr>
+        <w:rFonts w:eastAsia="黑体"/>
         <w:b/>
         <w:bCs/>
         <w:color w:themeColor="text1" w:val="000000"/>
@@ -10155,6 +10593,7 @@
     </w:tblStylePr>
     <w:tblStylePr w:type="lastRow">
       <w:rPr>
+        <w:rFonts w:eastAsia="黑体"/>
         <w:b/>
         <w:bCs/>
         <w:color w:themeColor="text1" w:val="000000"/>
@@ -10174,6 +10613,7 @@
     </w:tblStylePr>
     <w:tblStylePr w:type="firstCol">
       <w:rPr>
+        <w:rFonts w:eastAsia="黑体"/>
         <w:b/>
         <w:bCs/>
         <w:color w:themeColor="text1" w:val="000000"/>
@@ -10193,6 +10633,7 @@
     </w:tblStylePr>
     <w:tblStylePr w:type="lastCol">
       <w:rPr>
+        <w:rFonts w:eastAsia="黑体"/>
         <w:b w:val="0"/>
         <w:bCs w:val="0"/>
         <w:color w:themeColor="text1" w:val="000000"/>
@@ -10242,7 +10683,7 @@
       <w:spacing w:after="0" w:line="240" w:lineRule="auto"/>
     </w:pPr>
     <w:rPr>
-      <w:rFonts w:asciiTheme="majorHAnsi" w:cstheme="majorBidi" w:eastAsiaTheme="majorEastAsia" w:hAnsiTheme="majorHAnsi"/>
+      <w:rFonts w:asciiTheme="majorHAnsi" w:cstheme="majorBidi" w:hAnsiTheme="majorHAnsi" w:eastAsia="黑体"/>
       <w:color w:themeColor="text1" w:val="000000"/>
     </w:rPr>
     <w:tblPr>
@@ -10269,6 +10710,7 @@
     </w:tcPr>
     <w:tblStylePr w:type="firstRow">
       <w:rPr>
+        <w:rFonts w:eastAsia="黑体"/>
         <w:b/>
         <w:bCs/>
         <w:color w:themeColor="text1" w:val="000000"/>
@@ -10280,6 +10722,7 @@
     </w:tblStylePr>
     <w:tblStylePr w:type="lastRow">
       <w:rPr>
+        <w:rFonts w:eastAsia="黑体"/>
         <w:b/>
         <w:bCs/>
         <w:color w:themeColor="text1" w:val="000000"/>
@@ -10299,6 +10742,7 @@
     </w:tblStylePr>
     <w:tblStylePr w:type="firstCol">
       <w:rPr>
+        <w:rFonts w:eastAsia="黑体"/>
         <w:b/>
         <w:bCs/>
         <w:color w:themeColor="text1" w:val="000000"/>
@@ -10318,6 +10762,7 @@
     </w:tblStylePr>
     <w:tblStylePr w:type="lastCol">
       <w:rPr>
+        <w:rFonts w:eastAsia="黑体"/>
         <w:b w:val="0"/>
         <w:bCs w:val="0"/>
         <w:color w:themeColor="text1" w:val="000000"/>
@@ -10367,7 +10812,7 @@
       <w:spacing w:after="0" w:line="240" w:lineRule="auto"/>
     </w:pPr>
     <w:rPr>
-      <w:rFonts w:asciiTheme="majorHAnsi" w:cstheme="majorBidi" w:eastAsiaTheme="majorEastAsia" w:hAnsiTheme="majorHAnsi"/>
+      <w:rFonts w:asciiTheme="majorHAnsi" w:cstheme="majorBidi" w:hAnsiTheme="majorHAnsi" w:eastAsia="黑体"/>
       <w:color w:themeColor="text1" w:val="000000"/>
     </w:rPr>
     <w:tblPr>
@@ -10394,6 +10839,7 @@
     </w:tcPr>
     <w:tblStylePr w:type="firstRow">
       <w:rPr>
+        <w:rFonts w:eastAsia="黑体"/>
         <w:b/>
         <w:bCs/>
         <w:color w:themeColor="text1" w:val="000000"/>
@@ -10405,6 +10851,7 @@
     </w:tblStylePr>
     <w:tblStylePr w:type="lastRow">
       <w:rPr>
+        <w:rFonts w:eastAsia="黑体"/>
         <w:b/>
         <w:bCs/>
         <w:color w:themeColor="text1" w:val="000000"/>
@@ -10424,6 +10871,7 @@
     </w:tblStylePr>
     <w:tblStylePr w:type="firstCol">
       <w:rPr>
+        <w:rFonts w:eastAsia="黑体"/>
         <w:b/>
         <w:bCs/>
         <w:color w:themeColor="text1" w:val="000000"/>
@@ -10443,6 +10891,7 @@
     </w:tblStylePr>
     <w:tblStylePr w:type="lastCol">
       <w:rPr>
+        <w:rFonts w:eastAsia="黑体"/>
         <w:b w:val="0"/>
         <w:bCs w:val="0"/>
         <w:color w:themeColor="text1" w:val="000000"/>
@@ -10492,7 +10941,7 @@
       <w:spacing w:after="0" w:line="240" w:lineRule="auto"/>
     </w:pPr>
     <w:rPr>
-      <w:rFonts w:asciiTheme="majorHAnsi" w:cstheme="majorBidi" w:eastAsiaTheme="majorEastAsia" w:hAnsiTheme="majorHAnsi"/>
+      <w:rFonts w:asciiTheme="majorHAnsi" w:cstheme="majorBidi" w:hAnsiTheme="majorHAnsi" w:eastAsia="黑体"/>
       <w:color w:themeColor="text1" w:val="000000"/>
     </w:rPr>
     <w:tblPr>
@@ -10519,6 +10968,7 @@
     </w:tcPr>
     <w:tblStylePr w:type="firstRow">
       <w:rPr>
+        <w:rFonts w:eastAsia="黑体"/>
         <w:b/>
         <w:bCs/>
         <w:color w:themeColor="text1" w:val="000000"/>
@@ -10530,6 +10980,7 @@
     </w:tblStylePr>
     <w:tblStylePr w:type="lastRow">
       <w:rPr>
+        <w:rFonts w:eastAsia="黑体"/>
         <w:b/>
         <w:bCs/>
         <w:color w:themeColor="text1" w:val="000000"/>
@@ -10549,6 +11000,7 @@
     </w:tblStylePr>
     <w:tblStylePr w:type="firstCol">
       <w:rPr>
+        <w:rFonts w:eastAsia="黑体"/>
         <w:b/>
         <w:bCs/>
         <w:color w:themeColor="text1" w:val="000000"/>
@@ -10568,6 +11020,7 @@
     </w:tblStylePr>
     <w:tblStylePr w:type="lastCol">
       <w:rPr>
+        <w:rFonts w:eastAsia="黑体"/>
         <w:b w:val="0"/>
         <w:bCs w:val="0"/>
         <w:color w:themeColor="text1" w:val="000000"/>
@@ -10617,7 +11070,7 @@
       <w:spacing w:after="0" w:line="240" w:lineRule="auto"/>
     </w:pPr>
     <w:rPr>
-      <w:rFonts w:asciiTheme="majorHAnsi" w:cstheme="majorBidi" w:eastAsiaTheme="majorEastAsia" w:hAnsiTheme="majorHAnsi"/>
+      <w:rFonts w:asciiTheme="majorHAnsi" w:cstheme="majorBidi" w:hAnsiTheme="majorHAnsi" w:eastAsia="黑体"/>
       <w:color w:themeColor="text1" w:val="000000"/>
     </w:rPr>
     <w:tblPr>
@@ -10644,6 +11097,7 @@
     </w:tcPr>
     <w:tblStylePr w:type="firstRow">
       <w:rPr>
+        <w:rFonts w:eastAsia="黑体"/>
         <w:b/>
         <w:bCs/>
         <w:color w:themeColor="text1" w:val="000000"/>
@@ -10655,6 +11109,7 @@
     </w:tblStylePr>
     <w:tblStylePr w:type="lastRow">
       <w:rPr>
+        <w:rFonts w:eastAsia="黑体"/>
         <w:b/>
         <w:bCs/>
         <w:color w:themeColor="text1" w:val="000000"/>
@@ -10674,6 +11129,7 @@
     </w:tblStylePr>
     <w:tblStylePr w:type="firstCol">
       <w:rPr>
+        <w:rFonts w:eastAsia="黑体"/>
         <w:b/>
         <w:bCs/>
         <w:color w:themeColor="text1" w:val="000000"/>
@@ -10693,6 +11149,7 @@
     </w:tblStylePr>
     <w:tblStylePr w:type="lastCol">
       <w:rPr>
+        <w:rFonts w:eastAsia="黑体"/>
         <w:b w:val="0"/>
         <w:bCs w:val="0"/>
         <w:color w:themeColor="text1" w:val="000000"/>
@@ -10742,7 +11199,7 @@
       <w:spacing w:after="0" w:line="240" w:lineRule="auto"/>
     </w:pPr>
     <w:rPr>
-      <w:rFonts w:asciiTheme="majorHAnsi" w:cstheme="majorBidi" w:eastAsiaTheme="majorEastAsia" w:hAnsiTheme="majorHAnsi"/>
+      <w:rFonts w:asciiTheme="majorHAnsi" w:cstheme="majorBidi" w:hAnsiTheme="majorHAnsi" w:eastAsia="黑体"/>
       <w:color w:themeColor="text1" w:val="000000"/>
     </w:rPr>
     <w:tblPr>
@@ -10769,6 +11226,7 @@
     </w:tcPr>
     <w:tblStylePr w:type="firstRow">
       <w:rPr>
+        <w:rFonts w:eastAsia="黑体"/>
         <w:b/>
         <w:bCs/>
         <w:color w:themeColor="text1" w:val="000000"/>
@@ -10780,6 +11238,7 @@
     </w:tblStylePr>
     <w:tblStylePr w:type="lastRow">
       <w:rPr>
+        <w:rFonts w:eastAsia="黑体"/>
         <w:b/>
         <w:bCs/>
         <w:color w:themeColor="text1" w:val="000000"/>
@@ -10799,6 +11258,7 @@
     </w:tblStylePr>
     <w:tblStylePr w:type="firstCol">
       <w:rPr>
+        <w:rFonts w:eastAsia="黑体"/>
         <w:b/>
         <w:bCs/>
         <w:color w:themeColor="text1" w:val="000000"/>
@@ -10818,6 +11278,7 @@
     </w:tblStylePr>
     <w:tblStylePr w:type="lastCol">
       <w:rPr>
+        <w:rFonts w:eastAsia="黑体"/>
         <w:b w:val="0"/>
         <w:bCs w:val="0"/>
         <w:color w:themeColor="text1" w:val="000000"/>
@@ -10890,6 +11351,7 @@
     </w:tcPr>
     <w:tblStylePr w:type="firstRow">
       <w:rPr>
+        <w:rFonts w:eastAsia="黑体"/>
         <w:b/>
         <w:bCs/>
         <w:i w:val="0"/>
@@ -10911,6 +11373,7 @@
     </w:tblStylePr>
     <w:tblStylePr w:type="lastRow">
       <w:rPr>
+        <w:rFonts w:eastAsia="黑体"/>
         <w:b/>
         <w:bCs/>
         <w:i w:val="0"/>
@@ -10932,6 +11395,7 @@
     </w:tblStylePr>
     <w:tblStylePr w:type="firstCol">
       <w:rPr>
+        <w:rFonts w:eastAsia="黑体"/>
         <w:b/>
         <w:bCs/>
         <w:i w:val="0"/>
@@ -10951,6 +11415,7 @@
     </w:tblStylePr>
     <w:tblStylePr w:type="lastCol">
       <w:rPr>
+        <w:rFonts w:eastAsia="黑体"/>
         <w:b/>
         <w:bCs/>
         <w:i w:val="0"/>
@@ -11031,6 +11496,7 @@
     </w:tcPr>
     <w:tblStylePr w:type="firstRow">
       <w:rPr>
+        <w:rFonts w:eastAsia="黑体"/>
         <w:b/>
         <w:bCs/>
         <w:i w:val="0"/>
@@ -11052,6 +11518,7 @@
     </w:tblStylePr>
     <w:tblStylePr w:type="lastRow">
       <w:rPr>
+        <w:rFonts w:eastAsia="黑体"/>
         <w:b/>
         <w:bCs/>
         <w:i w:val="0"/>
@@ -11073,6 +11540,7 @@
     </w:tblStylePr>
     <w:tblStylePr w:type="firstCol">
       <w:rPr>
+        <w:rFonts w:eastAsia="黑体"/>
         <w:b/>
         <w:bCs/>
         <w:i w:val="0"/>
@@ -11092,6 +11560,7 @@
     </w:tblStylePr>
     <w:tblStylePr w:type="lastCol">
       <w:rPr>
+        <w:rFonts w:eastAsia="黑体"/>
         <w:b/>
         <w:bCs/>
         <w:i w:val="0"/>
@@ -11172,6 +11641,7 @@
     </w:tcPr>
     <w:tblStylePr w:type="firstRow">
       <w:rPr>
+        <w:rFonts w:eastAsia="黑体"/>
         <w:b/>
         <w:bCs/>
         <w:i w:val="0"/>
@@ -11193,6 +11663,7 @@
     </w:tblStylePr>
     <w:tblStylePr w:type="lastRow">
       <w:rPr>
+        <w:rFonts w:eastAsia="黑体"/>
         <w:b/>
         <w:bCs/>
         <w:i w:val="0"/>
@@ -11214,6 +11685,7 @@
     </w:tblStylePr>
     <w:tblStylePr w:type="firstCol">
       <w:rPr>
+        <w:rFonts w:eastAsia="黑体"/>
         <w:b/>
         <w:bCs/>
         <w:i w:val="0"/>
@@ -11233,6 +11705,7 @@
     </w:tblStylePr>
     <w:tblStylePr w:type="lastCol">
       <w:rPr>
+        <w:rFonts w:eastAsia="黑体"/>
         <w:b/>
         <w:bCs/>
         <w:i w:val="0"/>
@@ -11313,6 +11786,7 @@
     </w:tcPr>
     <w:tblStylePr w:type="firstRow">
       <w:rPr>
+        <w:rFonts w:eastAsia="黑体"/>
         <w:b/>
         <w:bCs/>
         <w:i w:val="0"/>
@@ -11334,6 +11808,7 @@
     </w:tblStylePr>
     <w:tblStylePr w:type="lastRow">
       <w:rPr>
+        <w:rFonts w:eastAsia="黑体"/>
         <w:b/>
         <w:bCs/>
         <w:i w:val="0"/>
@@ -11355,6 +11830,7 @@
     </w:tblStylePr>
     <w:tblStylePr w:type="firstCol">
       <w:rPr>
+        <w:rFonts w:eastAsia="黑体"/>
         <w:b/>
         <w:bCs/>
         <w:i w:val="0"/>
@@ -11374,6 +11850,7 @@
     </w:tblStylePr>
     <w:tblStylePr w:type="lastCol">
       <w:rPr>
+        <w:rFonts w:eastAsia="黑体"/>
         <w:b/>
         <w:bCs/>
         <w:i w:val="0"/>
@@ -11454,6 +11931,7 @@
     </w:tcPr>
     <w:tblStylePr w:type="firstRow">
       <w:rPr>
+        <w:rFonts w:eastAsia="黑体"/>
         <w:b/>
         <w:bCs/>
         <w:i w:val="0"/>
@@ -11475,6 +11953,7 @@
     </w:tblStylePr>
     <w:tblStylePr w:type="lastRow">
       <w:rPr>
+        <w:rFonts w:eastAsia="黑体"/>
         <w:b/>
         <w:bCs/>
         <w:i w:val="0"/>
@@ -11496,6 +11975,7 @@
     </w:tblStylePr>
     <w:tblStylePr w:type="firstCol">
       <w:rPr>
+        <w:rFonts w:eastAsia="黑体"/>
         <w:b/>
         <w:bCs/>
         <w:i w:val="0"/>
@@ -11515,6 +11995,7 @@
     </w:tblStylePr>
     <w:tblStylePr w:type="lastCol">
       <w:rPr>
+        <w:rFonts w:eastAsia="黑体"/>
         <w:b/>
         <w:bCs/>
         <w:i w:val="0"/>
@@ -11595,6 +12076,7 @@
     </w:tcPr>
     <w:tblStylePr w:type="firstRow">
       <w:rPr>
+        <w:rFonts w:eastAsia="黑体"/>
         <w:b/>
         <w:bCs/>
         <w:i w:val="0"/>
@@ -11616,6 +12098,7 @@
     </w:tblStylePr>
     <w:tblStylePr w:type="lastRow">
       <w:rPr>
+        <w:rFonts w:eastAsia="黑体"/>
         <w:b/>
         <w:bCs/>
         <w:i w:val="0"/>
@@ -11637,6 +12120,7 @@
     </w:tblStylePr>
     <w:tblStylePr w:type="firstCol">
       <w:rPr>
+        <w:rFonts w:eastAsia="黑体"/>
         <w:b/>
         <w:bCs/>
         <w:i w:val="0"/>
@@ -11656,6 +12140,7 @@
     </w:tblStylePr>
     <w:tblStylePr w:type="lastCol">
       <w:rPr>
+        <w:rFonts w:eastAsia="黑体"/>
         <w:b/>
         <w:bCs/>
         <w:i w:val="0"/>
@@ -11736,6 +12221,7 @@
     </w:tcPr>
     <w:tblStylePr w:type="firstRow">
       <w:rPr>
+        <w:rFonts w:eastAsia="黑体"/>
         <w:b/>
         <w:bCs/>
         <w:i w:val="0"/>
@@ -11757,6 +12243,7 @@
     </w:tblStylePr>
     <w:tblStylePr w:type="lastRow">
       <w:rPr>
+        <w:rFonts w:eastAsia="黑体"/>
         <w:b/>
         <w:bCs/>
         <w:i w:val="0"/>
@@ -11778,6 +12265,7 @@
     </w:tblStylePr>
     <w:tblStylePr w:type="firstCol">
       <w:rPr>
+        <w:rFonts w:eastAsia="黑体"/>
         <w:b/>
         <w:bCs/>
         <w:i w:val="0"/>
@@ -11797,6 +12285,7 @@
     </w:tblStylePr>
     <w:tblStylePr w:type="lastCol">
       <w:rPr>
+        <w:rFonts w:eastAsia="黑体"/>
         <w:b/>
         <w:bCs/>
         <w:i w:val="0"/>
@@ -11854,6 +12343,7 @@
       <w:spacing w:after="0" w:line="240" w:lineRule="auto"/>
     </w:pPr>
     <w:rPr>
+      <w:rFonts w:eastAsia="黑体"/>
       <w:color w:themeColor="background1" w:val="FFFFFF"/>
     </w:rPr>
     <w:tblPr>
@@ -11872,6 +12362,7 @@
     </w:tcPr>
     <w:tblStylePr w:type="firstRow">
       <w:rPr>
+        <w:rFonts w:eastAsia="黑体"/>
         <w:b/>
         <w:bCs/>
       </w:rPr>
@@ -11968,6 +12459,7 @@
       <w:spacing w:after="0" w:line="240" w:lineRule="auto"/>
     </w:pPr>
     <w:rPr>
+      <w:rFonts w:eastAsia="黑体"/>
       <w:color w:themeColor="background1" w:val="FFFFFF"/>
     </w:rPr>
     <w:tblPr>
@@ -11986,6 +12478,7 @@
     </w:tcPr>
     <w:tblStylePr w:type="firstRow">
       <w:rPr>
+        <w:rFonts w:eastAsia="黑体"/>
         <w:b/>
         <w:bCs/>
       </w:rPr>
@@ -12082,6 +12575,7 @@
       <w:spacing w:after="0" w:line="240" w:lineRule="auto"/>
     </w:pPr>
     <w:rPr>
+      <w:rFonts w:eastAsia="黑体"/>
       <w:color w:themeColor="background1" w:val="FFFFFF"/>
     </w:rPr>
     <w:tblPr>
@@ -12100,6 +12594,7 @@
     </w:tcPr>
     <w:tblStylePr w:type="firstRow">
       <w:rPr>
+        <w:rFonts w:eastAsia="黑体"/>
         <w:b/>
         <w:bCs/>
       </w:rPr>
@@ -12196,6 +12691,7 @@
       <w:spacing w:after="0" w:line="240" w:lineRule="auto"/>
     </w:pPr>
     <w:rPr>
+      <w:rFonts w:eastAsia="黑体"/>
       <w:color w:themeColor="background1" w:val="FFFFFF"/>
     </w:rPr>
     <w:tblPr>
@@ -12214,6 +12710,7 @@
     </w:tcPr>
     <w:tblStylePr w:type="firstRow">
       <w:rPr>
+        <w:rFonts w:eastAsia="黑体"/>
         <w:b/>
         <w:bCs/>
       </w:rPr>
@@ -12310,6 +12807,7 @@
       <w:spacing w:after="0" w:line="240" w:lineRule="auto"/>
     </w:pPr>
     <w:rPr>
+      <w:rFonts w:eastAsia="黑体"/>
       <w:color w:themeColor="background1" w:val="FFFFFF"/>
     </w:rPr>
     <w:tblPr>
@@ -12328,6 +12826,7 @@
     </w:tcPr>
     <w:tblStylePr w:type="firstRow">
       <w:rPr>
+        <w:rFonts w:eastAsia="黑体"/>
         <w:b/>
         <w:bCs/>
       </w:rPr>
@@ -12424,6 +12923,7 @@
       <w:spacing w:after="0" w:line="240" w:lineRule="auto"/>
     </w:pPr>
     <w:rPr>
+      <w:rFonts w:eastAsia="黑体"/>
       <w:color w:themeColor="background1" w:val="FFFFFF"/>
     </w:rPr>
     <w:tblPr>
@@ -12442,6 +12942,7 @@
     </w:tcPr>
     <w:tblStylePr w:type="firstRow">
       <w:rPr>
+        <w:rFonts w:eastAsia="黑体"/>
         <w:b/>
         <w:bCs/>
       </w:rPr>
@@ -12538,6 +13039,7 @@
       <w:spacing w:after="0" w:line="240" w:lineRule="auto"/>
     </w:pPr>
     <w:rPr>
+      <w:rFonts w:eastAsia="黑体"/>
       <w:color w:themeColor="background1" w:val="FFFFFF"/>
     </w:rPr>
     <w:tblPr>
@@ -12556,6 +13058,7 @@
     </w:tcPr>
     <w:tblStylePr w:type="firstRow">
       <w:rPr>
+        <w:rFonts w:eastAsia="黑体"/>
         <w:b/>
         <w:bCs/>
       </w:rPr>
@@ -12652,6 +13155,7 @@
       <w:spacing w:after="0" w:line="240" w:lineRule="auto"/>
     </w:pPr>
     <w:rPr>
+      <w:rFonts w:eastAsia="黑体"/>
       <w:color w:themeColor="text1" w:val="000000"/>
     </w:rPr>
     <w:tblPr>
@@ -12678,6 +13182,7 @@
     </w:tcPr>
     <w:tblStylePr w:type="firstRow">
       <w:rPr>
+        <w:rFonts w:eastAsia="黑体"/>
         <w:b/>
         <w:bCs/>
       </w:rPr>
@@ -12696,6 +13201,7 @@
     </w:tblStylePr>
     <w:tblStylePr w:type="lastRow">
       <w:rPr>
+        <w:rFonts w:eastAsia="黑体"/>
         <w:b/>
         <w:bCs/>
         <w:color w:themeColor="background1" w:val="FFFFFF"/>
@@ -12710,6 +13216,7 @@
     </w:tblStylePr>
     <w:tblStylePr w:type="firstCol">
       <w:rPr>
+        <w:rFonts w:eastAsia="黑体"/>
         <w:color w:themeColor="background1" w:val="FFFFFF"/>
       </w:rPr>
       <w:tblPr/>
@@ -12727,6 +13234,7 @@
     </w:tblStylePr>
     <w:tblStylePr w:type="lastCol">
       <w:rPr>
+        <w:rFonts w:eastAsia="黑体"/>
         <w:color w:themeColor="background1" w:val="FFFFFF"/>
       </w:rPr>
       <w:tblPr/>
@@ -12756,11 +13264,13 @@
     </w:tblStylePr>
     <w:tblStylePr w:type="neCell">
       <w:rPr>
+        <w:rFonts w:eastAsia="黑体"/>
         <w:color w:themeColor="text1" w:val="000000"/>
       </w:rPr>
     </w:tblStylePr>
     <w:tblStylePr w:type="nwCell">
       <w:rPr>
+        <w:rFonts w:eastAsia="黑体"/>
         <w:color w:themeColor="text1" w:val="000000"/>
       </w:rPr>
     </w:tblStylePr>
@@ -12774,6 +13284,7 @@
       <w:spacing w:after="0" w:line="240" w:lineRule="auto"/>
     </w:pPr>
     <w:rPr>
+      <w:rFonts w:eastAsia="黑体"/>
       <w:color w:themeColor="text1" w:val="000000"/>
     </w:rPr>
     <w:tblPr>
@@ -12800,6 +13311,7 @@
     </w:tcPr>
     <w:tblStylePr w:type="firstRow">
       <w:rPr>
+        <w:rFonts w:eastAsia="黑体"/>
         <w:b/>
         <w:bCs/>
       </w:rPr>
@@ -12818,6 +13330,7 @@
     </w:tblStylePr>
     <w:tblStylePr w:type="lastRow">
       <w:rPr>
+        <w:rFonts w:eastAsia="黑体"/>
         <w:b/>
         <w:bCs/>
         <w:color w:themeColor="background1" w:val="FFFFFF"/>
@@ -12832,6 +13345,7 @@
     </w:tblStylePr>
     <w:tblStylePr w:type="firstCol">
       <w:rPr>
+        <w:rFonts w:eastAsia="黑体"/>
         <w:color w:themeColor="background1" w:val="FFFFFF"/>
       </w:rPr>
       <w:tblPr/>
@@ -12849,6 +13363,7 @@
     </w:tblStylePr>
     <w:tblStylePr w:type="lastCol">
       <w:rPr>
+        <w:rFonts w:eastAsia="黑体"/>
         <w:color w:themeColor="background1" w:val="FFFFFF"/>
       </w:rPr>
       <w:tblPr/>
@@ -12878,11 +13393,13 @@
     </w:tblStylePr>
     <w:tblStylePr w:type="neCell">
       <w:rPr>
+        <w:rFonts w:eastAsia="黑体"/>
         <w:color w:themeColor="text1" w:val="000000"/>
       </w:rPr>
     </w:tblStylePr>
     <w:tblStylePr w:type="nwCell">
       <w:rPr>
+        <w:rFonts w:eastAsia="黑体"/>
         <w:color w:themeColor="text1" w:val="000000"/>
       </w:rPr>
     </w:tblStylePr>
@@ -12896,6 +13413,7 @@
       <w:spacing w:after="0" w:line="240" w:lineRule="auto"/>
     </w:pPr>
     <w:rPr>
+      <w:rFonts w:eastAsia="黑体"/>
       <w:color w:themeColor="text1" w:val="000000"/>
     </w:rPr>
     <w:tblPr>
@@ -12922,6 +13440,7 @@
     </w:tcPr>
     <w:tblStylePr w:type="firstRow">
       <w:rPr>
+        <w:rFonts w:eastAsia="黑体"/>
         <w:b/>
         <w:bCs/>
       </w:rPr>
@@ -12940,6 +13459,7 @@
     </w:tblStylePr>
     <w:tblStylePr w:type="lastRow">
       <w:rPr>
+        <w:rFonts w:eastAsia="黑体"/>
         <w:b/>
         <w:bCs/>
         <w:color w:themeColor="background1" w:val="FFFFFF"/>
@@ -12954,6 +13474,7 @@
     </w:tblStylePr>
     <w:tblStylePr w:type="firstCol">
       <w:rPr>
+        <w:rFonts w:eastAsia="黑体"/>
         <w:color w:themeColor="background1" w:val="FFFFFF"/>
       </w:rPr>
       <w:tblPr/>
@@ -12971,6 +13492,7 @@
     </w:tblStylePr>
     <w:tblStylePr w:type="lastCol">
       <w:rPr>
+        <w:rFonts w:eastAsia="黑体"/>
         <w:color w:themeColor="background1" w:val="FFFFFF"/>
       </w:rPr>
       <w:tblPr/>
@@ -13000,11 +13522,13 @@
     </w:tblStylePr>
     <w:tblStylePr w:type="neCell">
       <w:rPr>
+        <w:rFonts w:eastAsia="黑体"/>
         <w:color w:themeColor="text1" w:val="000000"/>
       </w:rPr>
     </w:tblStylePr>
     <w:tblStylePr w:type="nwCell">
       <w:rPr>
+        <w:rFonts w:eastAsia="黑体"/>
         <w:color w:themeColor="text1" w:val="000000"/>
       </w:rPr>
     </w:tblStylePr>
@@ -13018,6 +13542,7 @@
       <w:spacing w:after="0" w:line="240" w:lineRule="auto"/>
     </w:pPr>
     <w:rPr>
+      <w:rFonts w:eastAsia="黑体"/>
       <w:color w:themeColor="text1" w:val="000000"/>
     </w:rPr>
     <w:tblPr>
@@ -13044,6 +13569,7 @@
     </w:tcPr>
     <w:tblStylePr w:type="firstRow">
       <w:rPr>
+        <w:rFonts w:eastAsia="黑体"/>
         <w:b/>
         <w:bCs/>
       </w:rPr>
@@ -13062,6 +13588,7 @@
     </w:tblStylePr>
     <w:tblStylePr w:type="lastRow">
       <w:rPr>
+        <w:rFonts w:eastAsia="黑体"/>
         <w:b/>
         <w:bCs/>
         <w:color w:themeColor="background1" w:val="FFFFFF"/>
@@ -13076,6 +13603,7 @@
     </w:tblStylePr>
     <w:tblStylePr w:type="firstCol">
       <w:rPr>
+        <w:rFonts w:eastAsia="黑体"/>
         <w:color w:themeColor="background1" w:val="FFFFFF"/>
       </w:rPr>
       <w:tblPr/>
@@ -13093,6 +13621,7 @@
     </w:tblStylePr>
     <w:tblStylePr w:type="lastCol">
       <w:rPr>
+        <w:rFonts w:eastAsia="黑体"/>
         <w:color w:themeColor="background1" w:val="FFFFFF"/>
       </w:rPr>
       <w:tblPr/>
@@ -13130,6 +13659,7 @@
       <w:spacing w:after="0" w:line="240" w:lineRule="auto"/>
     </w:pPr>
     <w:rPr>
+      <w:rFonts w:eastAsia="黑体"/>
       <w:color w:themeColor="text1" w:val="000000"/>
     </w:rPr>
     <w:tblPr>
@@ -13156,6 +13686,7 @@
     </w:tcPr>
     <w:tblStylePr w:type="firstRow">
       <w:rPr>
+        <w:rFonts w:eastAsia="黑体"/>
         <w:b/>
         <w:bCs/>
       </w:rPr>
@@ -13174,6 +13705,7 @@
     </w:tblStylePr>
     <w:tblStylePr w:type="lastRow">
       <w:rPr>
+        <w:rFonts w:eastAsia="黑体"/>
         <w:b/>
         <w:bCs/>
         <w:color w:themeColor="background1" w:val="FFFFFF"/>
@@ -13188,6 +13720,7 @@
     </w:tblStylePr>
     <w:tblStylePr w:type="firstCol">
       <w:rPr>
+        <w:rFonts w:eastAsia="黑体"/>
         <w:color w:themeColor="background1" w:val="FFFFFF"/>
       </w:rPr>
       <w:tblPr/>
@@ -13205,6 +13738,7 @@
     </w:tblStylePr>
     <w:tblStylePr w:type="lastCol">
       <w:rPr>
+        <w:rFonts w:eastAsia="黑体"/>
         <w:color w:themeColor="background1" w:val="FFFFFF"/>
       </w:rPr>
       <w:tblPr/>
@@ -13234,11 +13768,13 @@
     </w:tblStylePr>
     <w:tblStylePr w:type="neCell">
       <w:rPr>
+        <w:rFonts w:eastAsia="黑体"/>
         <w:color w:themeColor="text1" w:val="000000"/>
       </w:rPr>
     </w:tblStylePr>
     <w:tblStylePr w:type="nwCell">
       <w:rPr>
+        <w:rFonts w:eastAsia="黑体"/>
         <w:color w:themeColor="text1" w:val="000000"/>
       </w:rPr>
     </w:tblStylePr>
@@ -13252,6 +13788,7 @@
       <w:spacing w:after="0" w:line="240" w:lineRule="auto"/>
     </w:pPr>
     <w:rPr>
+      <w:rFonts w:eastAsia="黑体"/>
       <w:color w:themeColor="text1" w:val="000000"/>
     </w:rPr>
     <w:tblPr>
@@ -13278,6 +13815,7 @@
     </w:tcPr>
     <w:tblStylePr w:type="firstRow">
       <w:rPr>
+        <w:rFonts w:eastAsia="黑体"/>
         <w:b/>
         <w:bCs/>
       </w:rPr>
@@ -13296,6 +13834,7 @@
     </w:tblStylePr>
     <w:tblStylePr w:type="lastRow">
       <w:rPr>
+        <w:rFonts w:eastAsia="黑体"/>
         <w:b/>
         <w:bCs/>
         <w:color w:themeColor="background1" w:val="FFFFFF"/>
@@ -13310,6 +13849,7 @@
     </w:tblStylePr>
     <w:tblStylePr w:type="firstCol">
       <w:rPr>
+        <w:rFonts w:eastAsia="黑体"/>
         <w:color w:themeColor="background1" w:val="FFFFFF"/>
       </w:rPr>
       <w:tblPr/>
@@ -13327,6 +13867,7 @@
     </w:tblStylePr>
     <w:tblStylePr w:type="lastCol">
       <w:rPr>
+        <w:rFonts w:eastAsia="黑体"/>
         <w:color w:themeColor="background1" w:val="FFFFFF"/>
       </w:rPr>
       <w:tblPr/>
@@ -13356,11 +13897,13 @@
     </w:tblStylePr>
     <w:tblStylePr w:type="neCell">
       <w:rPr>
+        <w:rFonts w:eastAsia="黑体"/>
         <w:color w:themeColor="text1" w:val="000000"/>
       </w:rPr>
     </w:tblStylePr>
     <w:tblStylePr w:type="nwCell">
       <w:rPr>
+        <w:rFonts w:eastAsia="黑体"/>
         <w:color w:themeColor="text1" w:val="000000"/>
       </w:rPr>
     </w:tblStylePr>
@@ -13374,6 +13917,7 @@
       <w:spacing w:after="0" w:line="240" w:lineRule="auto"/>
     </w:pPr>
     <w:rPr>
+      <w:rFonts w:eastAsia="黑体"/>
       <w:color w:themeColor="text1" w:val="000000"/>
     </w:rPr>
     <w:tblPr>
@@ -13400,6 +13944,7 @@
     </w:tcPr>
     <w:tblStylePr w:type="firstRow">
       <w:rPr>
+        <w:rFonts w:eastAsia="黑体"/>
         <w:b/>
         <w:bCs/>
       </w:rPr>
@@ -13418,6 +13963,7 @@
     </w:tblStylePr>
     <w:tblStylePr w:type="lastRow">
       <w:rPr>
+        <w:rFonts w:eastAsia="黑体"/>
         <w:b/>
         <w:bCs/>
         <w:color w:themeColor="background1" w:val="FFFFFF"/>
@@ -13432,6 +13978,7 @@
     </w:tblStylePr>
     <w:tblStylePr w:type="firstCol">
       <w:rPr>
+        <w:rFonts w:eastAsia="黑体"/>
         <w:color w:themeColor="background1" w:val="FFFFFF"/>
       </w:rPr>
       <w:tblPr/>
@@ -13449,6 +13996,7 @@
     </w:tblStylePr>
     <w:tblStylePr w:type="lastCol">
       <w:rPr>
+        <w:rFonts w:eastAsia="黑体"/>
         <w:color w:themeColor="background1" w:val="FFFFFF"/>
       </w:rPr>
       <w:tblPr/>
@@ -13478,11 +14026,13 @@
     </w:tblStylePr>
     <w:tblStylePr w:type="neCell">
       <w:rPr>
+        <w:rFonts w:eastAsia="黑体"/>
         <w:color w:themeColor="text1" w:val="000000"/>
       </w:rPr>
     </w:tblStylePr>
     <w:tblStylePr w:type="nwCell">
       <w:rPr>
+        <w:rFonts w:eastAsia="黑体"/>
         <w:color w:themeColor="text1" w:val="000000"/>
       </w:rPr>
     </w:tblStylePr>
@@ -13496,6 +14046,7 @@
       <w:spacing w:after="0" w:line="240" w:lineRule="auto"/>
     </w:pPr>
     <w:rPr>
+      <w:rFonts w:eastAsia="黑体"/>
       <w:color w:themeColor="text1" w:val="000000"/>
     </w:rPr>
     <w:tblPr>
@@ -13514,6 +14065,7 @@
     </w:tcPr>
     <w:tblStylePr w:type="firstRow">
       <w:rPr>
+        <w:rFonts w:eastAsia="黑体"/>
         <w:b/>
         <w:bCs/>
         <w:color w:themeColor="background1" w:val="FFFFFF"/>
@@ -13528,6 +14080,7 @@
     </w:tblStylePr>
     <w:tblStylePr w:type="lastRow">
       <w:rPr>
+        <w:rFonts w:eastAsia="黑体"/>
         <w:b/>
         <w:bCs/>
         <w:color w:themeColor="accent2" w:themeShade="CC" w:val="9E3A38"/>
@@ -13542,12 +14095,14 @@
     </w:tblStylePr>
     <w:tblStylePr w:type="firstCol">
       <w:rPr>
+        <w:rFonts w:eastAsia="黑体"/>
         <w:b/>
         <w:bCs/>
       </w:rPr>
     </w:tblStylePr>
     <w:tblStylePr w:type="lastCol">
       <w:rPr>
+        <w:rFonts w:eastAsia="黑体"/>
         <w:b/>
         <w:bCs/>
       </w:rPr>
@@ -13582,6 +14137,7 @@
       <w:spacing w:after="0" w:line="240" w:lineRule="auto"/>
     </w:pPr>
     <w:rPr>
+      <w:rFonts w:eastAsia="黑体"/>
       <w:color w:themeColor="text1" w:val="000000"/>
     </w:rPr>
     <w:tblPr>
@@ -13600,6 +14156,7 @@
     </w:tcPr>
     <w:tblStylePr w:type="firstRow">
       <w:rPr>
+        <w:rFonts w:eastAsia="黑体"/>
         <w:b/>
         <w:bCs/>
         <w:color w:themeColor="background1" w:val="FFFFFF"/>
@@ -13614,6 +14171,7 @@
     </w:tblStylePr>
     <w:tblStylePr w:type="lastRow">
       <w:rPr>
+        <w:rFonts w:eastAsia="黑体"/>
         <w:b/>
         <w:bCs/>
         <w:color w:themeColor="accent2" w:themeShade="CC" w:val="9E3A38"/>
@@ -13628,12 +14186,14 @@
     </w:tblStylePr>
     <w:tblStylePr w:type="firstCol">
       <w:rPr>
+        <w:rFonts w:eastAsia="黑体"/>
         <w:b/>
         <w:bCs/>
       </w:rPr>
     </w:tblStylePr>
     <w:tblStylePr w:type="lastCol">
       <w:rPr>
+        <w:rFonts w:eastAsia="黑体"/>
         <w:b/>
         <w:bCs/>
       </w:rPr>
@@ -13668,6 +14228,7 @@
       <w:spacing w:after="0" w:line="240" w:lineRule="auto"/>
     </w:pPr>
     <w:rPr>
+      <w:rFonts w:eastAsia="黑体"/>
       <w:color w:themeColor="text1" w:val="000000"/>
     </w:rPr>
     <w:tblPr>
@@ -13686,6 +14247,7 @@
     </w:tcPr>
     <w:tblStylePr w:type="firstRow">
       <w:rPr>
+        <w:rFonts w:eastAsia="黑体"/>
         <w:b/>
         <w:bCs/>
         <w:color w:themeColor="background1" w:val="FFFFFF"/>
@@ -13700,6 +14262,7 @@
     </w:tblStylePr>
     <w:tblStylePr w:type="lastRow">
       <w:rPr>
+        <w:rFonts w:eastAsia="黑体"/>
         <w:b/>
         <w:bCs/>
         <w:color w:themeColor="accent2" w:themeShade="CC" w:val="9E3A38"/>
@@ -13714,12 +14277,14 @@
     </w:tblStylePr>
     <w:tblStylePr w:type="firstCol">
       <w:rPr>
+        <w:rFonts w:eastAsia="黑体"/>
         <w:b/>
         <w:bCs/>
       </w:rPr>
     </w:tblStylePr>
     <w:tblStylePr w:type="lastCol">
       <w:rPr>
+        <w:rFonts w:eastAsia="黑体"/>
         <w:b/>
         <w:bCs/>
       </w:rPr>
@@ -13754,6 +14319,7 @@
       <w:spacing w:after="0" w:line="240" w:lineRule="auto"/>
     </w:pPr>
     <w:rPr>
+      <w:rFonts w:eastAsia="黑体"/>
       <w:color w:themeColor="text1" w:val="000000"/>
     </w:rPr>
     <w:tblPr>
@@ -13772,6 +14338,7 @@
     </w:tcPr>
     <w:tblStylePr w:type="firstRow">
       <w:rPr>
+        <w:rFonts w:eastAsia="黑体"/>
         <w:b/>
         <w:bCs/>
         <w:color w:themeColor="background1" w:val="FFFFFF"/>
@@ -13786,6 +14353,7 @@
     </w:tblStylePr>
     <w:tblStylePr w:type="lastRow">
       <w:rPr>
+        <w:rFonts w:eastAsia="黑体"/>
         <w:b/>
         <w:bCs/>
         <w:color w:themeColor="accent4" w:themeShade="CC" w:val="664E82"/>
@@ -13800,12 +14368,14 @@
     </w:tblStylePr>
     <w:tblStylePr w:type="firstCol">
       <w:rPr>
+        <w:rFonts w:eastAsia="黑体"/>
         <w:b/>
         <w:bCs/>
       </w:rPr>
     </w:tblStylePr>
     <w:tblStylePr w:type="lastCol">
       <w:rPr>
+        <w:rFonts w:eastAsia="黑体"/>
         <w:b/>
         <w:bCs/>
       </w:rPr>
@@ -13840,6 +14410,7 @@
       <w:spacing w:after="0" w:line="240" w:lineRule="auto"/>
     </w:pPr>
     <w:rPr>
+      <w:rFonts w:eastAsia="黑体"/>
       <w:color w:themeColor="text1" w:val="000000"/>
     </w:rPr>
     <w:tblPr>
@@ -13858,6 +14429,7 @@
     </w:tcPr>
     <w:tblStylePr w:type="firstRow">
       <w:rPr>
+        <w:rFonts w:eastAsia="黑体"/>
         <w:b/>
         <w:bCs/>
         <w:color w:themeColor="background1" w:val="FFFFFF"/>
@@ -13872,6 +14444,7 @@
     </w:tblStylePr>
     <w:tblStylePr w:type="lastRow">
       <w:rPr>
+        <w:rFonts w:eastAsia="黑体"/>
         <w:b/>
         <w:bCs/>
         <w:color w:themeColor="accent3" w:themeShade="CC" w:val="7E9C40"/>
@@ -13886,12 +14459,14 @@
     </w:tblStylePr>
     <w:tblStylePr w:type="firstCol">
       <w:rPr>
+        <w:rFonts w:eastAsia="黑体"/>
         <w:b/>
         <w:bCs/>
       </w:rPr>
     </w:tblStylePr>
     <w:tblStylePr w:type="lastCol">
       <w:rPr>
+        <w:rFonts w:eastAsia="黑体"/>
         <w:b/>
         <w:bCs/>
       </w:rPr>
@@ -13926,6 +14501,7 @@
       <w:spacing w:after="0" w:line="240" w:lineRule="auto"/>
     </w:pPr>
     <w:rPr>
+      <w:rFonts w:eastAsia="黑体"/>
       <w:color w:themeColor="text1" w:val="000000"/>
     </w:rPr>
     <w:tblPr>
@@ -13944,6 +14520,7 @@
     </w:tcPr>
     <w:tblStylePr w:type="firstRow">
       <w:rPr>
+        <w:rFonts w:eastAsia="黑体"/>
         <w:b/>
         <w:bCs/>
         <w:color w:themeColor="background1" w:val="FFFFFF"/>
@@ -13958,6 +14535,7 @@
     </w:tblStylePr>
     <w:tblStylePr w:type="lastRow">
       <w:rPr>
+        <w:rFonts w:eastAsia="黑体"/>
         <w:b/>
         <w:bCs/>
         <w:color w:themeColor="accent6" w:themeShade="CC" w:val="F2730A"/>
@@ -13972,12 +14550,14 @@
     </w:tblStylePr>
     <w:tblStylePr w:type="firstCol">
       <w:rPr>
+        <w:rFonts w:eastAsia="黑体"/>
         <w:b/>
         <w:bCs/>
       </w:rPr>
     </w:tblStylePr>
     <w:tblStylePr w:type="lastCol">
       <w:rPr>
+        <w:rFonts w:eastAsia="黑体"/>
         <w:b/>
         <w:bCs/>
       </w:rPr>
@@ -14012,6 +14592,7 @@
       <w:spacing w:after="0" w:line="240" w:lineRule="auto"/>
     </w:pPr>
     <w:rPr>
+      <w:rFonts w:eastAsia="黑体"/>
       <w:color w:themeColor="text1" w:val="000000"/>
     </w:rPr>
     <w:tblPr>
@@ -14030,6 +14611,7 @@
     </w:tcPr>
     <w:tblStylePr w:type="firstRow">
       <w:rPr>
+        <w:rFonts w:eastAsia="黑体"/>
         <w:b/>
         <w:bCs/>
         <w:color w:themeColor="background1" w:val="FFFFFF"/>
@@ -14044,6 +14626,7 @@
     </w:tblStylePr>
     <w:tblStylePr w:type="lastRow">
       <w:rPr>
+        <w:rFonts w:eastAsia="黑体"/>
         <w:b/>
         <w:bCs/>
         <w:color w:themeColor="accent5" w:themeShade="CC" w:val="348DA5"/>
@@ -14058,12 +14641,14 @@
     </w:tblStylePr>
     <w:tblStylePr w:type="firstCol">
       <w:rPr>
+        <w:rFonts w:eastAsia="黑体"/>
         <w:b/>
         <w:bCs/>
       </w:rPr>
     </w:tblStylePr>
     <w:tblStylePr w:type="lastCol">
       <w:rPr>
+        <w:rFonts w:eastAsia="黑体"/>
         <w:b/>
         <w:bCs/>
       </w:rPr>
@@ -14098,6 +14683,7 @@
       <w:spacing w:after="0" w:line="240" w:lineRule="auto"/>
     </w:pPr>
     <w:rPr>
+      <w:rFonts w:eastAsia="黑体"/>
       <w:color w:themeColor="text1" w:val="000000"/>
     </w:rPr>
     <w:tblPr>
@@ -14119,6 +14705,7 @@
     </w:tcPr>
     <w:tblStylePr w:type="firstRow">
       <w:rPr>
+        <w:rFonts w:eastAsia="黑体"/>
         <w:b/>
         <w:bCs/>
       </w:rPr>
@@ -14129,6 +14716,7 @@
     </w:tblStylePr>
     <w:tblStylePr w:type="lastRow">
       <w:rPr>
+        <w:rFonts w:eastAsia="黑体"/>
         <w:b/>
         <w:bCs/>
         <w:color w:themeColor="text1" w:val="000000"/>
@@ -14140,6 +14728,7 @@
     </w:tblStylePr>
     <w:tblStylePr w:type="firstCol">
       <w:rPr>
+        <w:rFonts w:eastAsia="黑体"/>
         <w:color w:themeColor="background1" w:val="FFFFFF"/>
       </w:rPr>
       <w:tblPr/>
@@ -14149,6 +14738,7 @@
     </w:tblStylePr>
     <w:tblStylePr w:type="lastCol">
       <w:rPr>
+        <w:rFonts w:eastAsia="黑体"/>
         <w:color w:themeColor="background1" w:val="FFFFFF"/>
       </w:rPr>
       <w:tblPr/>
@@ -14178,6 +14768,7 @@
       <w:spacing w:after="0" w:line="240" w:lineRule="auto"/>
     </w:pPr>
     <w:rPr>
+      <w:rFonts w:eastAsia="黑体"/>
       <w:color w:themeColor="text1" w:val="000000"/>
     </w:rPr>
     <w:tblPr>
@@ -14199,6 +14790,7 @@
     </w:tcPr>
     <w:tblStylePr w:type="firstRow">
       <w:rPr>
+        <w:rFonts w:eastAsia="黑体"/>
         <w:b/>
         <w:bCs/>
       </w:rPr>
@@ -14209,6 +14801,7 @@
     </w:tblStylePr>
     <w:tblStylePr w:type="lastRow">
       <w:rPr>
+        <w:rFonts w:eastAsia="黑体"/>
         <w:b/>
         <w:bCs/>
         <w:color w:themeColor="text1" w:val="000000"/>
@@ -14220,6 +14813,7 @@
     </w:tblStylePr>
     <w:tblStylePr w:type="firstCol">
       <w:rPr>
+        <w:rFonts w:eastAsia="黑体"/>
         <w:color w:themeColor="background1" w:val="FFFFFF"/>
       </w:rPr>
       <w:tblPr/>
@@ -14229,6 +14823,7 @@
     </w:tblStylePr>
     <w:tblStylePr w:type="lastCol">
       <w:rPr>
+        <w:rFonts w:eastAsia="黑体"/>
         <w:color w:themeColor="background1" w:val="FFFFFF"/>
       </w:rPr>
       <w:tblPr/>
@@ -14258,6 +14853,7 @@
       <w:spacing w:after="0" w:line="240" w:lineRule="auto"/>
     </w:pPr>
     <w:rPr>
+      <w:rFonts w:eastAsia="黑体"/>
       <w:color w:themeColor="text1" w:val="000000"/>
     </w:rPr>
     <w:tblPr>
@@ -14279,6 +14875,7 @@
     </w:tcPr>
     <w:tblStylePr w:type="firstRow">
       <w:rPr>
+        <w:rFonts w:eastAsia="黑体"/>
         <w:b/>
         <w:bCs/>
       </w:rPr>
@@ -14289,6 +14886,7 @@
     </w:tblStylePr>
     <w:tblStylePr w:type="lastRow">
       <w:rPr>
+        <w:rFonts w:eastAsia="黑体"/>
         <w:b/>
         <w:bCs/>
         <w:color w:themeColor="text1" w:val="000000"/>
@@ -14300,6 +14898,7 @@
     </w:tblStylePr>
     <w:tblStylePr w:type="firstCol">
       <w:rPr>
+        <w:rFonts w:eastAsia="黑体"/>
         <w:color w:themeColor="background1" w:val="FFFFFF"/>
       </w:rPr>
       <w:tblPr/>
@@ -14309,6 +14908,7 @@
     </w:tblStylePr>
     <w:tblStylePr w:type="lastCol">
       <w:rPr>
+        <w:rFonts w:eastAsia="黑体"/>
         <w:color w:themeColor="background1" w:val="FFFFFF"/>
       </w:rPr>
       <w:tblPr/>
@@ -14338,6 +14938,7 @@
       <w:spacing w:after="0" w:line="240" w:lineRule="auto"/>
     </w:pPr>
     <w:rPr>
+      <w:rFonts w:eastAsia="黑体"/>
       <w:color w:themeColor="text1" w:val="000000"/>
     </w:rPr>
     <w:tblPr>
@@ -14359,6 +14960,7 @@
     </w:tcPr>
     <w:tblStylePr w:type="firstRow">
       <w:rPr>
+        <w:rFonts w:eastAsia="黑体"/>
         <w:b/>
         <w:bCs/>
       </w:rPr>
@@ -14369,6 +14971,7 @@
     </w:tblStylePr>
     <w:tblStylePr w:type="lastRow">
       <w:rPr>
+        <w:rFonts w:eastAsia="黑体"/>
         <w:b/>
         <w:bCs/>
         <w:color w:themeColor="text1" w:val="000000"/>
@@ -14380,6 +14983,7 @@
     </w:tblStylePr>
     <w:tblStylePr w:type="firstCol">
       <w:rPr>
+        <w:rFonts w:eastAsia="黑体"/>
         <w:color w:themeColor="background1" w:val="FFFFFF"/>
       </w:rPr>
       <w:tblPr/>
@@ -14389,6 +14993,7 @@
     </w:tblStylePr>
     <w:tblStylePr w:type="lastCol">
       <w:rPr>
+        <w:rFonts w:eastAsia="黑体"/>
         <w:color w:themeColor="background1" w:val="FFFFFF"/>
       </w:rPr>
       <w:tblPr/>
@@ -14418,6 +15023,7 @@
       <w:spacing w:after="0" w:line="240" w:lineRule="auto"/>
     </w:pPr>
     <w:rPr>
+      <w:rFonts w:eastAsia="黑体"/>
       <w:color w:themeColor="text1" w:val="000000"/>
     </w:rPr>
     <w:tblPr>
@@ -14439,6 +15045,7 @@
     </w:tcPr>
     <w:tblStylePr w:type="firstRow">
       <w:rPr>
+        <w:rFonts w:eastAsia="黑体"/>
         <w:b/>
         <w:bCs/>
       </w:rPr>
@@ -14449,6 +15056,7 @@
     </w:tblStylePr>
     <w:tblStylePr w:type="lastRow">
       <w:rPr>
+        <w:rFonts w:eastAsia="黑体"/>
         <w:b/>
         <w:bCs/>
         <w:color w:themeColor="text1" w:val="000000"/>
@@ -14460,6 +15068,7 @@
     </w:tblStylePr>
     <w:tblStylePr w:type="firstCol">
       <w:rPr>
+        <w:rFonts w:eastAsia="黑体"/>
         <w:color w:themeColor="background1" w:val="FFFFFF"/>
       </w:rPr>
       <w:tblPr/>
@@ -14469,6 +15078,7 @@
     </w:tblStylePr>
     <w:tblStylePr w:type="lastCol">
       <w:rPr>
+        <w:rFonts w:eastAsia="黑体"/>
         <w:color w:themeColor="background1" w:val="FFFFFF"/>
       </w:rPr>
       <w:tblPr/>
@@ -14498,6 +15108,7 @@
       <w:spacing w:after="0" w:line="240" w:lineRule="auto"/>
     </w:pPr>
     <w:rPr>
+      <w:rFonts w:eastAsia="黑体"/>
       <w:color w:themeColor="text1" w:val="000000"/>
     </w:rPr>
     <w:tblPr>
@@ -14519,6 +15130,7 @@
     </w:tcPr>
     <w:tblStylePr w:type="firstRow">
       <w:rPr>
+        <w:rFonts w:eastAsia="黑体"/>
         <w:b/>
         <w:bCs/>
       </w:rPr>
@@ -14529,6 +15141,7 @@
     </w:tblStylePr>
     <w:tblStylePr w:type="lastRow">
       <w:rPr>
+        <w:rFonts w:eastAsia="黑体"/>
         <w:b/>
         <w:bCs/>
         <w:color w:themeColor="text1" w:val="000000"/>
@@ -14540,6 +15153,7 @@
     </w:tblStylePr>
     <w:tblStylePr w:type="firstCol">
       <w:rPr>
+        <w:rFonts w:eastAsia="黑体"/>
         <w:color w:themeColor="background1" w:val="FFFFFF"/>
       </w:rPr>
       <w:tblPr/>
@@ -14549,6 +15163,7 @@
     </w:tblStylePr>
     <w:tblStylePr w:type="lastCol">
       <w:rPr>
+        <w:rFonts w:eastAsia="黑体"/>
         <w:color w:themeColor="background1" w:val="FFFFFF"/>
       </w:rPr>
       <w:tblPr/>
@@ -14578,6 +15193,7 @@
       <w:spacing w:after="0" w:line="240" w:lineRule="auto"/>
     </w:pPr>
     <w:rPr>
+      <w:rFonts w:eastAsia="黑体"/>
       <w:color w:themeColor="text1" w:val="000000"/>
     </w:rPr>
     <w:tblPr>
@@ -14599,6 +15215,7 @@
     </w:tcPr>
     <w:tblStylePr w:type="firstRow">
       <w:rPr>
+        <w:rFonts w:eastAsia="黑体"/>
         <w:b/>
         <w:bCs/>
       </w:rPr>
@@ -14609,6 +15226,7 @@
     </w:tblStylePr>
     <w:tblStylePr w:type="lastRow">
       <w:rPr>
+        <w:rFonts w:eastAsia="黑体"/>
         <w:b/>
         <w:bCs/>
         <w:color w:themeColor="text1" w:val="000000"/>
@@ -14620,6 +15238,7 @@
     </w:tblStylePr>
     <w:tblStylePr w:type="firstCol">
       <w:rPr>
+        <w:rFonts w:eastAsia="黑体"/>
         <w:color w:themeColor="background1" w:val="FFFFFF"/>
       </w:rPr>
       <w:tblPr/>
@@ -14629,6 +15248,7 @@
     </w:tblStylePr>
     <w:tblStylePr w:type="lastCol">
       <w:rPr>
+        <w:rFonts w:eastAsia="黑体"/>
         <w:color w:themeColor="background1" w:val="FFFFFF"/>
       </w:rPr>
       <w:tblPr/>
@@ -14661,6 +15281,7 @@
     <w:name w:val="KeywordTok"/>
     <w:basedOn w:val="VerbatimChar"/>
     <w:rPr>
+      <w:rFonts w:eastAsia="黑体"/>
       <w:b/>
       <w:color w:val="007020"/>
     </w:rPr>
@@ -14669,6 +15290,7 @@
     <w:name w:val="DataTypeTok"/>
     <w:basedOn w:val="VerbatimChar"/>
     <w:rPr>
+      <w:rFonts w:eastAsia="黑体"/>
       <w:color w:val="902000"/>
     </w:rPr>
   </w:style>
@@ -14676,6 +15298,7 @@
     <w:name w:val="DecValTok"/>
     <w:basedOn w:val="VerbatimChar"/>
     <w:rPr>
+      <w:rFonts w:eastAsia="黑体"/>
       <w:color w:val="40a070"/>
     </w:rPr>
   </w:style>
@@ -14683,6 +15306,7 @@
     <w:name w:val="BaseNTok"/>
     <w:basedOn w:val="VerbatimChar"/>
     <w:rPr>
+      <w:rFonts w:eastAsia="黑体"/>
       <w:color w:val="40a070"/>
     </w:rPr>
   </w:style>
@@ -14690,6 +15314,7 @@
     <w:name w:val="FloatTok"/>
     <w:basedOn w:val="VerbatimChar"/>
     <w:rPr>
+      <w:rFonts w:eastAsia="黑体"/>
       <w:color w:val="40a070"/>
     </w:rPr>
   </w:style>
@@ -14697,6 +15322,7 @@
     <w:name w:val="ConstantTok"/>
     <w:basedOn w:val="VerbatimChar"/>
     <w:rPr>
+      <w:rFonts w:eastAsia="黑体"/>
       <w:color w:val="880000"/>
     </w:rPr>
   </w:style>
@@ -14704,6 +15330,7 @@
     <w:name w:val="CharTok"/>
     <w:basedOn w:val="VerbatimChar"/>
     <w:rPr>
+      <w:rFonts w:eastAsia="黑体"/>
       <w:color w:val="4070a0"/>
     </w:rPr>
   </w:style>
@@ -14711,6 +15338,7 @@
     <w:name w:val="SpecialCharTok"/>
     <w:basedOn w:val="VerbatimChar"/>
     <w:rPr>
+      <w:rFonts w:eastAsia="黑体"/>
       <w:color w:val="4070a0"/>
     </w:rPr>
   </w:style>
@@ -14718,6 +15346,7 @@
     <w:name w:val="StringTok"/>
     <w:basedOn w:val="VerbatimChar"/>
     <w:rPr>
+      <w:rFonts w:eastAsia="黑体"/>
       <w:color w:val="4070a0"/>
     </w:rPr>
   </w:style>
@@ -14725,6 +15354,7 @@
     <w:name w:val="VerbatimStringTok"/>
     <w:basedOn w:val="VerbatimChar"/>
     <w:rPr>
+      <w:rFonts w:eastAsia="黑体"/>
       <w:color w:val="4070a0"/>
     </w:rPr>
   </w:style>
@@ -14732,6 +15362,7 @@
     <w:name w:val="SpecialStringTok"/>
     <w:basedOn w:val="VerbatimChar"/>
     <w:rPr>
+      <w:rFonts w:eastAsia="黑体"/>
       <w:color w:val="bb6688"/>
     </w:rPr>
   </w:style>
@@ -14739,6 +15370,7 @@
     <w:name w:val="ImportTok"/>
     <w:basedOn w:val="VerbatimChar"/>
     <w:rPr>
+      <w:rFonts w:eastAsia="黑体"/>
       <w:b/>
       <w:color w:val="008000"/>
     </w:rPr>
@@ -14747,6 +15379,7 @@
     <w:name w:val="CommentTok"/>
     <w:basedOn w:val="VerbatimChar"/>
     <w:rPr>
+      <w:rFonts w:eastAsia="黑体"/>
       <w:i/>
       <w:color w:val="60a0b0"/>
     </w:rPr>
@@ -14755,6 +15388,7 @@
     <w:name w:val="DocumentationTok"/>
     <w:basedOn w:val="VerbatimChar"/>
     <w:rPr>
+      <w:rFonts w:eastAsia="黑体"/>
       <w:i/>
       <w:color w:val="ba2121"/>
     </w:rPr>
@@ -14763,6 +15397,7 @@
     <w:name w:val="AnnotationTok"/>
     <w:basedOn w:val="VerbatimChar"/>
     <w:rPr>
+      <w:rFonts w:eastAsia="黑体"/>
       <w:b/>
       <w:i/>
       <w:color w:val="60a0b0"/>
@@ -14772,6 +15407,7 @@
     <w:name w:val="CommentVarTok"/>
     <w:basedOn w:val="VerbatimChar"/>
     <w:rPr>
+      <w:rFonts w:eastAsia="黑体"/>
       <w:b/>
       <w:i/>
       <w:color w:val="60a0b0"/>
@@ -14781,6 +15417,7 @@
     <w:name w:val="OtherTok"/>
     <w:basedOn w:val="VerbatimChar"/>
     <w:rPr>
+      <w:rFonts w:eastAsia="黑体"/>
       <w:color w:val="007020"/>
     </w:rPr>
   </w:style>
@@ -14788,6 +15425,7 @@
     <w:name w:val="FunctionTok"/>
     <w:basedOn w:val="VerbatimChar"/>
     <w:rPr>
+      <w:rFonts w:eastAsia="黑体"/>
       <w:color w:val="06287e"/>
     </w:rPr>
   </w:style>
@@ -14795,6 +15433,7 @@
     <w:name w:val="VariableTok"/>
     <w:basedOn w:val="VerbatimChar"/>
     <w:rPr>
+      <w:rFonts w:eastAsia="黑体"/>
       <w:color w:val="19177c"/>
     </w:rPr>
   </w:style>
@@ -14802,6 +15441,7 @@
     <w:name w:val="ControlFlowTok"/>
     <w:basedOn w:val="VerbatimChar"/>
     <w:rPr>
+      <w:rFonts w:eastAsia="黑体"/>
       <w:b/>
       <w:color w:val="007020"/>
     </w:rPr>
@@ -14810,6 +15450,7 @@
     <w:name w:val="OperatorTok"/>
     <w:basedOn w:val="VerbatimChar"/>
     <w:rPr>
+      <w:rFonts w:eastAsia="黑体"/>
       <w:color w:val="666666"/>
     </w:rPr>
   </w:style>
@@ -14817,18 +15458,22 @@
     <w:name w:val="BuiltInTok"/>
     <w:basedOn w:val="VerbatimChar"/>
     <w:rPr>
+      <w:rFonts w:eastAsia="黑体"/>
       <w:color w:val="008000"/>
     </w:rPr>
   </w:style>
   <w:style w:type="character" w:customStyle="1" w:styleId="ExtensionTok">
     <w:name w:val="ExtensionTok"/>
     <w:basedOn w:val="VerbatimChar"/>
-    <w:rPr/>
+    <w:rPr>
+      <w:rFonts w:eastAsia="黑体"/>
+    </w:rPr>
   </w:style>
   <w:style w:type="character" w:customStyle="1" w:styleId="PreprocessorTok">
     <w:name w:val="PreprocessorTok"/>
     <w:basedOn w:val="VerbatimChar"/>
     <w:rPr>
+      <w:rFonts w:eastAsia="黑体"/>
       <w:color w:val="bc7a00"/>
     </w:rPr>
   </w:style>
@@ -14836,18 +15481,22 @@
     <w:name w:val="AttributeTok"/>
     <w:basedOn w:val="VerbatimChar"/>
     <w:rPr>
+      <w:rFonts w:eastAsia="黑体"/>
       <w:color w:val="7d9029"/>
     </w:rPr>
   </w:style>
   <w:style w:type="character" w:customStyle="1" w:styleId="RegionMarkerTok">
     <w:name w:val="RegionMarkerTok"/>
     <w:basedOn w:val="VerbatimChar"/>
-    <w:rPr/>
+    <w:rPr>
+      <w:rFonts w:eastAsia="黑体"/>
+    </w:rPr>
   </w:style>
   <w:style w:type="character" w:customStyle="1" w:styleId="InformationTok">
     <w:name w:val="InformationTok"/>
     <w:basedOn w:val="VerbatimChar"/>
     <w:rPr>
+      <w:rFonts w:eastAsia="黑体"/>
       <w:b/>
       <w:i/>
       <w:color w:val="60a0b0"/>
@@ -14857,6 +15506,7 @@
     <w:name w:val="WarningTok"/>
     <w:basedOn w:val="VerbatimChar"/>
     <w:rPr>
+      <w:rFonts w:eastAsia="黑体"/>
       <w:b/>
       <w:i/>
       <w:color w:val="60a0b0"/>
@@ -14866,6 +15516,7 @@
     <w:name w:val="AlertTok"/>
     <w:basedOn w:val="VerbatimChar"/>
     <w:rPr>
+      <w:rFonts w:eastAsia="黑体"/>
       <w:b/>
       <w:color w:val="ff0000"/>
     </w:rPr>
@@ -14874,6 +15525,7 @@
     <w:name w:val="ErrorTok"/>
     <w:basedOn w:val="VerbatimChar"/>
     <w:rPr>
+      <w:rFonts w:eastAsia="黑体"/>
       <w:b/>
       <w:color w:val="ff0000"/>
     </w:rPr>
@@ -14881,7 +15533,9 @@
   <w:style w:type="character" w:customStyle="1" w:styleId="NormalTok">
     <w:name w:val="NormalTok"/>
     <w:basedOn w:val="VerbatimChar"/>
-    <w:rPr/>
+    <w:rPr>
+      <w:rFonts w:eastAsia="黑体"/>
+    </w:rPr>
   </w:style>
 </w:styles>
 </file>
@@ -14930,12 +15584,12 @@
     <a:fontScheme name="Office">
       <a:majorFont>
         <a:latin typeface="Calibri"/>
-        <a:ea typeface=""/>
+        <a:ea typeface="黑体"/>
         <a:cs typeface=""/>
         <a:font script="Jpan" typeface="ＭＳ ゴシック"/>
         <a:font script="Hang" typeface="맑은 고딕"/>
-        <a:font script="Hans" typeface="宋体"/>
-        <a:font script="Hant" typeface="新細明體"/>
+        <a:font script="Hans" typeface="黑体"/>
+        <a:font script="Hant" typeface="黑体"/>
         <a:font script="Arab" typeface="Times New Roman"/>
         <a:font script="Hebr" typeface="Times New Roman"/>
         <a:font script="Thai" typeface="Angsana New"/>
@@ -14965,12 +15619,12 @@
       </a:majorFont>
       <a:minorFont>
         <a:latin typeface="Cambria"/>
-        <a:ea typeface=""/>
+        <a:ea typeface="黑体"/>
         <a:cs typeface=""/>
         <a:font script="Jpan" typeface="ＭＳ 明朝"/>
         <a:font script="Hang" typeface="맑은 고딕"/>
-        <a:font script="Hans" typeface="宋体"/>
-        <a:font script="Hant" typeface="新細明體"/>
+        <a:font script="Hans" typeface="黑体"/>
+        <a:font script="Hant" typeface="黑体"/>
         <a:font script="Arab" typeface="Arial"/>
         <a:font script="Hebr" typeface="Arial"/>
         <a:font script="Thai" typeface="Cordia New"/>

--- a/01-电源电路/03-整流滤波电路/全波整流电路/全波整流电路.docx
+++ b/01-电源电路/03-整流滤波电路/全波整流电路/全波整流电路.docx
@@ -2513,7 +2513,7 @@
           <w:color w:val="555555"/>
           <w:sz w:val="21"/>
         </w:rPr>
-        <w:t>材料收集者：杜文杰，WX手机：19519196569，QQ:3478827729</w:t>
+        <w:t>材料收集者：杜文杰，微信/手机：19519196569，QQ:3478827729</w:t>
       </w:r>
     </w:p>
     <w:sectPr>
